--- a/02-放大电路/01-运算放大电路/跨阻放大电路TIA/跨阻放大电路TIA.docx
+++ b/02-放大电路/01-运算放大电路/跨阻放大电路TIA/跨阻放大电路TIA.docx
@@ -2714,6 +2714,20 @@
     </w:p>
     <w:bookmarkEnd w:id="26"/>
     <w:bookmarkEnd w:id="27"/>
+    <w:p>
+      <w:pPr>
+        <w:spacing w:before="360"/>
+        <w:jc w:val="center"/>
+      </w:pPr>
+      <w:r>
+        <w:rPr>
+          <w:rFonts w:ascii="Times New Roman" w:hAnsi="Times New Roman"/>
+          <w:color w:val="555555"/>
+          <w:sz w:val="21"/>
+        </w:rPr>
+        <w:t>材料收集者：杜文杰</w:t>
+      </w:r>
+    </w:p>
     <w:sectPr>
       <w:headerReference r:id="rId9" w:type="default"/>
       <w:footerReference r:id="rId10" w:type="default"/>

--- a/02-放大电路/01-运算放大电路/跨阻放大电路TIA/跨阻放大电路TIA.docx
+++ b/02-放大电路/01-运算放大电路/跨阻放大电路TIA/跨阻放大电路TIA.docx
@@ -1,6 +1,6 @@
 
 <file path=word/document.xml><?xml version="1.0" encoding="utf-8"?>
-<w:document xmlns:w="http://schemas.openxmlformats.org/wordprocessingml/2006/main" xmlns:m="http://schemas.openxmlformats.org/officeDocument/2006/math" xmlns:r="http://schemas.openxmlformats.org/officeDocument/2006/relationships" xmlns:o="urn:schemas-microsoft-com:office:office" xmlns:v="urn:schemas-microsoft-com:vml" xmlns:w10="urn:schemas-microsoft-com:office:word" xmlns:a="http://schemas.openxmlformats.org/drawingml/2006/main" xmlns:pic="http://schemas.openxmlformats.org/drawingml/2006/picture" xmlns:wp="http://schemas.openxmlformats.org/drawingml/2006/wordprocessingDrawing">
+<w:document xmlns:m="http://schemas.openxmlformats.org/officeDocument/2006/math" xmlns:r="http://schemas.openxmlformats.org/officeDocument/2006/relationships" xmlns:w="http://schemas.openxmlformats.org/wordprocessingml/2006/main" xmlns:o="urn:schemas-microsoft-com:office:office" xmlns:v="urn:schemas-microsoft-com:vml" xmlns:w10="urn:schemas-microsoft-com:office:word" xmlns:a="http://schemas.openxmlformats.org/drawingml/2006/main" xmlns:pic="http://schemas.openxmlformats.org/drawingml/2006/picture" xmlns:wp="http://schemas.openxmlformats.org/drawingml/2006/wordprocessingDrawing">
   <w:body>
     <w:bookmarkStart w:id="27" w:name="跨阻放大电路-tia"/>
     <w:p>
@@ -9,11 +9,14 @@
       </w:pPr>
       <w:r>
         <w:rPr>
-          <w:rFonts w:hint="eastAsia"/>
+          <w:rFonts w:hint="eastAsia" w:eastAsia="黑体"/>
         </w:rPr>
         <w:t xml:space="preserve">跨阻放大电路</w:t>
       </w:r>
       <w:r>
+        <w:rPr>
+          <w:rFonts w:eastAsia="黑体"/>
+        </w:rPr>
         <w:t xml:space="preserve"> TIA</w:t>
       </w:r>
     </w:p>
@@ -24,7 +27,7 @@
       </w:pPr>
       <w:r>
         <w:rPr>
-          <w:rFonts w:hint="eastAsia"/>
+          <w:rFonts w:hint="eastAsia" w:eastAsia="黑体"/>
         </w:rPr>
         <w:t xml:space="preserve">拓扑描述</w:t>
       </w:r>
@@ -35,16 +38,19 @@
       </w:pPr>
       <w:r>
         <w:rPr>
-          <w:rFonts w:hint="eastAsia"/>
+          <w:rFonts w:hint="eastAsia" w:eastAsia="黑体"/>
         </w:rPr>
         <w:t xml:space="preserve">由</w:t>
       </w:r>
       <w:r>
+        <w:rPr>
+          <w:rFonts w:eastAsia="黑体"/>
+        </w:rPr>
         <w:t xml:space="preserve"> </w:t>
       </w:r>
       <w:r>
         <w:rPr>
-          <w:rFonts w:hint="eastAsia"/>
+          <w:rFonts w:hint="eastAsia" w:eastAsia="黑体"/>
           <w:b/>
           <w:bCs/>
         </w:rPr>
@@ -52,17 +58,21 @@
       </w:r>
       <w:r>
         <w:rPr>
+          <w:rFonts w:eastAsia="黑体"/>
           <w:b/>
           <w:bCs/>
         </w:rPr>
         <w:t xml:space="preserve"> A1</w:t>
       </w:r>
       <w:r>
+        <w:rPr>
+          <w:rFonts w:eastAsia="黑体"/>
+        </w:rPr>
         <w:t xml:space="preserve">、</w:t>
       </w:r>
       <w:r>
         <w:rPr>
-          <w:rFonts w:hint="eastAsia"/>
+          <w:rFonts w:hint="eastAsia" w:eastAsia="黑体"/>
           <w:b/>
           <w:bCs/>
         </w:rPr>
@@ -70,6 +80,7 @@
       </w:r>
       <w:r>
         <w:rPr>
+          <w:rFonts w:eastAsia="黑体"/>
           <w:b/>
           <w:bCs/>
         </w:rPr>
@@ -90,20 +101,26 @@
         </m:sSub>
       </m:oMath>
       <w:r>
+        <w:rPr>
+          <w:rFonts w:eastAsia="黑体"/>
+        </w:rPr>
         <w:t xml:space="preserve"> </w:t>
       </w:r>
       <w:r>
         <w:rPr>
-          <w:rFonts w:hint="eastAsia"/>
+          <w:rFonts w:hint="eastAsia" w:eastAsia="黑体"/>
         </w:rPr>
         <w:t xml:space="preserve">与</w:t>
       </w:r>
       <w:r>
+        <w:rPr>
+          <w:rFonts w:eastAsia="黑体"/>
+        </w:rPr>
         <w:t xml:space="preserve"> </w:t>
       </w:r>
       <w:r>
         <w:rPr>
-          <w:rFonts w:hint="eastAsia"/>
+          <w:rFonts w:hint="eastAsia" w:eastAsia="黑体"/>
           <w:b/>
           <w:bCs/>
         </w:rPr>
@@ -111,6 +128,7 @@
       </w:r>
       <w:r>
         <w:rPr>
+          <w:rFonts w:eastAsia="黑体"/>
           <w:b/>
           <w:bCs/>
         </w:rPr>
@@ -132,7 +150,7 @@
       </m:oMath>
       <w:r>
         <w:rPr>
-          <w:rFonts w:hint="eastAsia"/>
+          <w:rFonts w:hint="eastAsia" w:eastAsia="黑体"/>
         </w:rPr>
         <w:t xml:space="preserve">（</w:t>
       </w:r>
@@ -151,15 +169,21 @@
         </m:sSub>
       </m:oMath>
       <w:r>
+        <w:rPr>
+          <w:rFonts w:eastAsia="黑体"/>
+        </w:rPr>
         <w:t xml:space="preserve"> </w:t>
       </w:r>
       <w:r>
         <w:rPr>
-          <w:rFonts w:hint="eastAsia"/>
+          <w:rFonts w:hint="eastAsia" w:eastAsia="黑体"/>
         </w:rPr>
         <w:t xml:space="preserve">与</w:t>
       </w:r>
       <w:r>
+        <w:rPr>
+          <w:rFonts w:eastAsia="黑体"/>
+        </w:rPr>
         <w:t xml:space="preserve"> </w:t>
       </w:r>
       <m:oMath>
@@ -177,17 +201,20 @@
         </m:sSub>
       </m:oMath>
       <w:r>
+        <w:rPr>
+          <w:rFonts w:eastAsia="黑体"/>
+        </w:rPr>
         <w:t xml:space="preserve"> </w:t>
       </w:r>
       <w:r>
         <w:rPr>
-          <w:rFonts w:hint="eastAsia"/>
+          <w:rFonts w:hint="eastAsia" w:eastAsia="黑体"/>
         </w:rPr>
         <w:t xml:space="preserve">并联）组成。电路关键节点：</w:t>
       </w:r>
       <w:r>
         <w:rPr>
-          <w:rFonts w:hint="eastAsia"/>
+          <w:rFonts w:hint="eastAsia" w:eastAsia="黑体"/>
           <w:b/>
           <w:bCs/>
         </w:rPr>
@@ -195,11 +222,14 @@
       </w:r>
       <w:r>
         <w:rPr>
-          <w:rFonts w:hint="eastAsia"/>
+          <w:rFonts w:hint="eastAsia" w:eastAsia="黑体"/>
         </w:rPr>
         <w:t xml:space="preserve">（电流源</w:t>
       </w:r>
       <w:r>
+        <w:rPr>
+          <w:rFonts w:eastAsia="黑体"/>
+        </w:rPr>
         <w:t xml:space="preserve"> </w:t>
       </w:r>
       <m:oMath>
@@ -220,11 +250,14 @@
         </m:sSub>
       </m:oMath>
       <w:r>
+        <w:rPr>
+          <w:rFonts w:eastAsia="黑体"/>
+        </w:rPr>
         <w:t xml:space="preserve"> </w:t>
       </w:r>
       <w:r>
         <w:rPr>
-          <w:rFonts w:hint="eastAsia"/>
+          <w:rFonts w:hint="eastAsia" w:eastAsia="黑体"/>
         </w:rPr>
         <w:t xml:space="preserve">的输出端、</w:t>
       </w:r>
@@ -243,11 +276,14 @@
         </m:sSub>
       </m:oMath>
       <w:r>
+        <w:rPr>
+          <w:rFonts w:eastAsia="黑体"/>
+        </w:rPr>
         <w:t xml:space="preserve"> </w:t>
       </w:r>
       <w:r>
         <w:rPr>
-          <w:rFonts w:hint="eastAsia"/>
+          <w:rFonts w:hint="eastAsia" w:eastAsia="黑体"/>
         </w:rPr>
         <w:t xml:space="preserve">左端、</w:t>
       </w:r>
@@ -266,35 +302,44 @@
         </m:sSub>
       </m:oMath>
       <w:r>
+        <w:rPr>
+          <w:rFonts w:eastAsia="黑体"/>
+        </w:rPr>
         <w:t xml:space="preserve"> </w:t>
       </w:r>
       <w:r>
         <w:rPr>
-          <w:rFonts w:hint="eastAsia"/>
+          <w:rFonts w:hint="eastAsia" w:eastAsia="黑体"/>
         </w:rPr>
         <w:t xml:space="preserve">左端、A1</w:t>
       </w:r>
       <w:r>
+        <w:rPr>
+          <w:rFonts w:eastAsia="黑体"/>
+        </w:rPr>
         <w:t xml:space="preserve"> </w:t>
       </w:r>
       <w:r>
         <w:rPr>
-          <w:rFonts w:hint="eastAsia"/>
+          <w:rFonts w:hint="eastAsia" w:eastAsia="黑体"/>
         </w:rPr>
         <w:t xml:space="preserve">的</w:t>
       </w:r>
       <w:r>
+        <w:rPr>
+          <w:rFonts w:eastAsia="黑体"/>
+        </w:rPr>
         <w:t xml:space="preserve"> IN− </w:t>
       </w:r>
       <w:r>
         <w:rPr>
-          <w:rFonts w:hint="eastAsia"/>
+          <w:rFonts w:hint="eastAsia" w:eastAsia="黑体"/>
         </w:rPr>
         <w:t xml:space="preserve">相连）；</w:t>
       </w:r>
       <w:r>
         <w:rPr>
-          <w:rFonts w:hint="eastAsia"/>
+          <w:rFonts w:hint="eastAsia" w:eastAsia="黑体"/>
           <w:b/>
           <w:bCs/>
         </w:rPr>
@@ -302,40 +347,49 @@
       </w:r>
       <w:r>
         <w:rPr>
-          <w:rFonts w:hint="eastAsia"/>
+          <w:rFonts w:hint="eastAsia" w:eastAsia="黑体"/>
         </w:rPr>
         <w:t xml:space="preserve">（A1</w:t>
       </w:r>
       <w:r>
+        <w:rPr>
+          <w:rFonts w:eastAsia="黑体"/>
+        </w:rPr>
         <w:t xml:space="preserve"> </w:t>
       </w:r>
       <w:r>
         <w:rPr>
-          <w:rFonts w:hint="eastAsia"/>
+          <w:rFonts w:hint="eastAsia" w:eastAsia="黑体"/>
         </w:rPr>
         <w:t xml:space="preserve">的</w:t>
       </w:r>
       <w:r>
+        <w:rPr>
+          <w:rFonts w:eastAsia="黑体"/>
+        </w:rPr>
         <w:t xml:space="preserve"> IN+ </w:t>
       </w:r>
       <w:r>
         <w:rPr>
-          <w:rFonts w:hint="eastAsia"/>
+          <w:rFonts w:hint="eastAsia" w:eastAsia="黑体"/>
         </w:rPr>
         <w:t xml:space="preserve">直接接地</w:t>
       </w:r>
       <w:r>
+        <w:rPr>
+          <w:rFonts w:eastAsia="黑体"/>
+        </w:rPr>
         <w:t xml:space="preserve"> </w:t>
       </w:r>
       <w:r>
         <w:rPr>
-          <w:rFonts w:hint="eastAsia"/>
+          <w:rFonts w:hint="eastAsia" w:eastAsia="黑体"/>
         </w:rPr>
         <w:t xml:space="preserve">GND）；</w:t>
       </w:r>
       <w:r>
         <w:rPr>
-          <w:rFonts w:hint="eastAsia"/>
+          <w:rFonts w:hint="eastAsia" w:eastAsia="黑体"/>
           <w:b/>
           <w:bCs/>
         </w:rPr>
@@ -343,20 +397,26 @@
       </w:r>
       <w:r>
         <w:rPr>
-          <w:rFonts w:hint="eastAsia"/>
+          <w:rFonts w:hint="eastAsia" w:eastAsia="黑体"/>
         </w:rPr>
         <w:t xml:space="preserve">（A1</w:t>
       </w:r>
       <w:r>
+        <w:rPr>
+          <w:rFonts w:eastAsia="黑体"/>
+        </w:rPr>
         <w:t xml:space="preserve"> </w:t>
       </w:r>
       <w:r>
         <w:rPr>
-          <w:rFonts w:hint="eastAsia"/>
+          <w:rFonts w:hint="eastAsia" w:eastAsia="黑体"/>
         </w:rPr>
         <w:t xml:space="preserve">的</w:t>
       </w:r>
       <w:r>
+        <w:rPr>
+          <w:rFonts w:eastAsia="黑体"/>
+        </w:rPr>
         <w:t xml:space="preserve"> OUT、</w:t>
       </w:r>
       <m:oMath>
@@ -374,11 +434,14 @@
         </m:sSub>
       </m:oMath>
       <w:r>
+        <w:rPr>
+          <w:rFonts w:eastAsia="黑体"/>
+        </w:rPr>
         <w:t xml:space="preserve"> </w:t>
       </w:r>
       <w:r>
         <w:rPr>
-          <w:rFonts w:hint="eastAsia"/>
+          <w:rFonts w:hint="eastAsia" w:eastAsia="黑体"/>
         </w:rPr>
         <w:t xml:space="preserve">右端、</w:t>
       </w:r>
@@ -397,15 +460,21 @@
         </m:sSub>
       </m:oMath>
       <w:r>
+        <w:rPr>
+          <w:rFonts w:eastAsia="黑体"/>
+        </w:rPr>
         <w:t xml:space="preserve"> </w:t>
       </w:r>
       <w:r>
         <w:rPr>
-          <w:rFonts w:hint="eastAsia"/>
+          <w:rFonts w:hint="eastAsia" w:eastAsia="黑体"/>
         </w:rPr>
         <w:t xml:space="preserve">右端相连，作为输出</w:t>
       </w:r>
       <w:r>
+        <w:rPr>
+          <w:rFonts w:eastAsia="黑体"/>
+        </w:rPr>
         <w:t xml:space="preserve"> </w:t>
       </w:r>
       <m:oMath>
@@ -430,7 +499,7 @@
       </m:oMath>
       <w:r>
         <w:rPr>
-          <w:rFonts w:hint="eastAsia"/>
+          <w:rFonts w:hint="eastAsia" w:eastAsia="黑体"/>
         </w:rPr>
         <w:t xml:space="preserve">）。</w:t>
       </w:r>
@@ -439,7 +508,7 @@
       <w:pPr/>
       <w:r>
         <w:rPr>
-          <w:rFonts w:hint="eastAsia"/>
+          <w:rFonts w:hint="eastAsia" w:eastAsia="黑体"/>
         </w:rPr>
         <w:t xml:space="preserve">各元件管脚连接：</w:t>
       </w:r>
@@ -458,15 +527,21 @@
         </m:sSub>
       </m:oMath>
       <w:r>
+        <w:rPr>
+          <w:rFonts w:eastAsia="黑体"/>
+        </w:rPr>
         <w:t xml:space="preserve"> </w:t>
       </w:r>
       <w:r>
         <w:rPr>
-          <w:rFonts w:hint="eastAsia"/>
+          <w:rFonts w:hint="eastAsia" w:eastAsia="黑体"/>
         </w:rPr>
         <w:t xml:space="preserve">与</w:t>
       </w:r>
       <w:r>
+        <w:rPr>
+          <w:rFonts w:eastAsia="黑体"/>
+        </w:rPr>
         <w:t xml:space="preserve"> </w:t>
       </w:r>
       <m:oMath>
@@ -484,90 +559,118 @@
         </m:sSub>
       </m:oMath>
       <w:r>
+        <w:rPr>
+          <w:rFonts w:eastAsia="黑体"/>
+        </w:rPr>
         <w:t xml:space="preserve"> </w:t>
       </w:r>
       <w:r>
         <w:rPr>
-          <w:rFonts w:hint="eastAsia"/>
+          <w:rFonts w:hint="eastAsia" w:eastAsia="黑体"/>
         </w:rPr>
         <w:t xml:space="preserve">并联，两端分别接电流输入节点与输出节点；</w:t>
       </w:r>
       <w:r>
         <w:rPr>
+          <w:rFonts w:eastAsia="黑体"/>
           <w:b/>
           <w:bCs/>
         </w:rPr>
         <w:t xml:space="preserve">A1</w:t>
       </w:r>
       <w:r>
+        <w:rPr>
+          <w:rFonts w:eastAsia="黑体"/>
+        </w:rPr>
         <w:t xml:space="preserve"> </w:t>
       </w:r>
       <w:r>
         <w:rPr>
-          <w:rFonts w:hint="eastAsia"/>
+          <w:rFonts w:hint="eastAsia" w:eastAsia="黑体"/>
         </w:rPr>
         <w:t xml:space="preserve">的</w:t>
       </w:r>
       <w:r>
+        <w:rPr>
+          <w:rFonts w:eastAsia="黑体"/>
+        </w:rPr>
         <w:t xml:space="preserve"> IN− </w:t>
       </w:r>
       <w:r>
         <w:rPr>
-          <w:rFonts w:hint="eastAsia"/>
+          <w:rFonts w:hint="eastAsia" w:eastAsia="黑体"/>
         </w:rPr>
         <w:t xml:space="preserve">接电流输入节点、IN+</w:t>
       </w:r>
       <w:r>
+        <w:rPr>
+          <w:rFonts w:eastAsia="黑体"/>
+        </w:rPr>
         <w:t xml:space="preserve"> </w:t>
       </w:r>
       <w:r>
         <w:rPr>
-          <w:rFonts w:hint="eastAsia"/>
+          <w:rFonts w:hint="eastAsia" w:eastAsia="黑体"/>
         </w:rPr>
         <w:t xml:space="preserve">接地</w:t>
       </w:r>
       <w:r>
+        <w:rPr>
+          <w:rFonts w:eastAsia="黑体"/>
+        </w:rPr>
         <w:t xml:space="preserve"> GND、OUT </w:t>
       </w:r>
       <w:r>
         <w:rPr>
-          <w:rFonts w:hint="eastAsia"/>
+          <w:rFonts w:hint="eastAsia" w:eastAsia="黑体"/>
         </w:rPr>
         <w:t xml:space="preserve">接输出节点、V+</w:t>
       </w:r>
       <w:r>
+        <w:rPr>
+          <w:rFonts w:eastAsia="黑体"/>
+        </w:rPr>
         <w:t xml:space="preserve"> </w:t>
       </w:r>
       <w:r>
         <w:rPr>
-          <w:rFonts w:hint="eastAsia"/>
+          <w:rFonts w:hint="eastAsia" w:eastAsia="黑体"/>
         </w:rPr>
         <w:t xml:space="preserve">接</w:t>
       </w:r>
       <w:r>
+        <w:rPr>
+          <w:rFonts w:eastAsia="黑体"/>
+        </w:rPr>
         <w:t xml:space="preserve"> +VCC、V− </w:t>
       </w:r>
       <w:r>
         <w:rPr>
-          <w:rFonts w:hint="eastAsia"/>
+          <w:rFonts w:hint="eastAsia" w:eastAsia="黑体"/>
         </w:rPr>
         <w:t xml:space="preserve">接</w:t>
       </w:r>
       <w:r>
+        <w:rPr>
+          <w:rFonts w:eastAsia="黑体"/>
+        </w:rPr>
         <w:t xml:space="preserve"> </w:t>
       </w:r>
       <w:r>
         <w:rPr>
-          <w:rFonts w:hint="eastAsia"/>
+          <w:rFonts w:hint="eastAsia" w:eastAsia="黑体"/>
         </w:rPr>
         <w:t xml:space="preserve">−VEE（单电源时</w:t>
       </w:r>
       <w:r>
+        <w:rPr>
+          <w:rFonts w:eastAsia="黑体"/>
+        </w:rPr>
         <w:t xml:space="preserve"> V− </w:t>
       </w:r>
       <w:r>
         <w:rPr>
-          <w:rFonts w:hint="eastAsia"/>
+          <w:rFonts w:hint="eastAsia" w:eastAsia="黑体"/>
         </w:rPr>
         <w:t xml:space="preserve">接地）。</w:t>
       </w:r>
@@ -576,11 +679,14 @@
       <w:pPr/>
       <w:r>
         <w:rPr>
-          <w:rFonts w:hint="eastAsia"/>
+          <w:rFonts w:hint="eastAsia" w:eastAsia="黑体"/>
         </w:rPr>
         <w:t xml:space="preserve">由此构成跨阻（电流－电压转换）组态：输入电流直接注入反相端（虚地），全部流过</w:t>
       </w:r>
       <w:r>
+        <w:rPr>
+          <w:rFonts w:eastAsia="黑体"/>
+        </w:rPr>
         <w:t xml:space="preserve"> </w:t>
       </w:r>
       <m:oMath>
@@ -599,11 +705,14 @@
       </m:oMath>
       <w:r>
         <w:rPr>
-          <w:rFonts w:hint="eastAsia"/>
+          <w:rFonts w:hint="eastAsia" w:eastAsia="黑体"/>
         </w:rPr>
         <w:t xml:space="preserve">，输出</w:t>
       </w:r>
       <w:r>
+        <w:rPr>
+          <w:rFonts w:eastAsia="黑体"/>
+        </w:rPr>
         <w:t xml:space="preserve"> </w:t>
       </w:r>
       <m:oMath>
@@ -666,6 +775,9 @@
         </m:sSub>
       </m:oMath>
       <w:r>
+        <w:rPr>
+          <w:rFonts w:eastAsia="黑体"/>
+        </w:rPr>
         <w:t xml:space="preserve">。</w:t>
       </w:r>
     </w:p>
@@ -677,7 +789,7 @@
       </w:pPr>
       <w:r>
         <w:rPr>
-          <w:rFonts w:hint="eastAsia"/>
+          <w:rFonts w:hint="eastAsia" w:eastAsia="黑体"/>
         </w:rPr>
         <w:t xml:space="preserve">工作原理</w:t>
       </w:r>
@@ -688,20 +800,26 @@
       </w:pPr>
       <w:r>
         <w:rPr>
-          <w:rFonts w:hint="eastAsia"/>
+          <w:rFonts w:hint="eastAsia" w:eastAsia="黑体"/>
         </w:rPr>
         <w:t xml:space="preserve">运放负反馈使反相输入端维持在虚地电位（约</w:t>
       </w:r>
       <w:r>
+        <w:rPr>
+          <w:rFonts w:eastAsia="黑体"/>
+        </w:rPr>
         <w:t xml:space="preserve"> 0 </w:t>
       </w:r>
       <w:r>
         <w:rPr>
-          <w:rFonts w:hint="eastAsia"/>
+          <w:rFonts w:hint="eastAsia" w:eastAsia="黑体"/>
         </w:rPr>
         <w:t xml:space="preserve">V），输入电流全部流过</w:t>
       </w:r>
       <w:r>
+        <w:rPr>
+          <w:rFonts w:eastAsia="黑体"/>
+        </w:rPr>
         <w:t xml:space="preserve"> </w:t>
       </w:r>
       <m:oMath>
@@ -720,11 +838,14 @@
       </m:oMath>
       <w:r>
         <w:rPr>
-          <w:rFonts w:hint="eastAsia"/>
+          <w:rFonts w:hint="eastAsia" w:eastAsia="黑体"/>
         </w:rPr>
         <w:t xml:space="preserve">，从而在输出端产生</w:t>
       </w:r>
       <w:r>
+        <w:rPr>
+          <w:rFonts w:eastAsia="黑体"/>
+        </w:rPr>
         <w:t xml:space="preserve"> </w:t>
       </w:r>
       <m:oMath>
@@ -787,11 +908,14 @@
         </m:sSub>
       </m:oMath>
       <w:r>
+        <w:rPr>
+          <w:rFonts w:eastAsia="黑体"/>
+        </w:rPr>
         <w:t xml:space="preserve"> </w:t>
       </w:r>
       <w:r>
         <w:rPr>
-          <w:rFonts w:hint="eastAsia"/>
+          <w:rFonts w:hint="eastAsia" w:eastAsia="黑体"/>
         </w:rPr>
         <w:t xml:space="preserve">的电压。电流信号被直接”跨阻”转换为电压，输入阻抗极低，适合驱动容性电流源。</w:t>
       </w:r>
@@ -804,7 +928,7 @@
       </w:pPr>
       <w:r>
         <w:rPr>
-          <w:rFonts w:hint="eastAsia"/>
+          <w:rFonts w:hint="eastAsia" w:eastAsia="黑体"/>
         </w:rPr>
         <w:t xml:space="preserve">关键计算公式</w:t>
       </w:r>
@@ -818,7 +942,7 @@
       </w:pPr>
       <w:r>
         <w:rPr>
-          <w:rFonts w:hint="eastAsia"/>
+          <w:rFonts w:hint="eastAsia" w:eastAsia="黑体"/>
         </w:rPr>
         <w:t xml:space="preserve">跨阻增益（理想）：</w:t>
       </w:r>
@@ -908,7 +1032,7 @@
       </w:pPr>
       <w:r>
         <w:rPr>
-          <w:rFonts w:hint="eastAsia"/>
+          <w:rFonts w:hint="eastAsia" w:eastAsia="黑体"/>
         </w:rPr>
         <w:t xml:space="preserve">跨阻（transimpedance）：</w:t>
       </w:r>
@@ -1019,11 +1143,14 @@
       </w:pPr>
       <w:r>
         <w:rPr>
-          <w:rFonts w:hint="eastAsia"/>
+          <w:rFonts w:hint="eastAsia" w:eastAsia="黑体"/>
         </w:rPr>
         <w:t xml:space="preserve">与光电二极管电容</w:t>
       </w:r>
       <w:r>
+        <w:rPr>
+          <w:rFonts w:eastAsia="黑体"/>
+        </w:rPr>
         <w:t xml:space="preserve"> </w:t>
       </w:r>
       <m:oMath>
@@ -1041,11 +1168,14 @@
         </m:sSub>
       </m:oMath>
       <w:r>
+        <w:rPr>
+          <w:rFonts w:eastAsia="黑体"/>
+        </w:rPr>
         <w:t xml:space="preserve"> </w:t>
       </w:r>
       <w:r>
         <w:rPr>
-          <w:rFonts w:hint="eastAsia"/>
+          <w:rFonts w:hint="eastAsia" w:eastAsia="黑体"/>
         </w:rPr>
         <w:t xml:space="preserve">相关的带宽：</w:t>
       </w:r>
@@ -1144,7 +1274,7 @@
       </w:pPr>
       <w:r>
         <w:rPr>
-          <w:rFonts w:hint="eastAsia"/>
+          <w:rFonts w:hint="eastAsia" w:eastAsia="黑体"/>
         </w:rPr>
         <w:t xml:space="preserve">稳定补偿电容估算：</w:t>
       </w:r>
@@ -1251,7 +1381,7 @@
       </w:pPr>
       <w:r>
         <w:rPr>
-          <w:rFonts w:hint="eastAsia"/>
+          <w:rFonts w:hint="eastAsia" w:eastAsia="黑体"/>
         </w:rPr>
         <w:t xml:space="preserve">闭环噪声增益：</w:t>
       </w:r>
@@ -1363,7 +1493,7 @@
             </w:pPr>
             <w:r>
               <w:rPr>
-                <w:rFonts w:hint="eastAsia"/>
+                <w:rFonts w:hint="eastAsia" w:eastAsia="黑体"/>
               </w:rPr>
               <w:t xml:space="preserve">符号</w:t>
             </w:r>
@@ -1377,7 +1507,7 @@
             </w:pPr>
             <w:r>
               <w:rPr>
-                <w:rFonts w:hint="eastAsia"/>
+                <w:rFonts w:hint="eastAsia" w:eastAsia="黑体"/>
               </w:rPr>
               <w:t xml:space="preserve">含义</w:t>
             </w:r>
@@ -1391,7 +1521,7 @@
             </w:pPr>
             <w:r>
               <w:rPr>
-                <w:rFonts w:hint="eastAsia"/>
+                <w:rFonts w:hint="eastAsia" w:eastAsia="黑体"/>
               </w:rPr>
               <w:t xml:space="preserve">单位</w:t>
             </w:r>
@@ -1420,6 +1550,9 @@
               </m:sSub>
             </m:oMath>
             <w:r>
+              <w:rPr>
+                <w:rFonts w:eastAsia="黑体"/>
+              </w:rPr>
               <w:t xml:space="preserve">​</w:t>
             </w:r>
           </w:p>
@@ -1432,7 +1565,7 @@
             </w:pPr>
             <w:r>
               <w:rPr>
-                <w:rFonts w:hint="eastAsia"/>
+                <w:rFonts w:hint="eastAsia" w:eastAsia="黑体"/>
               </w:rPr>
               <w:t xml:space="preserve">反馈电阻（跨阻增益）</w:t>
             </w:r>
@@ -1445,6 +1578,9 @@
               <w:pStyle w:val="Compact"/>
             </w:pPr>
             <w:r>
+              <w:rPr>
+                <w:rFonts w:eastAsia="黑体"/>
+              </w:rPr>
               <w:t xml:space="preserve">Ω</w:t>
             </w:r>
           </w:p>
@@ -1472,6 +1608,9 @@
               </m:sSub>
             </m:oMath>
             <w:r>
+              <w:rPr>
+                <w:rFonts w:eastAsia="黑体"/>
+              </w:rPr>
               <w:t xml:space="preserve">​</w:t>
             </w:r>
           </w:p>
@@ -1484,7 +1623,7 @@
             </w:pPr>
             <w:r>
               <w:rPr>
-                <w:rFonts w:hint="eastAsia"/>
+                <w:rFonts w:hint="eastAsia" w:eastAsia="黑体"/>
               </w:rPr>
               <w:t xml:space="preserve">反馈补偿电容</w:t>
             </w:r>
@@ -1497,6 +1636,9 @@
               <w:pStyle w:val="Compact"/>
             </w:pPr>
             <w:r>
+              <w:rPr>
+                <w:rFonts w:eastAsia="黑体"/>
+              </w:rPr>
               <w:t xml:space="preserve">F</w:t>
             </w:r>
           </w:p>
@@ -1524,6 +1666,9 @@
               </m:sSub>
             </m:oMath>
             <w:r>
+              <w:rPr>
+                <w:rFonts w:eastAsia="黑体"/>
+              </w:rPr>
               <w:t xml:space="preserve">​</w:t>
             </w:r>
           </w:p>
@@ -1536,7 +1681,7 @@
             </w:pPr>
             <w:r>
               <w:rPr>
-                <w:rFonts w:hint="eastAsia"/>
+                <w:rFonts w:hint="eastAsia" w:eastAsia="黑体"/>
               </w:rPr>
               <w:t xml:space="preserve">输入（光电二极管）结电容</w:t>
             </w:r>
@@ -1549,6 +1694,9 @@
               <w:pStyle w:val="Compact"/>
             </w:pPr>
             <w:r>
+              <w:rPr>
+                <w:rFonts w:eastAsia="黑体"/>
+              </w:rPr>
               <w:t xml:space="preserve">F</w:t>
             </w:r>
           </w:p>
@@ -1573,6 +1721,9 @@
               </m:r>
             </m:oMath>
             <w:r>
+              <w:rPr>
+                <w:rFonts w:eastAsia="黑体"/>
+              </w:rPr>
               <w:t xml:space="preserve">​</w:t>
             </w:r>
           </w:p>
@@ -1585,7 +1736,7 @@
             </w:pPr>
             <w:r>
               <w:rPr>
-                <w:rFonts w:hint="eastAsia"/>
+                <w:rFonts w:hint="eastAsia" w:eastAsia="黑体"/>
               </w:rPr>
               <w:t xml:space="preserve">运放增益带宽积</w:t>
             </w:r>
@@ -1598,6 +1749,9 @@
               <w:pStyle w:val="Compact"/>
             </w:pPr>
             <w:r>
+              <w:rPr>
+                <w:rFonts w:eastAsia="黑体"/>
+              </w:rPr>
               <w:t xml:space="preserve">Hz</w:t>
             </w:r>
           </w:p>
@@ -1628,6 +1782,9 @@
               </m:sSub>
             </m:oMath>
             <w:r>
+              <w:rPr>
+                <w:rFonts w:eastAsia="黑体"/>
+              </w:rPr>
               <w:t xml:space="preserve">​</w:t>
             </w:r>
           </w:p>
@@ -1640,7 +1797,7 @@
             </w:pPr>
             <w:r>
               <w:rPr>
-                <w:rFonts w:hint="eastAsia"/>
+                <w:rFonts w:hint="eastAsia" w:eastAsia="黑体"/>
               </w:rPr>
               <w:t xml:space="preserve">输入电流</w:t>
             </w:r>
@@ -1653,6 +1810,9 @@
               <w:pStyle w:val="Compact"/>
             </w:pPr>
             <w:r>
+              <w:rPr>
+                <w:rFonts w:eastAsia="黑体"/>
+              </w:rPr>
               <w:t xml:space="preserve">A</w:t>
             </w:r>
           </w:p>
@@ -1686,6 +1846,9 @@
               </m:sSub>
             </m:oMath>
             <w:r>
+              <w:rPr>
+                <w:rFonts w:eastAsia="黑体"/>
+              </w:rPr>
               <w:t xml:space="preserve">​</w:t>
             </w:r>
           </w:p>
@@ -1698,7 +1861,7 @@
             </w:pPr>
             <w:r>
               <w:rPr>
-                <w:rFonts w:hint="eastAsia"/>
+                <w:rFonts w:hint="eastAsia" w:eastAsia="黑体"/>
               </w:rPr>
               <w:t xml:space="preserve">输出电压</w:t>
             </w:r>
@@ -1711,6 +1874,9 @@
               <w:pStyle w:val="Compact"/>
             </w:pPr>
             <w:r>
+              <w:rPr>
+                <w:rFonts w:eastAsia="黑体"/>
+              </w:rPr>
               <w:t xml:space="preserve">V</w:t>
             </w:r>
           </w:p>
@@ -1725,7 +1891,7 @@
       </w:pPr>
       <w:r>
         <w:rPr>
-          <w:rFonts w:hint="eastAsia"/>
+          <w:rFonts w:hint="eastAsia" w:eastAsia="黑体"/>
         </w:rPr>
         <w:t xml:space="preserve">元件调整影响</w:t>
       </w:r>
@@ -1754,6 +1920,7 @@
       </m:oMath>
       <w:r>
         <w:rPr>
+          <w:rFonts w:eastAsia="黑体"/>
           <w:b/>
           <w:bCs/>
         </w:rPr>
@@ -1761,21 +1928,27 @@
       </w:r>
       <w:r>
         <w:rPr>
-          <w:rFonts w:hint="eastAsia"/>
+          <w:rFonts w:hint="eastAsia" w:eastAsia="黑体"/>
           <w:b/>
           <w:bCs/>
         </w:rPr>
         <w:t xml:space="preserve">增大</w:t>
       </w:r>
       <w:r>
+        <w:rPr>
+          <w:rFonts w:eastAsia="黑体"/>
+        </w:rPr>
         <w:t xml:space="preserve"> </w:t>
       </w:r>
       <w:r>
+        <w:rPr>
+          <w:rFonts w:eastAsia="黑体"/>
+        </w:rPr>
         <w:t xml:space="preserve">→ </w:t>
       </w:r>
       <w:r>
         <w:rPr>
-          <w:rFonts w:hint="eastAsia"/>
+          <w:rFonts w:hint="eastAsia" w:eastAsia="黑体"/>
         </w:rPr>
         <w:t xml:space="preserve">跨阻增益增大，但带宽下降、噪声与失调电压放大也增大。</w:t>
       </w:r>
@@ -1804,6 +1977,7 @@
       </m:oMath>
       <w:r>
         <w:rPr>
+          <w:rFonts w:eastAsia="黑体"/>
           <w:b/>
           <w:bCs/>
         </w:rPr>
@@ -1811,21 +1985,27 @@
       </w:r>
       <w:r>
         <w:rPr>
-          <w:rFonts w:hint="eastAsia"/>
+          <w:rFonts w:hint="eastAsia" w:eastAsia="黑体"/>
           <w:b/>
           <w:bCs/>
         </w:rPr>
         <w:t xml:space="preserve">增大</w:t>
       </w:r>
       <w:r>
+        <w:rPr>
+          <w:rFonts w:eastAsia="黑体"/>
+        </w:rPr>
         <w:t xml:space="preserve"> </w:t>
       </w:r>
       <w:r>
+        <w:rPr>
+          <w:rFonts w:eastAsia="黑体"/>
+        </w:rPr>
         <w:t xml:space="preserve">→ </w:t>
       </w:r>
       <w:r>
         <w:rPr>
-          <w:rFonts w:hint="eastAsia"/>
+          <w:rFonts w:hint="eastAsia" w:eastAsia="黑体"/>
         </w:rPr>
         <w:t xml:space="preserve">带宽（</w:t>
       </w:r>
@@ -1857,7 +2037,7 @@
       </m:oMath>
       <w:r>
         <w:rPr>
-          <w:rFonts w:hint="eastAsia"/>
+          <w:rFonts w:hint="eastAsia" w:eastAsia="黑体"/>
         </w:rPr>
         <w:t xml:space="preserve">）下降，但稳定性提高、可消除振铃。</w:t>
       </w:r>
@@ -1886,6 +2066,7 @@
       </m:oMath>
       <w:r>
         <w:rPr>
+          <w:rFonts w:eastAsia="黑体"/>
           <w:b/>
           <w:bCs/>
         </w:rPr>
@@ -1893,25 +2074,34 @@
       </w:r>
       <w:r>
         <w:rPr>
-          <w:rFonts w:hint="eastAsia"/>
+          <w:rFonts w:hint="eastAsia" w:eastAsia="黑体"/>
           <w:b/>
           <w:bCs/>
         </w:rPr>
         <w:t xml:space="preserve">增大</w:t>
       </w:r>
       <w:r>
+        <w:rPr>
+          <w:rFonts w:eastAsia="黑体"/>
+        </w:rPr>
         <w:t xml:space="preserve"> </w:t>
       </w:r>
       <w:r>
+        <w:rPr>
+          <w:rFonts w:eastAsia="黑体"/>
+        </w:rPr>
         <w:t xml:space="preserve">→ </w:t>
       </w:r>
       <w:r>
         <w:rPr>
-          <w:rFonts w:hint="eastAsia"/>
+          <w:rFonts w:hint="eastAsia" w:eastAsia="黑体"/>
         </w:rPr>
         <w:t xml:space="preserve">需要更大的</w:t>
       </w:r>
       <w:r>
+        <w:rPr>
+          <w:rFonts w:eastAsia="黑体"/>
+        </w:rPr>
         <w:t xml:space="preserve"> </w:t>
       </w:r>
       <m:oMath>
@@ -1929,11 +2119,14 @@
         </m:sSub>
       </m:oMath>
       <w:r>
+        <w:rPr>
+          <w:rFonts w:eastAsia="黑体"/>
+        </w:rPr>
         <w:t xml:space="preserve"> </w:t>
       </w:r>
       <w:r>
         <w:rPr>
-          <w:rFonts w:hint="eastAsia"/>
+          <w:rFonts w:hint="eastAsia" w:eastAsia="黑体"/>
         </w:rPr>
         <w:t xml:space="preserve">才能稳定，同时可用带宽下降。</w:t>
       </w:r>
@@ -1948,15 +2141,19 @@
       </w:pPr>
       <w:r>
         <w:rPr>
-          <w:rFonts w:hint="eastAsia"/>
+          <w:rFonts w:hint="eastAsia" w:eastAsia="黑体"/>
         </w:rPr>
         <w:t xml:space="preserve">选用</w:t>
       </w:r>
       <w:r>
+        <w:rPr>
+          <w:rFonts w:eastAsia="黑体"/>
+        </w:rPr>
         <w:t xml:space="preserve"> </w:t>
       </w:r>
       <w:r>
         <w:rPr>
+          <w:rFonts w:eastAsia="黑体"/>
           <w:b/>
           <w:bCs/>
         </w:rPr>
@@ -1964,21 +2161,27 @@
       </w:r>
       <w:r>
         <w:rPr>
-          <w:rFonts w:hint="eastAsia"/>
+          <w:rFonts w:hint="eastAsia" w:eastAsia="黑体"/>
           <w:b/>
           <w:bCs/>
         </w:rPr>
         <w:t xml:space="preserve">更高的运放</w:t>
       </w:r>
       <w:r>
+        <w:rPr>
+          <w:rFonts w:eastAsia="黑体"/>
+        </w:rPr>
         <w:t xml:space="preserve"> </w:t>
       </w:r>
       <w:r>
+        <w:rPr>
+          <w:rFonts w:eastAsia="黑体"/>
+        </w:rPr>
         <w:t xml:space="preserve">→ </w:t>
       </w:r>
       <w:r>
         <w:rPr>
-          <w:rFonts w:hint="eastAsia"/>
+          <w:rFonts w:hint="eastAsia" w:eastAsia="黑体"/>
         </w:rPr>
         <w:t xml:space="preserve">可在同样增益下获得更宽带宽。</w:t>
       </w:r>
@@ -1991,7 +2194,7 @@
       </w:pPr>
       <w:r>
         <w:rPr>
-          <w:rFonts w:hint="eastAsia"/>
+          <w:rFonts w:hint="eastAsia" w:eastAsia="黑体"/>
         </w:rPr>
         <w:t xml:space="preserve">典型参数示例</w:t>
       </w:r>
@@ -2006,11 +2209,14 @@
       </w:pPr>
       <w:r>
         <w:rPr>
-          <w:rFonts w:hint="eastAsia"/>
+          <w:rFonts w:hint="eastAsia" w:eastAsia="黑体"/>
         </w:rPr>
         <w:t xml:space="preserve">取</w:t>
       </w:r>
       <w:r>
+        <w:rPr>
+          <w:rFonts w:eastAsia="黑体"/>
+        </w:rPr>
         <w:t xml:space="preserve"> </w:t>
       </w:r>
       <m:oMath>
@@ -2048,11 +2254,14 @@
       </m:oMath>
       <w:r>
         <w:rPr>
-          <w:rFonts w:hint="eastAsia"/>
+          <w:rFonts w:hint="eastAsia" w:eastAsia="黑体"/>
         </w:rPr>
         <w:t xml:space="preserve">，输入电流</w:t>
       </w:r>
       <w:r>
+        <w:rPr>
+          <w:rFonts w:eastAsia="黑体"/>
+        </w:rPr>
         <w:t xml:space="preserve"> </w:t>
       </w:r>
       <m:oMath>
@@ -2096,7 +2305,7 @@
       </m:oMath>
       <w:r>
         <w:rPr>
-          <w:rFonts w:hint="eastAsia"/>
+          <w:rFonts w:hint="eastAsia" w:eastAsia="黑体"/>
         </w:rPr>
         <w:t xml:space="preserve">：</w:t>
       </w:r>
@@ -2200,6 +2409,9 @@
         </m:r>
       </m:oMath>
       <w:r>
+        <w:rPr>
+          <w:rFonts w:eastAsia="黑体"/>
+        </w:rPr>
         <w:t xml:space="preserve">。</w:t>
       </w:r>
     </w:p>
@@ -2213,11 +2425,14 @@
       </w:pPr>
       <w:r>
         <w:rPr>
-          <w:rFonts w:hint="eastAsia"/>
+          <w:rFonts w:hint="eastAsia" w:eastAsia="黑体"/>
         </w:rPr>
         <w:t xml:space="preserve">取</w:t>
       </w:r>
       <w:r>
+        <w:rPr>
+          <w:rFonts w:eastAsia="黑体"/>
+        </w:rPr>
         <w:t xml:space="preserve"> </w:t>
       </w:r>
       <m:oMath>
@@ -2254,6 +2469,9 @@
         </m:r>
       </m:oMath>
       <w:r>
+        <w:rPr>
+          <w:rFonts w:eastAsia="黑体"/>
+        </w:rPr>
         <w:t xml:space="preserve">、</w:t>
       </w:r>
       <m:oMath>
@@ -2291,7 +2509,7 @@
       </m:oMath>
       <w:r>
         <w:rPr>
-          <w:rFonts w:hint="eastAsia"/>
+          <w:rFonts w:hint="eastAsia" w:eastAsia="黑体"/>
         </w:rPr>
         <w:t xml:space="preserve">：</w:t>
       </w:r>
@@ -2407,6 +2625,9 @@
         </m:r>
       </m:oMath>
       <w:r>
+        <w:rPr>
+          <w:rFonts w:eastAsia="黑体"/>
+        </w:rPr>
         <w:t xml:space="preserve">。</w:t>
       </w:r>
     </w:p>
@@ -2418,7 +2639,7 @@
       </w:pPr>
       <w:r>
         <w:rPr>
-          <w:rFonts w:hint="eastAsia"/>
+          <w:rFonts w:hint="eastAsia" w:eastAsia="黑体"/>
         </w:rPr>
         <w:t xml:space="preserve">常见器件型号</w:t>
       </w:r>
@@ -2433,16 +2654,19 @@
       </w:pPr>
       <w:r>
         <w:rPr>
-          <w:rFonts w:hint="eastAsia"/>
+          <w:rFonts w:hint="eastAsia" w:eastAsia="黑体"/>
         </w:rPr>
         <w:t xml:space="preserve">运放：OPA656、OPA657、OPA380、ADA4530-1（fA</w:t>
       </w:r>
       <w:r>
+        <w:rPr>
+          <w:rFonts w:eastAsia="黑体"/>
+        </w:rPr>
         <w:t xml:space="preserve"> </w:t>
       </w:r>
       <w:r>
         <w:rPr>
-          <w:rFonts w:hint="eastAsia"/>
+          <w:rFonts w:hint="eastAsia" w:eastAsia="黑体"/>
         </w:rPr>
         <w:t xml:space="preserve">级输入偏置，用于光电检测）。</w:t>
       </w:r>
@@ -2457,25 +2681,31 @@
       </w:pPr>
       <w:r>
         <w:rPr>
-          <w:rFonts w:hint="eastAsia"/>
+          <w:rFonts w:hint="eastAsia" w:eastAsia="黑体"/>
         </w:rPr>
         <w:t xml:space="preserve">反馈电阻：金属膜</w:t>
       </w:r>
       <w:r>
+        <w:rPr>
+          <w:rFonts w:eastAsia="黑体"/>
+        </w:rPr>
         <w:t xml:space="preserve"> / </w:t>
       </w:r>
       <w:r>
         <w:rPr>
-          <w:rFonts w:hint="eastAsia"/>
+          <w:rFonts w:hint="eastAsia" w:eastAsia="黑体"/>
         </w:rPr>
         <w:t xml:space="preserve">精密薄膜电阻（1</w:t>
       </w:r>
       <w:r>
+        <w:rPr>
+          <w:rFonts w:eastAsia="黑体"/>
+        </w:rPr>
         <w:t xml:space="preserve"> MΩ ~ 10 </w:t>
       </w:r>
       <w:r>
         <w:rPr>
-          <w:rFonts w:hint="eastAsia"/>
+          <w:rFonts w:hint="eastAsia" w:eastAsia="黑体"/>
         </w:rPr>
         <w:t xml:space="preserve">GΩ）。</w:t>
       </w:r>
@@ -2488,7 +2718,7 @@
       </w:pPr>
       <w:r>
         <w:rPr>
-          <w:rFonts w:hint="eastAsia"/>
+          <w:rFonts w:hint="eastAsia" w:eastAsia="黑体"/>
         </w:rPr>
         <w:t xml:space="preserve">注意事项</w:t>
       </w:r>
@@ -2503,22 +2733,25 @@
       </w:pPr>
       <w:r>
         <w:rPr>
-          <w:rFonts w:hint="eastAsia"/>
+          <w:rFonts w:hint="eastAsia" w:eastAsia="黑体"/>
         </w:rPr>
         <w:t xml:space="preserve">高增益</w:t>
       </w:r>
       <w:r>
+        <w:rPr>
+          <w:rFonts w:eastAsia="黑体"/>
+        </w:rPr>
         <w:t xml:space="preserve"> TIA </w:t>
       </w:r>
       <w:r>
         <w:rPr>
-          <w:rFonts w:hint="eastAsia"/>
+          <w:rFonts w:hint="eastAsia" w:eastAsia="黑体"/>
         </w:rPr>
         <w:t xml:space="preserve">需选用</w:t>
       </w:r>
       <w:r>
         <w:rPr>
-          <w:rFonts w:hint="eastAsia"/>
+          <w:rFonts w:hint="eastAsia" w:eastAsia="黑体"/>
           <w:b/>
           <w:bCs/>
         </w:rPr>
@@ -2526,6 +2759,7 @@
       </w:r>
       <w:r>
         <w:rPr>
+          <w:rFonts w:eastAsia="黑体"/>
           <w:b/>
           <w:bCs/>
         </w:rPr>
@@ -2533,7 +2767,7 @@
       </w:r>
       <w:r>
         <w:rPr>
-          <w:rFonts w:hint="eastAsia"/>
+          <w:rFonts w:hint="eastAsia" w:eastAsia="黑体"/>
           <w:b/>
           <w:bCs/>
         </w:rPr>
@@ -2541,11 +2775,14 @@
       </w:r>
       <w:r>
         <w:rPr>
-          <w:rFonts w:hint="eastAsia"/>
+          <w:rFonts w:hint="eastAsia" w:eastAsia="黑体"/>
         </w:rPr>
         <w:t xml:space="preserve">运放，否则偏置电流被</w:t>
       </w:r>
       <w:r>
+        <w:rPr>
+          <w:rFonts w:eastAsia="黑体"/>
+        </w:rPr>
         <w:t xml:space="preserve"> </w:t>
       </w:r>
       <m:oMath>
@@ -2563,11 +2800,14 @@
         </m:sSub>
       </m:oMath>
       <w:r>
+        <w:rPr>
+          <w:rFonts w:eastAsia="黑体"/>
+        </w:rPr>
         <w:t xml:space="preserve"> </w:t>
       </w:r>
       <w:r>
         <w:rPr>
-          <w:rFonts w:hint="eastAsia"/>
+          <w:rFonts w:hint="eastAsia" w:eastAsia="黑体"/>
         </w:rPr>
         <w:t xml:space="preserve">放大造成失调。</w:t>
       </w:r>
@@ -2595,15 +2835,21 @@
         </m:sSub>
       </m:oMath>
       <w:r>
+        <w:rPr>
+          <w:rFonts w:eastAsia="黑体"/>
+        </w:rPr>
         <w:t xml:space="preserve"> </w:t>
       </w:r>
       <w:r>
         <w:rPr>
-          <w:rFonts w:hint="eastAsia"/>
+          <w:rFonts w:hint="eastAsia" w:eastAsia="黑体"/>
         </w:rPr>
         <w:t xml:space="preserve">大时反馈电容</w:t>
       </w:r>
       <w:r>
+        <w:rPr>
+          <w:rFonts w:eastAsia="黑体"/>
+        </w:rPr>
         <w:t xml:space="preserve"> </w:t>
       </w:r>
       <m:oMath>
@@ -2621,11 +2867,14 @@
         </m:sSub>
       </m:oMath>
       <w:r>
+        <w:rPr>
+          <w:rFonts w:eastAsia="黑体"/>
+        </w:rPr>
         <w:t xml:space="preserve"> </w:t>
       </w:r>
       <w:r>
         <w:rPr>
-          <w:rFonts w:hint="eastAsia"/>
+          <w:rFonts w:hint="eastAsia" w:eastAsia="黑体"/>
         </w:rPr>
         <w:t xml:space="preserve">不可或缺，否则易自激振荡。</w:t>
       </w:r>
@@ -2640,7 +2889,7 @@
       </w:pPr>
       <w:r>
         <w:rPr>
-          <w:rFonts w:hint="eastAsia"/>
+          <w:rFonts w:hint="eastAsia" w:eastAsia="黑体"/>
         </w:rPr>
         <w:t xml:space="preserve">布局要短路径、大接地平面，避免光电二极管引线寄生电容与寄生反馈。</w:t>
       </w:r>
@@ -2653,7 +2902,7 @@
       </w:pPr>
       <w:r>
         <w:rPr>
-          <w:rFonts w:hint="eastAsia"/>
+          <w:rFonts w:hint="eastAsia" w:eastAsia="黑体"/>
         </w:rPr>
         <w:t xml:space="preserve">参考资料</w:t>
       </w:r>
@@ -2667,20 +2916,26 @@
         </w:numPr>
       </w:pPr>
       <w:r>
+        <w:rPr>
+          <w:rFonts w:eastAsia="黑体"/>
+        </w:rPr>
         <w:t xml:space="preserve">TI </w:t>
       </w:r>
       <w:r>
         <w:rPr>
-          <w:rFonts w:hint="eastAsia"/>
+          <w:rFonts w:hint="eastAsia" w:eastAsia="黑体"/>
         </w:rPr>
         <w:t xml:space="preserve">应用笔记</w:t>
       </w:r>
       <w:r>
+        <w:rPr>
+          <w:rFonts w:eastAsia="黑体"/>
+        </w:rPr>
         <w:t xml:space="preserve"> </w:t>
       </w:r>
       <w:r>
         <w:rPr>
-          <w:rFonts w:hint="eastAsia"/>
+          <w:rFonts w:hint="eastAsia" w:eastAsia="黑体"/>
         </w:rPr>
         <w:t xml:space="preserve">SBOA268（跨阻放大器噪声）。</w:t>
       </w:r>
@@ -2694,6 +2949,9 @@
         </w:numPr>
       </w:pPr>
       <w:r>
+        <w:rPr>
+          <w:rFonts w:eastAsia="黑体"/>
+        </w:rPr>
         <w:t xml:space="preserve">Analog Devices: Transimpedance Amplifier Design。</w:t>
       </w:r>
     </w:p>
@@ -2707,7 +2965,7 @@
       </w:pPr>
       <w:r>
         <w:rPr>
-          <w:rFonts w:hint="eastAsia"/>
+          <w:rFonts w:hint="eastAsia" w:eastAsia="黑体"/>
         </w:rPr>
         <w:t xml:space="preserve">《模拟电子技术基础》（童诗白、华成英）。</w:t>
       </w:r>
@@ -2721,11 +2979,11 @@
       </w:pPr>
       <w:r>
         <w:rPr>
-          <w:rFonts w:ascii="Times New Roman" w:hAnsi="Times New Roman"/>
+          <w:rFonts w:ascii="Times New Roman" w:hAnsi="Times New Roman" w:eastAsia="黑体"/>
           <w:color w:val="555555"/>
           <w:sz w:val="21"/>
         </w:rPr>
-        <w:t>材料收集者：杜文杰</w:t>
+        <w:t>材料收集者：杜文杰，WX手机：19519196569，QQ:3478827729</w:t>
       </w:r>
     </w:p>
     <w:sectPr>
@@ -2745,7 +3003,7 @@
 </file>
 
 <file path=word/footer1.xml><?xml version="1.0" encoding="utf-8"?>
-<w:ftr xmlns:m="http://schemas.openxmlformats.org/officeDocument/2006/math" xmlns:mc="http://schemas.openxmlformats.org/markup-compatibility/2006" xmlns:mo="http://schemas.microsoft.com/office/mac/office/2008/main" xmlns:mv="urn:schemas-microsoft-com:mac:vml" xmlns:o="urn:schemas-microsoft-com:office:office" xmlns:r="http://schemas.openxmlformats.org/officeDocument/2006/relationships" xmlns:v="urn:schemas-microsoft-com:vml" xmlns:w10="urn:schemas-microsoft-com:office:word" xmlns:w14="http://schemas.microsoft.com/office/word/2010/wordml" xmlns:w="http://schemas.openxmlformats.org/wordprocessingml/2006/main" xmlns:wne="http://schemas.microsoft.com/office/word/2006/wordml" xmlns:wp14="http://schemas.microsoft.com/office/word/2010/wordprocessingDrawing" xmlns:wp="http://schemas.openxmlformats.org/drawingml/2006/wordprocessingDrawing" xmlns:wpc="http://schemas.microsoft.com/office/word/2010/wordprocessingCanvas" xmlns:wpg="http://schemas.microsoft.com/office/word/2010/wordprocessingGroup" xmlns:wpi="http://schemas.microsoft.com/office/word/2010/wordprocessingInk" xmlns:wps="http://schemas.microsoft.com/office/word/2010/wordprocessingShape" mc:Ignorable="w14 wp14">
+<w:ftr xmlns:mc="http://schemas.openxmlformats.org/markup-compatibility/2006" xmlns:w="http://schemas.openxmlformats.org/wordprocessingml/2006/main" xmlns:m="http://schemas.openxmlformats.org/officeDocument/2006/math" xmlns:mo="http://schemas.microsoft.com/office/mac/office/2008/main" xmlns:mv="urn:schemas-microsoft-com:mac:vml" xmlns:o="urn:schemas-microsoft-com:office:office" xmlns:r="http://schemas.openxmlformats.org/officeDocument/2006/relationships" xmlns:v="urn:schemas-microsoft-com:vml" xmlns:w10="urn:schemas-microsoft-com:office:word" xmlns:w14="http://schemas.microsoft.com/office/word/2010/wordml" xmlns:wne="http://schemas.microsoft.com/office/word/2006/wordml" xmlns:wp14="http://schemas.microsoft.com/office/word/2010/wordprocessingDrawing" xmlns:wp="http://schemas.openxmlformats.org/drawingml/2006/wordprocessingDrawing" xmlns:wpc="http://schemas.microsoft.com/office/word/2010/wordprocessingCanvas" xmlns:wpg="http://schemas.microsoft.com/office/word/2010/wordprocessingGroup" xmlns:wpi="http://schemas.microsoft.com/office/word/2010/wordprocessingInk" xmlns:wps="http://schemas.microsoft.com/office/word/2010/wordprocessingShape" mc:Ignorable="w14 wp14">
   <w:p>
     <w:pPr>
       <w:pStyle w:val="Footer"/>
@@ -2753,12 +3011,14 @@
     </w:pPr>
     <w:r>
       <w:rPr>
+        <w:rFonts w:eastAsia="黑体"/>
         <w:sz w:val="18"/>
       </w:rPr>
       <w:t xml:space="preserve">第 </w:t>
     </w:r>
     <w:r>
       <w:rPr>
+        <w:rFonts w:eastAsia="黑体"/>
         <w:sz w:val="18"/>
       </w:rPr>
       <w:fldChar w:fldCharType="begin"/>
@@ -2767,6 +3027,7 @@
     </w:r>
     <w:r>
       <w:rPr>
+        <w:rFonts w:eastAsia="黑体"/>
         <w:sz w:val="18"/>
       </w:rPr>
       <w:t xml:space="preserve"> 页</w:t>
@@ -2780,6 +3041,9 @@
   <w:footnote w:type="continuationSeparator" w:id="0">
     <w:p>
       <w:r>
+        <w:rPr>
+          <w:rFonts w:eastAsia="黑体"/>
+        </w:rPr>
         <w:continuationSeparator/>
       </w:r>
     </w:p>
@@ -2787,6 +3051,9 @@
   <w:footnote w:type="separator" w:id="-1">
     <w:p>
       <w:r>
+        <w:rPr>
+          <w:rFonts w:eastAsia="黑体"/>
+        </w:rPr>
         <w:separator/>
       </w:r>
     </w:p>
@@ -2795,7 +3062,7 @@
 </file>
 
 <file path=word/header1.xml><?xml version="1.0" encoding="utf-8"?>
-<w:hdr xmlns:m="http://schemas.openxmlformats.org/officeDocument/2006/math" xmlns:mc="http://schemas.openxmlformats.org/markup-compatibility/2006" xmlns:mo="http://schemas.microsoft.com/office/mac/office/2008/main" xmlns:mv="urn:schemas-microsoft-com:mac:vml" xmlns:o="urn:schemas-microsoft-com:office:office" xmlns:r="http://schemas.openxmlformats.org/officeDocument/2006/relationships" xmlns:v="urn:schemas-microsoft-com:vml" xmlns:w10="urn:schemas-microsoft-com:office:word" xmlns:w14="http://schemas.microsoft.com/office/word/2010/wordml" xmlns:w="http://schemas.openxmlformats.org/wordprocessingml/2006/main" xmlns:wne="http://schemas.microsoft.com/office/word/2006/wordml" xmlns:wp14="http://schemas.microsoft.com/office/word/2010/wordprocessingDrawing" xmlns:wp="http://schemas.openxmlformats.org/drawingml/2006/wordprocessingDrawing" xmlns:wpc="http://schemas.microsoft.com/office/word/2010/wordprocessingCanvas" xmlns:wpg="http://schemas.microsoft.com/office/word/2010/wordprocessingGroup" xmlns:wpi="http://schemas.microsoft.com/office/word/2010/wordprocessingInk" xmlns:wps="http://schemas.microsoft.com/office/word/2010/wordprocessingShape" mc:Ignorable="w14 wp14">
+<w:hdr xmlns:mc="http://schemas.openxmlformats.org/markup-compatibility/2006" xmlns:w="http://schemas.openxmlformats.org/wordprocessingml/2006/main" xmlns:m="http://schemas.openxmlformats.org/officeDocument/2006/math" xmlns:mo="http://schemas.microsoft.com/office/mac/office/2008/main" xmlns:mv="urn:schemas-microsoft-com:mac:vml" xmlns:o="urn:schemas-microsoft-com:office:office" xmlns:r="http://schemas.openxmlformats.org/officeDocument/2006/relationships" xmlns:v="urn:schemas-microsoft-com:vml" xmlns:w10="urn:schemas-microsoft-com:office:word" xmlns:w14="http://schemas.microsoft.com/office/word/2010/wordml" xmlns:wne="http://schemas.microsoft.com/office/word/2006/wordml" xmlns:wp14="http://schemas.microsoft.com/office/word/2010/wordprocessingDrawing" xmlns:wp="http://schemas.openxmlformats.org/drawingml/2006/wordprocessingDrawing" xmlns:wpc="http://schemas.microsoft.com/office/word/2010/wordprocessingCanvas" xmlns:wpg="http://schemas.microsoft.com/office/word/2010/wordprocessingGroup" xmlns:wpi="http://schemas.microsoft.com/office/word/2010/wordprocessingInk" xmlns:wps="http://schemas.microsoft.com/office/word/2010/wordprocessingShape" mc:Ignorable="w14 wp14">
   <w:p>
     <w:pPr>
       <w:pStyle w:val="Header"/>
@@ -2803,7 +3070,7 @@
     </w:pPr>
     <w:r>
       <w:rPr>
-        <w:rFonts w:ascii="Times New Roman" w:hAnsi="Times New Roman"/>
+        <w:rFonts w:ascii="Times New Roman" w:hAnsi="Times New Roman" w:eastAsia="黑体"/>
         <w:sz w:val="18"/>
         <w:rFonts w:eastAsia="黑体"/>
         <w:rFonts w:eastAsia="黑体"/>
@@ -2815,7 +3082,7 @@
 </file>
 
 <file path=word/numbering.xml><?xml version="1.0" encoding="utf-8"?>
-<w:numbering xmlns:m="http://schemas.openxmlformats.org/officeDocument/2006/math" xmlns:mc="http://schemas.openxmlformats.org/markup-compatibility/2006" xmlns:mo="http://schemas.microsoft.com/office/mac/office/2008/main" xmlns:mv="urn:schemas-microsoft-com:mac:vml" xmlns:o="urn:schemas-microsoft-com:office:office" xmlns:r="http://schemas.openxmlformats.org/officeDocument/2006/relationships" xmlns:v="urn:schemas-microsoft-com:vml" xmlns:w="http://schemas.openxmlformats.org/wordprocessingml/2006/main" xmlns:w10="urn:schemas-microsoft-com:office:word" xmlns:w14="http://schemas.microsoft.com/office/word/2010/wordml" xmlns:wne="http://schemas.microsoft.com/office/word/2006/wordml" xmlns:wp="http://schemas.openxmlformats.org/drawingml/2006/wordprocessingDrawing" xmlns:wp14="http://schemas.microsoft.com/office/word/2010/wordprocessingDrawing" xmlns:wpc="http://schemas.microsoft.com/office/word/2010/wordprocessingCanvas" xmlns:wpg="http://schemas.microsoft.com/office/word/2010/wordprocessingGroup" xmlns:wpi="http://schemas.microsoft.com/office/word/2010/wordprocessingInk" xmlns:wps="http://schemas.microsoft.com/office/word/2010/wordprocessingShape" mc:Ignorable="w14 wp14">
+<w:numbering xmlns:mc="http://schemas.openxmlformats.org/markup-compatibility/2006" xmlns:w="http://schemas.openxmlformats.org/wordprocessingml/2006/main" xmlns:m="http://schemas.openxmlformats.org/officeDocument/2006/math" xmlns:mo="http://schemas.microsoft.com/office/mac/office/2008/main" xmlns:mv="urn:schemas-microsoft-com:mac:vml" xmlns:o="urn:schemas-microsoft-com:office:office" xmlns:r="http://schemas.openxmlformats.org/officeDocument/2006/relationships" xmlns:v="urn:schemas-microsoft-com:vml" xmlns:w10="urn:schemas-microsoft-com:office:word" xmlns:w14="http://schemas.microsoft.com/office/word/2010/wordml" xmlns:wne="http://schemas.microsoft.com/office/word/2006/wordml" xmlns:wp="http://schemas.openxmlformats.org/drawingml/2006/wordprocessingDrawing" xmlns:wp14="http://schemas.microsoft.com/office/word/2010/wordprocessingDrawing" xmlns:wpc="http://schemas.microsoft.com/office/word/2010/wordprocessingCanvas" xmlns:wpg="http://schemas.microsoft.com/office/word/2010/wordprocessingGroup" xmlns:wpi="http://schemas.microsoft.com/office/word/2010/wordprocessingInk" xmlns:wps="http://schemas.microsoft.com/office/word/2010/wordprocessingShape" mc:Ignorable="w14 wp14">
   <w:abstractNum w:abstractNumId="0">
     <w:nsid w:val="FFFFFF7C"/>
     <w:multiLevelType w:val="singleLevel"/>
@@ -2902,7 +3169,7 @@
         <w:ind w:hanging="360" w:left="1440"/>
       </w:pPr>
       <w:rPr>
-        <w:rFonts w:ascii="Symbol" w:hAnsi="Symbol" w:hint="default"/>
+        <w:rFonts w:ascii="Symbol" w:hAnsi="Symbol" w:hint="default" w:eastAsia="黑体"/>
       </w:rPr>
     </w:lvl>
   </w:abstractNum>
@@ -2923,7 +3190,7 @@
         <w:ind w:hanging="360" w:left="1080"/>
       </w:pPr>
       <w:rPr>
-        <w:rFonts w:ascii="Symbol" w:hAnsi="Symbol" w:hint="default"/>
+        <w:rFonts w:ascii="Symbol" w:hAnsi="Symbol" w:hint="default" w:eastAsia="黑体"/>
       </w:rPr>
     </w:lvl>
   </w:abstractNum>
@@ -2944,7 +3211,7 @@
         <w:ind w:hanging="360" w:left="720"/>
       </w:pPr>
       <w:rPr>
-        <w:rFonts w:ascii="Symbol" w:hAnsi="Symbol" w:hint="default"/>
+        <w:rFonts w:ascii="Symbol" w:hAnsi="Symbol" w:hint="default" w:eastAsia="黑体"/>
       </w:rPr>
     </w:lvl>
   </w:abstractNum>
@@ -2983,7 +3250,7 @@
         <w:ind w:hanging="360" w:left="360"/>
       </w:pPr>
       <w:rPr>
-        <w:rFonts w:ascii="Symbol" w:hAnsi="Symbol" w:hint="default"/>
+        <w:rFonts w:ascii="Symbol" w:hAnsi="Symbol" w:hint="default" w:eastAsia="黑体"/>
       </w:rPr>
     </w:lvl>
   </w:abstractNum>
@@ -3074,7 +3341,7 @@
         <w:ind w:left="720" w:hanging="360"/>
       </w:pPr>
       <w:rPr>
-        <w:rFonts w:ascii="Symbol" w:hAnsi="Symbol" w:cs="Symbol" w:hint="default"/>
+        <w:rFonts w:ascii="Symbol" w:hAnsi="Symbol" w:cs="Symbol" w:hint="default" w:eastAsia="黑体"/>
       </w:rPr>
     </w:lvl>
     <w:lvl w:ilvl="1">
@@ -3085,7 +3352,7 @@
         <w:ind w:left="1440" w:hanging="360"/>
       </w:pPr>
       <w:rPr>
-        <w:rFonts w:ascii="Courier New" w:hAnsi="Courier New" w:cs="Courier New" w:hint="default"/>
+        <w:rFonts w:ascii="Courier New" w:hAnsi="Courier New" w:cs="Courier New" w:hint="default" w:eastAsia="黑体"/>
       </w:rPr>
     </w:lvl>
     <w:lvl w:ilvl="2">
@@ -3096,7 +3363,7 @@
         <w:ind w:left="2160" w:hanging="360"/>
       </w:pPr>
       <w:rPr>
-        <w:rFonts w:ascii="Wingdings" w:hAnsi="Wingdings" w:cs="Wingdings" w:hint="default"/>
+        <w:rFonts w:ascii="Wingdings" w:hAnsi="Wingdings" w:cs="Wingdings" w:hint="default" w:eastAsia="黑体"/>
       </w:rPr>
     </w:lvl>
     <w:lvl w:ilvl="3">
@@ -3107,7 +3374,7 @@
         <w:ind w:left="2880" w:hanging="360"/>
       </w:pPr>
       <w:rPr>
-        <w:rFonts w:ascii="Symbol" w:hAnsi="Symbol" w:cs="Symbol" w:hint="default"/>
+        <w:rFonts w:ascii="Symbol" w:hAnsi="Symbol" w:cs="Symbol" w:hint="default" w:eastAsia="黑体"/>
       </w:rPr>
     </w:lvl>
     <w:lvl w:ilvl="4">
@@ -3118,7 +3385,7 @@
         <w:ind w:left="3600" w:hanging="360"/>
       </w:pPr>
       <w:rPr>
-        <w:rFonts w:ascii="Courier New" w:hAnsi="Courier New" w:cs="Courier New" w:hint="default"/>
+        <w:rFonts w:ascii="Courier New" w:hAnsi="Courier New" w:cs="Courier New" w:hint="default" w:eastAsia="黑体"/>
       </w:rPr>
     </w:lvl>
     <w:lvl w:ilvl="5">
@@ -3129,7 +3396,7 @@
         <w:ind w:left="4320" w:hanging="360"/>
       </w:pPr>
       <w:rPr>
-        <w:rFonts w:ascii="Wingdings" w:hAnsi="Wingdings" w:cs="Wingdings" w:hint="default"/>
+        <w:rFonts w:ascii="Wingdings" w:hAnsi="Wingdings" w:cs="Wingdings" w:hint="default" w:eastAsia="黑体"/>
       </w:rPr>
     </w:lvl>
     <w:lvl w:ilvl="6">
@@ -3140,7 +3407,7 @@
         <w:ind w:left="5040" w:hanging="360"/>
       </w:pPr>
       <w:rPr>
-        <w:rFonts w:ascii="Symbol" w:hAnsi="Symbol" w:cs="Symbol" w:hint="default"/>
+        <w:rFonts w:ascii="Symbol" w:hAnsi="Symbol" w:cs="Symbol" w:hint="default" w:eastAsia="黑体"/>
       </w:rPr>
     </w:lvl>
     <w:lvl w:ilvl="7">
@@ -3151,7 +3418,7 @@
         <w:ind w:left="5760" w:hanging="360"/>
       </w:pPr>
       <w:rPr>
-        <w:rFonts w:ascii="Courier New" w:hAnsi="Courier New" w:cs="Courier New" w:hint="default"/>
+        <w:rFonts w:ascii="Courier New" w:hAnsi="Courier New" w:cs="Courier New" w:hint="default" w:eastAsia="黑体"/>
       </w:rPr>
     </w:lvl>
     <w:lvl w:ilvl="8">
@@ -3162,7 +3429,7 @@
         <w:ind w:left="6480" w:hanging="360"/>
       </w:pPr>
       <w:rPr>
-        <w:rFonts w:ascii="Wingdings" w:hAnsi="Wingdings" w:cs="Wingdings" w:hint="default"/>
+        <w:rFonts w:ascii="Wingdings" w:hAnsi="Wingdings" w:cs="Wingdings" w:hint="default" w:eastAsia="黑体"/>
       </w:rPr>
     </w:lvl>
   </w:abstractNum>
@@ -3218,11 +3485,11 @@
 </file>
 
 <file path=word/styles.xml><?xml version="1.0" encoding="utf-8"?>
-<w:styles xmlns:mc="http://schemas.openxmlformats.org/markup-compatibility/2006" xmlns:r="http://schemas.openxmlformats.org/officeDocument/2006/relationships" xmlns:w="http://schemas.openxmlformats.org/wordprocessingml/2006/main" xmlns:w14="http://schemas.microsoft.com/office/word/2010/wordml" mc:Ignorable="w14">
+<w:styles xmlns:mc="http://schemas.openxmlformats.org/markup-compatibility/2006" xmlns:w="http://schemas.openxmlformats.org/wordprocessingml/2006/main" xmlns:r="http://schemas.openxmlformats.org/officeDocument/2006/relationships" xmlns:w14="http://schemas.microsoft.com/office/word/2010/wordml" mc:Ignorable="w14">
   <w:docDefaults>
     <w:rPrDefault>
       <w:rPr>
-        <w:rFonts w:asciiTheme="minorHAnsi" w:cstheme="minorBidi" w:eastAsiaTheme="minorEastAsia" w:hAnsiTheme="minorHAnsi"/>
+        <w:rFonts w:asciiTheme="minorHAnsi" w:cstheme="minorBidi" w:hAnsiTheme="minorHAnsi" w:eastAsia="黑体"/>
         <w:sz w:val="22"/>
         <w:szCs w:val="22"/>
         <w:lang w:bidi="ar-SA" w:eastAsia="en-US" w:val="en-US"/>
@@ -3444,7 +3711,7 @@
       <w:outlineLvl w:val="0"/>
     </w:pPr>
     <w:rPr>
-      <w:rFonts w:ascii="Times New Roman" w:asciiTheme="majorHAnsi" w:cstheme="majorBidi" w:eastAsia="黑体" w:eastAsiaTheme="majorEastAsia" w:hAnsi="Times New Roman" w:hAnsiTheme="majorHAnsi"/>
+      <w:rFonts w:ascii="Times New Roman" w:asciiTheme="majorHAnsi" w:cstheme="majorBidi" w:eastAsia="黑体" w:hAnsi="Times New Roman" w:hAnsiTheme="majorHAnsi"/>
       <w:b/>
       <w:bCs/>
       <w:color w:val="1F3864"/>
@@ -3468,7 +3735,7 @@
       <w:outlineLvl w:val="1"/>
     </w:pPr>
     <w:rPr>
-      <w:rFonts w:ascii="Times New Roman" w:asciiTheme="majorHAnsi" w:cstheme="majorBidi" w:eastAsia="黑体" w:eastAsiaTheme="majorEastAsia" w:hAnsi="Times New Roman" w:hAnsiTheme="majorHAnsi"/>
+      <w:rFonts w:ascii="Times New Roman" w:asciiTheme="majorHAnsi" w:cstheme="majorBidi" w:eastAsia="黑体" w:hAnsi="Times New Roman" w:hAnsiTheme="majorHAnsi"/>
       <w:b/>
       <w:bCs/>
       <w:color w:val="2E4E7E"/>
@@ -3492,7 +3759,7 @@
       <w:outlineLvl w:val="2"/>
     </w:pPr>
     <w:rPr>
-      <w:rFonts w:ascii="Times New Roman" w:asciiTheme="majorHAnsi" w:cstheme="majorBidi" w:eastAsia="黑体" w:eastAsiaTheme="majorEastAsia" w:hAnsi="Times New Roman" w:hAnsiTheme="majorHAnsi"/>
+      <w:rFonts w:ascii="Times New Roman" w:asciiTheme="majorHAnsi" w:cstheme="majorBidi" w:eastAsia="黑体" w:hAnsi="Times New Roman" w:hAnsiTheme="majorHAnsi"/>
       <w:b/>
       <w:bCs/>
       <w:color w:val="2E4E7E"/>
@@ -3516,7 +3783,7 @@
       <w:outlineLvl w:val="3"/>
     </w:pPr>
     <w:rPr>
-      <w:rFonts w:ascii="Times New Roman" w:asciiTheme="majorHAnsi" w:cstheme="majorBidi" w:eastAsia="黑体" w:eastAsiaTheme="majorEastAsia" w:hAnsi="Times New Roman" w:hAnsiTheme="majorHAnsi"/>
+      <w:rFonts w:ascii="Times New Roman" w:asciiTheme="majorHAnsi" w:cstheme="majorBidi" w:eastAsia="黑体" w:hAnsi="Times New Roman" w:hAnsiTheme="majorHAnsi"/>
       <w:b/>
       <w:bCs/>
       <w:i/>
@@ -3542,7 +3809,7 @@
       <w:outlineLvl w:val="4"/>
     </w:pPr>
     <w:rPr>
-      <w:rFonts w:ascii="Times New Roman" w:asciiTheme="majorHAnsi" w:cstheme="majorBidi" w:eastAsia="黑体" w:eastAsiaTheme="majorEastAsia" w:hAnsi="Times New Roman" w:hAnsiTheme="majorHAnsi"/>
+      <w:rFonts w:ascii="Times New Roman" w:asciiTheme="majorHAnsi" w:cstheme="majorBidi" w:eastAsia="黑体" w:hAnsi="Times New Roman" w:hAnsiTheme="majorHAnsi"/>
       <w:b/>
       <w:color w:val="333333"/>
       <w:sz w:val="22"/>
@@ -3565,7 +3832,7 @@
       <w:outlineLvl w:val="5"/>
     </w:pPr>
     <w:rPr>
-      <w:rFonts w:asciiTheme="majorHAnsi" w:cstheme="majorBidi" w:eastAsiaTheme="majorEastAsia" w:hAnsiTheme="majorHAnsi"/>
+      <w:rFonts w:asciiTheme="majorHAnsi" w:cstheme="majorBidi" w:hAnsiTheme="majorHAnsi" w:eastAsia="黑体"/>
       <w:i/>
       <w:iCs/>
       <w:color w:themeColor="accent1" w:themeShade="7F" w:val="243F60"/>
@@ -3588,7 +3855,7 @@
       <w:outlineLvl w:val="6"/>
     </w:pPr>
     <w:rPr>
-      <w:rFonts w:asciiTheme="majorHAnsi" w:cstheme="majorBidi" w:eastAsiaTheme="majorEastAsia" w:hAnsiTheme="majorHAnsi"/>
+      <w:rFonts w:asciiTheme="majorHAnsi" w:cstheme="majorBidi" w:hAnsiTheme="majorHAnsi" w:eastAsia="黑体"/>
       <w:i/>
       <w:iCs/>
       <w:color w:themeColor="text1" w:themeTint="BF" w:val="404040"/>
@@ -3611,7 +3878,7 @@
       <w:outlineLvl w:val="7"/>
     </w:pPr>
     <w:rPr>
-      <w:rFonts w:asciiTheme="majorHAnsi" w:cstheme="majorBidi" w:eastAsiaTheme="majorEastAsia" w:hAnsiTheme="majorHAnsi"/>
+      <w:rFonts w:asciiTheme="majorHAnsi" w:cstheme="majorBidi" w:hAnsiTheme="majorHAnsi" w:eastAsia="黑体"/>
       <w:color w:themeColor="accent1" w:val="4F81BD"/>
       <w:sz w:val="20"/>
       <w:szCs w:val="20"/>
@@ -3634,7 +3901,7 @@
       <w:outlineLvl w:val="8"/>
     </w:pPr>
     <w:rPr>
-      <w:rFonts w:asciiTheme="majorHAnsi" w:cstheme="majorBidi" w:eastAsiaTheme="majorEastAsia" w:hAnsiTheme="majorHAnsi"/>
+      <w:rFonts w:asciiTheme="majorHAnsi" w:cstheme="majorBidi" w:hAnsiTheme="majorHAnsi" w:eastAsia="黑体"/>
       <w:i/>
       <w:iCs/>
       <w:color w:themeColor="text1" w:themeTint="BF" w:val="404040"/>
@@ -3685,7 +3952,7 @@
     <w:uiPriority w:val="9"/>
     <w:rsid w:val="00FC693F"/>
     <w:rPr>
-      <w:rFonts w:asciiTheme="majorHAnsi" w:cstheme="majorBidi" w:eastAsiaTheme="majorEastAsia" w:hAnsiTheme="majorHAnsi"/>
+      <w:rFonts w:asciiTheme="majorHAnsi" w:cstheme="majorBidi" w:hAnsiTheme="majorHAnsi" w:eastAsia="黑体"/>
       <w:b/>
       <w:bCs/>
       <w:color w:themeColor="accent1" w:themeShade="BF" w:val="365F91"/>
@@ -3700,7 +3967,7 @@
     <w:uiPriority w:val="9"/>
     <w:rsid w:val="00FC693F"/>
     <w:rPr>
-      <w:rFonts w:asciiTheme="majorHAnsi" w:cstheme="majorBidi" w:eastAsiaTheme="majorEastAsia" w:hAnsiTheme="majorHAnsi"/>
+      <w:rFonts w:asciiTheme="majorHAnsi" w:cstheme="majorBidi" w:hAnsiTheme="majorHAnsi" w:eastAsia="黑体"/>
       <w:b/>
       <w:bCs/>
       <w:color w:themeColor="accent1" w:val="4F81BD"/>
@@ -3715,7 +3982,7 @@
     <w:uiPriority w:val="9"/>
     <w:rsid w:val="00FC693F"/>
     <w:rPr>
-      <w:rFonts w:asciiTheme="majorHAnsi" w:cstheme="majorBidi" w:eastAsiaTheme="majorEastAsia" w:hAnsiTheme="majorHAnsi"/>
+      <w:rFonts w:asciiTheme="majorHAnsi" w:cstheme="majorBidi" w:hAnsiTheme="majorHAnsi" w:eastAsia="黑体"/>
       <w:b/>
       <w:bCs/>
       <w:color w:themeColor="accent1" w:val="4F81BD"/>
@@ -3738,7 +4005,7 @@
       <w:contextualSpacing/>
     </w:pPr>
     <w:rPr>
-      <w:rFonts w:ascii="Times New Roman" w:asciiTheme="majorHAnsi" w:cstheme="majorBidi" w:eastAsia="黑体" w:eastAsiaTheme="majorEastAsia" w:hAnsi="Times New Roman" w:hAnsiTheme="majorHAnsi"/>
+      <w:rFonts w:ascii="Times New Roman" w:asciiTheme="majorHAnsi" w:cstheme="majorBidi" w:eastAsia="黑体" w:hAnsi="Times New Roman" w:hAnsiTheme="majorHAnsi"/>
       <w:b/>
       <w:color w:val="1F3864"/>
       <w:spacing w:val="5"/>
@@ -3754,7 +4021,7 @@
     <w:uiPriority w:val="10"/>
     <w:rsid w:val="00FC693F"/>
     <w:rPr>
-      <w:rFonts w:asciiTheme="majorHAnsi" w:cstheme="majorBidi" w:eastAsiaTheme="majorEastAsia" w:hAnsiTheme="majorHAnsi"/>
+      <w:rFonts w:asciiTheme="majorHAnsi" w:cstheme="majorBidi" w:hAnsiTheme="majorHAnsi" w:eastAsia="黑体"/>
       <w:color w:themeColor="text2" w:themeShade="BF" w:val="17365D"/>
       <w:spacing w:val="5"/>
       <w:kern w:val="28"/>
@@ -3776,7 +4043,7 @@
       </w:numPr>
     </w:pPr>
     <w:rPr>
-      <w:rFonts w:asciiTheme="majorHAnsi" w:cstheme="majorBidi" w:eastAsiaTheme="majorEastAsia" w:hAnsiTheme="majorHAnsi"/>
+      <w:rFonts w:asciiTheme="majorHAnsi" w:cstheme="majorBidi" w:hAnsiTheme="majorHAnsi" w:eastAsia="黑体"/>
       <w:i/>
       <w:iCs/>
       <w:color w:themeColor="accent1" w:val="4F81BD"/>
@@ -3792,7 +4059,7 @@
     <w:uiPriority w:val="11"/>
     <w:rsid w:val="00FC693F"/>
     <w:rPr>
-      <w:rFonts w:asciiTheme="majorHAnsi" w:cstheme="majorBidi" w:eastAsiaTheme="majorEastAsia" w:hAnsiTheme="majorHAnsi"/>
+      <w:rFonts w:asciiTheme="majorHAnsi" w:cstheme="majorBidi" w:hAnsiTheme="majorHAnsi" w:eastAsia="黑体"/>
       <w:i/>
       <w:iCs/>
       <w:color w:themeColor="accent1" w:val="4F81BD"/>
@@ -3859,6 +4126,7 @@
       <w:spacing w:after="120"/>
     </w:pPr>
     <w:rPr>
+      <w:rFonts w:eastAsia="黑体"/>
       <w:sz w:val="16"/>
       <w:szCs w:val="16"/>
     </w:rPr>
@@ -3870,6 +4138,7 @@
     <w:uiPriority w:val="99"/>
     <w:rsid w:val="00AA1D8D"/>
     <w:rPr>
+      <w:rFonts w:eastAsia="黑体"/>
       <w:sz w:val="16"/>
       <w:szCs w:val="16"/>
     </w:rPr>
@@ -4039,7 +4308,7 @@
       </w:tabs>
     </w:pPr>
     <w:rPr>
-      <w:rFonts w:ascii="Courier" w:hAnsi="Courier"/>
+      <w:rFonts w:ascii="Courier" w:hAnsi="Courier" w:eastAsia="黑体"/>
       <w:sz w:val="20"/>
       <w:szCs w:val="20"/>
     </w:rPr>
@@ -4051,7 +4320,7 @@
     <w:uiPriority w:val="99"/>
     <w:rsid w:val="0029639D"/>
     <w:rPr>
-      <w:rFonts w:ascii="Courier" w:hAnsi="Courier"/>
+      <w:rFonts w:ascii="Courier" w:hAnsi="Courier" w:eastAsia="黑体"/>
       <w:sz w:val="20"/>
       <w:szCs w:val="20"/>
     </w:rPr>
@@ -4087,6 +4356,7 @@
     <w:uiPriority w:val="29"/>
     <w:rsid w:val="00FC693F"/>
     <w:rPr>
+      <w:rFonts w:eastAsia="黑体"/>
       <w:i/>
       <w:iCs/>
       <w:color w:themeColor="text1" w:val="000000"/>
@@ -4100,7 +4370,7 @@
     <w:semiHidden/>
     <w:rsid w:val="00FC693F"/>
     <w:rPr>
-      <w:rFonts w:asciiTheme="majorHAnsi" w:cstheme="majorBidi" w:eastAsiaTheme="majorEastAsia" w:hAnsiTheme="majorHAnsi"/>
+      <w:rFonts w:asciiTheme="majorHAnsi" w:cstheme="majorBidi" w:hAnsiTheme="majorHAnsi" w:eastAsia="黑体"/>
       <w:b/>
       <w:bCs/>
       <w:i/>
@@ -4116,7 +4386,7 @@
     <w:semiHidden/>
     <w:rsid w:val="00FC693F"/>
     <w:rPr>
-      <w:rFonts w:asciiTheme="majorHAnsi" w:cstheme="majorBidi" w:eastAsiaTheme="majorEastAsia" w:hAnsiTheme="majorHAnsi"/>
+      <w:rFonts w:asciiTheme="majorHAnsi" w:cstheme="majorBidi" w:hAnsiTheme="majorHAnsi" w:eastAsia="黑体"/>
       <w:color w:themeColor="accent1" w:themeShade="7F" w:val="243F60"/>
     </w:rPr>
   </w:style>
@@ -4128,7 +4398,7 @@
     <w:semiHidden/>
     <w:rsid w:val="00FC693F"/>
     <w:rPr>
-      <w:rFonts w:asciiTheme="majorHAnsi" w:cstheme="majorBidi" w:eastAsiaTheme="majorEastAsia" w:hAnsiTheme="majorHAnsi"/>
+      <w:rFonts w:asciiTheme="majorHAnsi" w:cstheme="majorBidi" w:hAnsiTheme="majorHAnsi" w:eastAsia="黑体"/>
       <w:i/>
       <w:iCs/>
       <w:color w:themeColor="accent1" w:themeShade="7F" w:val="243F60"/>
@@ -4142,7 +4412,7 @@
     <w:semiHidden/>
     <w:rsid w:val="00FC693F"/>
     <w:rPr>
-      <w:rFonts w:asciiTheme="majorHAnsi" w:cstheme="majorBidi" w:eastAsiaTheme="majorEastAsia" w:hAnsiTheme="majorHAnsi"/>
+      <w:rFonts w:asciiTheme="majorHAnsi" w:cstheme="majorBidi" w:hAnsiTheme="majorHAnsi" w:eastAsia="黑体"/>
       <w:i/>
       <w:iCs/>
       <w:color w:themeColor="text1" w:themeTint="BF" w:val="404040"/>
@@ -4156,7 +4426,7 @@
     <w:semiHidden/>
     <w:rsid w:val="00FC693F"/>
     <w:rPr>
-      <w:rFonts w:asciiTheme="majorHAnsi" w:cstheme="majorBidi" w:eastAsiaTheme="majorEastAsia" w:hAnsiTheme="majorHAnsi"/>
+      <w:rFonts w:asciiTheme="majorHAnsi" w:cstheme="majorBidi" w:hAnsiTheme="majorHAnsi" w:eastAsia="黑体"/>
       <w:color w:themeColor="accent1" w:val="4F81BD"/>
       <w:sz w:val="20"/>
       <w:szCs w:val="20"/>
@@ -4170,7 +4440,7 @@
     <w:semiHidden/>
     <w:rsid w:val="00FC693F"/>
     <w:rPr>
-      <w:rFonts w:asciiTheme="majorHAnsi" w:cstheme="majorBidi" w:eastAsiaTheme="majorEastAsia" w:hAnsiTheme="majorHAnsi"/>
+      <w:rFonts w:asciiTheme="majorHAnsi" w:cstheme="majorBidi" w:hAnsiTheme="majorHAnsi" w:eastAsia="黑体"/>
       <w:i/>
       <w:iCs/>
       <w:color w:themeColor="text1" w:themeTint="BF" w:val="404040"/>
@@ -4191,6 +4461,7 @@
       <w:spacing w:line="240" w:lineRule="auto"/>
     </w:pPr>
     <w:rPr>
+      <w:rFonts w:eastAsia="黑体"/>
       <w:b/>
       <w:bCs/>
       <w:color w:themeColor="accent1" w:val="4F81BD"/>
@@ -4205,6 +4476,7 @@
     <w:qFormat/>
     <w:rsid w:val="00FC693F"/>
     <w:rPr>
+      <w:rFonts w:eastAsia="黑体"/>
       <w:b/>
       <w:bCs/>
     </w:rPr>
@@ -4216,6 +4488,7 @@
     <w:qFormat/>
     <w:rsid w:val="00FC693F"/>
     <w:rPr>
+      <w:rFonts w:eastAsia="黑体"/>
       <w:i/>
       <w:iCs/>
     </w:rPr>
@@ -4236,6 +4509,7 @@
       <w:ind w:left="936" w:right="936"/>
     </w:pPr>
     <w:rPr>
+      <w:rFonts w:eastAsia="黑体"/>
       <w:b/>
       <w:bCs/>
       <w:i/>
@@ -4250,6 +4524,7 @@
     <w:uiPriority w:val="30"/>
     <w:rsid w:val="00FC693F"/>
     <w:rPr>
+      <w:rFonts w:eastAsia="黑体"/>
       <w:b/>
       <w:bCs/>
       <w:i/>
@@ -4264,6 +4539,7 @@
     <w:qFormat/>
     <w:rsid w:val="00FC693F"/>
     <w:rPr>
+      <w:rFonts w:eastAsia="黑体"/>
       <w:i/>
       <w:iCs/>
       <w:color w:themeColor="text1" w:themeTint="7F" w:val="808080"/>
@@ -4276,6 +4552,7 @@
     <w:qFormat/>
     <w:rsid w:val="00FC693F"/>
     <w:rPr>
+      <w:rFonts w:eastAsia="黑体"/>
       <w:b/>
       <w:bCs/>
       <w:i/>
@@ -4290,6 +4567,7 @@
     <w:qFormat/>
     <w:rsid w:val="00FC693F"/>
     <w:rPr>
+      <w:rFonts w:eastAsia="黑体"/>
       <w:smallCaps/>
       <w:color w:themeColor="accent2" w:val="C0504D"/>
       <w:u w:val="single"/>
@@ -4302,6 +4580,7 @@
     <w:qFormat/>
     <w:rsid w:val="00FC693F"/>
     <w:rPr>
+      <w:rFonts w:eastAsia="黑体"/>
       <w:b/>
       <w:bCs/>
       <w:smallCaps/>
@@ -4317,6 +4596,7 @@
     <w:qFormat/>
     <w:rsid w:val="00FC693F"/>
     <w:rPr>
+      <w:rFonts w:eastAsia="黑体"/>
       <w:b/>
       <w:bCs/>
       <w:smallCaps/>
@@ -4371,6 +4651,7 @@
       <w:spacing w:after="0" w:line="240" w:lineRule="auto"/>
     </w:pPr>
     <w:rPr>
+      <w:rFonts w:eastAsia="黑体"/>
       <w:color w:themeColor="text1" w:themeShade="BF" w:val="000000"/>
     </w:rPr>
     <w:tblPr>
@@ -4393,6 +4674,7 @@
         <w:spacing w:after="0" w:before="0" w:line="240" w:lineRule="auto"/>
       </w:pPr>
       <w:rPr>
+        <w:rFonts w:eastAsia="黑体"/>
         <w:b/>
         <w:bCs/>
       </w:rPr>
@@ -4413,6 +4695,7 @@
         <w:spacing w:after="0" w:before="0" w:line="240" w:lineRule="auto"/>
       </w:pPr>
       <w:rPr>
+        <w:rFonts w:eastAsia="黑体"/>
         <w:b/>
         <w:bCs/>
       </w:rPr>
@@ -4430,12 +4713,14 @@
     </w:tblStylePr>
     <w:tblStylePr w:type="firstCol">
       <w:rPr>
+        <w:rFonts w:eastAsia="黑体"/>
         <w:b/>
         <w:bCs/>
       </w:rPr>
     </w:tblStylePr>
     <w:tblStylePr w:type="lastCol">
       <w:rPr>
+        <w:rFonts w:eastAsia="黑体"/>
         <w:b/>
         <w:bCs/>
       </w:rPr>
@@ -4474,6 +4759,7 @@
       <w:spacing w:after="0" w:line="240" w:lineRule="auto"/>
     </w:pPr>
     <w:rPr>
+      <w:rFonts w:eastAsia="黑体"/>
       <w:color w:themeColor="accent1" w:themeShade="BF" w:val="365F91"/>
     </w:rPr>
     <w:tblPr>
@@ -4496,6 +4782,7 @@
         <w:spacing w:after="0" w:before="0" w:line="240" w:lineRule="auto"/>
       </w:pPr>
       <w:rPr>
+        <w:rFonts w:eastAsia="黑体"/>
         <w:b/>
         <w:bCs/>
       </w:rPr>
@@ -4516,6 +4803,7 @@
         <w:spacing w:after="0" w:before="0" w:line="240" w:lineRule="auto"/>
       </w:pPr>
       <w:rPr>
+        <w:rFonts w:eastAsia="黑体"/>
         <w:b/>
         <w:bCs/>
       </w:rPr>
@@ -4533,12 +4821,14 @@
     </w:tblStylePr>
     <w:tblStylePr w:type="firstCol">
       <w:rPr>
+        <w:rFonts w:eastAsia="黑体"/>
         <w:b/>
         <w:bCs/>
       </w:rPr>
     </w:tblStylePr>
     <w:tblStylePr w:type="lastCol">
       <w:rPr>
+        <w:rFonts w:eastAsia="黑体"/>
         <w:b/>
         <w:bCs/>
       </w:rPr>
@@ -4577,6 +4867,7 @@
       <w:spacing w:after="0" w:line="240" w:lineRule="auto"/>
     </w:pPr>
     <w:rPr>
+      <w:rFonts w:eastAsia="黑体"/>
       <w:color w:themeColor="accent2" w:themeShade="BF" w:val="943634"/>
     </w:rPr>
     <w:tblPr>
@@ -4599,6 +4890,7 @@
         <w:spacing w:after="0" w:before="0" w:line="240" w:lineRule="auto"/>
       </w:pPr>
       <w:rPr>
+        <w:rFonts w:eastAsia="黑体"/>
         <w:b/>
         <w:bCs/>
       </w:rPr>
@@ -4619,6 +4911,7 @@
         <w:spacing w:after="0" w:before="0" w:line="240" w:lineRule="auto"/>
       </w:pPr>
       <w:rPr>
+        <w:rFonts w:eastAsia="黑体"/>
         <w:b/>
         <w:bCs/>
       </w:rPr>
@@ -4636,12 +4929,14 @@
     </w:tblStylePr>
     <w:tblStylePr w:type="firstCol">
       <w:rPr>
+        <w:rFonts w:eastAsia="黑体"/>
         <w:b/>
         <w:bCs/>
       </w:rPr>
     </w:tblStylePr>
     <w:tblStylePr w:type="lastCol">
       <w:rPr>
+        <w:rFonts w:eastAsia="黑体"/>
         <w:b/>
         <w:bCs/>
       </w:rPr>
@@ -4680,6 +4975,7 @@
       <w:spacing w:after="0" w:line="240" w:lineRule="auto"/>
     </w:pPr>
     <w:rPr>
+      <w:rFonts w:eastAsia="黑体"/>
       <w:color w:themeColor="accent3" w:themeShade="BF" w:val="76923C"/>
     </w:rPr>
     <w:tblPr>
@@ -4702,6 +4998,7 @@
         <w:spacing w:after="0" w:before="0" w:line="240" w:lineRule="auto"/>
       </w:pPr>
       <w:rPr>
+        <w:rFonts w:eastAsia="黑体"/>
         <w:b/>
         <w:bCs/>
       </w:rPr>
@@ -4722,6 +5019,7 @@
         <w:spacing w:after="0" w:before="0" w:line="240" w:lineRule="auto"/>
       </w:pPr>
       <w:rPr>
+        <w:rFonts w:eastAsia="黑体"/>
         <w:b/>
         <w:bCs/>
       </w:rPr>
@@ -4739,12 +5037,14 @@
     </w:tblStylePr>
     <w:tblStylePr w:type="firstCol">
       <w:rPr>
+        <w:rFonts w:eastAsia="黑体"/>
         <w:b/>
         <w:bCs/>
       </w:rPr>
     </w:tblStylePr>
     <w:tblStylePr w:type="lastCol">
       <w:rPr>
+        <w:rFonts w:eastAsia="黑体"/>
         <w:b/>
         <w:bCs/>
       </w:rPr>
@@ -4783,6 +5083,7 @@
       <w:spacing w:after="0" w:line="240" w:lineRule="auto"/>
     </w:pPr>
     <w:rPr>
+      <w:rFonts w:eastAsia="黑体"/>
       <w:color w:themeColor="accent4" w:themeShade="BF" w:val="5F497A"/>
     </w:rPr>
     <w:tblPr>
@@ -4805,6 +5106,7 @@
         <w:spacing w:after="0" w:before="0" w:line="240" w:lineRule="auto"/>
       </w:pPr>
       <w:rPr>
+        <w:rFonts w:eastAsia="黑体"/>
         <w:b/>
         <w:bCs/>
       </w:rPr>
@@ -4825,6 +5127,7 @@
         <w:spacing w:after="0" w:before="0" w:line="240" w:lineRule="auto"/>
       </w:pPr>
       <w:rPr>
+        <w:rFonts w:eastAsia="黑体"/>
         <w:b/>
         <w:bCs/>
       </w:rPr>
@@ -4842,12 +5145,14 @@
     </w:tblStylePr>
     <w:tblStylePr w:type="firstCol">
       <w:rPr>
+        <w:rFonts w:eastAsia="黑体"/>
         <w:b/>
         <w:bCs/>
       </w:rPr>
     </w:tblStylePr>
     <w:tblStylePr w:type="lastCol">
       <w:rPr>
+        <w:rFonts w:eastAsia="黑体"/>
         <w:b/>
         <w:bCs/>
       </w:rPr>
@@ -4886,6 +5191,7 @@
       <w:spacing w:after="0" w:line="240" w:lineRule="auto"/>
     </w:pPr>
     <w:rPr>
+      <w:rFonts w:eastAsia="黑体"/>
       <w:color w:themeColor="accent5" w:themeShade="BF" w:val="31849B"/>
     </w:rPr>
     <w:tblPr>
@@ -4908,6 +5214,7 @@
         <w:spacing w:after="0" w:before="0" w:line="240" w:lineRule="auto"/>
       </w:pPr>
       <w:rPr>
+        <w:rFonts w:eastAsia="黑体"/>
         <w:b/>
         <w:bCs/>
       </w:rPr>
@@ -4928,6 +5235,7 @@
         <w:spacing w:after="0" w:before="0" w:line="240" w:lineRule="auto"/>
       </w:pPr>
       <w:rPr>
+        <w:rFonts w:eastAsia="黑体"/>
         <w:b/>
         <w:bCs/>
       </w:rPr>
@@ -4945,12 +5253,14 @@
     </w:tblStylePr>
     <w:tblStylePr w:type="firstCol">
       <w:rPr>
+        <w:rFonts w:eastAsia="黑体"/>
         <w:b/>
         <w:bCs/>
       </w:rPr>
     </w:tblStylePr>
     <w:tblStylePr w:type="lastCol">
       <w:rPr>
+        <w:rFonts w:eastAsia="黑体"/>
         <w:b/>
         <w:bCs/>
       </w:rPr>
@@ -4989,6 +5299,7 @@
       <w:spacing w:after="0" w:line="240" w:lineRule="auto"/>
     </w:pPr>
     <w:rPr>
+      <w:rFonts w:eastAsia="黑体"/>
       <w:color w:themeColor="accent6" w:themeShade="BF" w:val="E36C0A"/>
     </w:rPr>
     <w:tblPr>
@@ -5011,6 +5322,7 @@
         <w:spacing w:after="0" w:before="0" w:line="240" w:lineRule="auto"/>
       </w:pPr>
       <w:rPr>
+        <w:rFonts w:eastAsia="黑体"/>
         <w:b/>
         <w:bCs/>
       </w:rPr>
@@ -5031,6 +5343,7 @@
         <w:spacing w:after="0" w:before="0" w:line="240" w:lineRule="auto"/>
       </w:pPr>
       <w:rPr>
+        <w:rFonts w:eastAsia="黑体"/>
         <w:b/>
         <w:bCs/>
       </w:rPr>
@@ -5048,12 +5361,14 @@
     </w:tblStylePr>
     <w:tblStylePr w:type="firstCol">
       <w:rPr>
+        <w:rFonts w:eastAsia="黑体"/>
         <w:b/>
         <w:bCs/>
       </w:rPr>
     </w:tblStylePr>
     <w:tblStylePr w:type="lastCol">
       <w:rPr>
+        <w:rFonts w:eastAsia="黑体"/>
         <w:b/>
         <w:bCs/>
       </w:rPr>
@@ -5113,6 +5428,7 @@
         <w:spacing w:after="0" w:before="0" w:line="240" w:lineRule="auto"/>
       </w:pPr>
       <w:rPr>
+        <w:rFonts w:eastAsia="黑体"/>
         <w:b/>
         <w:bCs/>
         <w:color w:themeColor="background1" w:val="FFFFFF"/>
@@ -5127,6 +5443,7 @@
         <w:spacing w:after="0" w:before="0" w:line="240" w:lineRule="auto"/>
       </w:pPr>
       <w:rPr>
+        <w:rFonts w:eastAsia="黑体"/>
         <w:b/>
         <w:bCs/>
       </w:rPr>
@@ -5142,12 +5459,14 @@
     </w:tblStylePr>
     <w:tblStylePr w:type="firstCol">
       <w:rPr>
+        <w:rFonts w:eastAsia="黑体"/>
         <w:b/>
         <w:bCs/>
       </w:rPr>
     </w:tblStylePr>
     <w:tblStylePr w:type="lastCol">
       <w:rPr>
+        <w:rFonts w:eastAsia="黑体"/>
         <w:b/>
         <w:bCs/>
       </w:rPr>
@@ -5205,6 +5524,7 @@
         <w:spacing w:after="0" w:before="0" w:line="240" w:lineRule="auto"/>
       </w:pPr>
       <w:rPr>
+        <w:rFonts w:eastAsia="黑体"/>
         <w:b/>
         <w:bCs/>
         <w:color w:themeColor="background1" w:val="FFFFFF"/>
@@ -5219,6 +5539,7 @@
         <w:spacing w:after="0" w:before="0" w:line="240" w:lineRule="auto"/>
       </w:pPr>
       <w:rPr>
+        <w:rFonts w:eastAsia="黑体"/>
         <w:b/>
         <w:bCs/>
       </w:rPr>
@@ -5234,12 +5555,14 @@
     </w:tblStylePr>
     <w:tblStylePr w:type="firstCol">
       <w:rPr>
+        <w:rFonts w:eastAsia="黑体"/>
         <w:b/>
         <w:bCs/>
       </w:rPr>
     </w:tblStylePr>
     <w:tblStylePr w:type="lastCol">
       <w:rPr>
+        <w:rFonts w:eastAsia="黑体"/>
         <w:b/>
         <w:bCs/>
       </w:rPr>
@@ -5297,6 +5620,7 @@
         <w:spacing w:after="0" w:before="0" w:line="240" w:lineRule="auto"/>
       </w:pPr>
       <w:rPr>
+        <w:rFonts w:eastAsia="黑体"/>
         <w:b/>
         <w:bCs/>
         <w:color w:themeColor="background1" w:val="FFFFFF"/>
@@ -5311,6 +5635,7 @@
         <w:spacing w:after="0" w:before="0" w:line="240" w:lineRule="auto"/>
       </w:pPr>
       <w:rPr>
+        <w:rFonts w:eastAsia="黑体"/>
         <w:b/>
         <w:bCs/>
       </w:rPr>
@@ -5326,12 +5651,14 @@
     </w:tblStylePr>
     <w:tblStylePr w:type="firstCol">
       <w:rPr>
+        <w:rFonts w:eastAsia="黑体"/>
         <w:b/>
         <w:bCs/>
       </w:rPr>
     </w:tblStylePr>
     <w:tblStylePr w:type="lastCol">
       <w:rPr>
+        <w:rFonts w:eastAsia="黑体"/>
         <w:b/>
         <w:bCs/>
       </w:rPr>
@@ -5389,6 +5716,7 @@
         <w:spacing w:after="0" w:before="0" w:line="240" w:lineRule="auto"/>
       </w:pPr>
       <w:rPr>
+        <w:rFonts w:eastAsia="黑体"/>
         <w:b/>
         <w:bCs/>
         <w:color w:themeColor="background1" w:val="FFFFFF"/>
@@ -5403,6 +5731,7 @@
         <w:spacing w:after="0" w:before="0" w:line="240" w:lineRule="auto"/>
       </w:pPr>
       <w:rPr>
+        <w:rFonts w:eastAsia="黑体"/>
         <w:b/>
         <w:bCs/>
       </w:rPr>
@@ -5418,12 +5747,14 @@
     </w:tblStylePr>
     <w:tblStylePr w:type="firstCol">
       <w:rPr>
+        <w:rFonts w:eastAsia="黑体"/>
         <w:b/>
         <w:bCs/>
       </w:rPr>
     </w:tblStylePr>
     <w:tblStylePr w:type="lastCol">
       <w:rPr>
+        <w:rFonts w:eastAsia="黑体"/>
         <w:b/>
         <w:bCs/>
       </w:rPr>
@@ -5481,6 +5812,7 @@
         <w:spacing w:after="0" w:before="0" w:line="240" w:lineRule="auto"/>
       </w:pPr>
       <w:rPr>
+        <w:rFonts w:eastAsia="黑体"/>
         <w:b/>
         <w:bCs/>
         <w:color w:themeColor="background1" w:val="FFFFFF"/>
@@ -5495,6 +5827,7 @@
         <w:spacing w:after="0" w:before="0" w:line="240" w:lineRule="auto"/>
       </w:pPr>
       <w:rPr>
+        <w:rFonts w:eastAsia="黑体"/>
         <w:b/>
         <w:bCs/>
       </w:rPr>
@@ -5510,12 +5843,14 @@
     </w:tblStylePr>
     <w:tblStylePr w:type="firstCol">
       <w:rPr>
+        <w:rFonts w:eastAsia="黑体"/>
         <w:b/>
         <w:bCs/>
       </w:rPr>
     </w:tblStylePr>
     <w:tblStylePr w:type="lastCol">
       <w:rPr>
+        <w:rFonts w:eastAsia="黑体"/>
         <w:b/>
         <w:bCs/>
       </w:rPr>
@@ -5573,6 +5908,7 @@
         <w:spacing w:after="0" w:before="0" w:line="240" w:lineRule="auto"/>
       </w:pPr>
       <w:rPr>
+        <w:rFonts w:eastAsia="黑体"/>
         <w:b/>
         <w:bCs/>
         <w:color w:themeColor="background1" w:val="FFFFFF"/>
@@ -5587,6 +5923,7 @@
         <w:spacing w:after="0" w:before="0" w:line="240" w:lineRule="auto"/>
       </w:pPr>
       <w:rPr>
+        <w:rFonts w:eastAsia="黑体"/>
         <w:b/>
         <w:bCs/>
       </w:rPr>
@@ -5602,12 +5939,14 @@
     </w:tblStylePr>
     <w:tblStylePr w:type="firstCol">
       <w:rPr>
+        <w:rFonts w:eastAsia="黑体"/>
         <w:b/>
         <w:bCs/>
       </w:rPr>
     </w:tblStylePr>
     <w:tblStylePr w:type="lastCol">
       <w:rPr>
+        <w:rFonts w:eastAsia="黑体"/>
         <w:b/>
         <w:bCs/>
       </w:rPr>
@@ -5665,6 +6004,7 @@
         <w:spacing w:after="0" w:before="0" w:line="240" w:lineRule="auto"/>
       </w:pPr>
       <w:rPr>
+        <w:rFonts w:eastAsia="黑体"/>
         <w:b/>
         <w:bCs/>
         <w:color w:themeColor="background1" w:val="FFFFFF"/>
@@ -5679,6 +6019,7 @@
         <w:spacing w:after="0" w:before="0" w:line="240" w:lineRule="auto"/>
       </w:pPr>
       <w:rPr>
+        <w:rFonts w:eastAsia="黑体"/>
         <w:b/>
         <w:bCs/>
       </w:rPr>
@@ -5694,12 +6035,14 @@
     </w:tblStylePr>
     <w:tblStylePr w:type="firstCol">
       <w:rPr>
+        <w:rFonts w:eastAsia="黑体"/>
         <w:b/>
         <w:bCs/>
       </w:rPr>
     </w:tblStylePr>
     <w:tblStylePr w:type="lastCol">
       <w:rPr>
+        <w:rFonts w:eastAsia="黑体"/>
         <w:b/>
         <w:bCs/>
       </w:rPr>
@@ -5759,7 +6102,7 @@
         <w:spacing w:after="0" w:before="0" w:line="240" w:lineRule="auto"/>
       </w:pPr>
       <w:rPr>
-        <w:rFonts w:asciiTheme="majorHAnsi" w:cstheme="majorBidi" w:eastAsiaTheme="majorEastAsia" w:hAnsiTheme="majorHAnsi"/>
+        <w:rFonts w:asciiTheme="majorHAnsi" w:cstheme="majorBidi" w:hAnsiTheme="majorHAnsi" w:eastAsia="黑体"/>
         <w:b/>
         <w:bCs/>
       </w:rPr>
@@ -5780,7 +6123,7 @@
         <w:spacing w:after="0" w:before="0" w:line="240" w:lineRule="auto"/>
       </w:pPr>
       <w:rPr>
-        <w:rFonts w:asciiTheme="majorHAnsi" w:cstheme="majorBidi" w:eastAsiaTheme="majorEastAsia" w:hAnsiTheme="majorHAnsi"/>
+        <w:rFonts w:asciiTheme="majorHAnsi" w:cstheme="majorBidi" w:hAnsiTheme="majorHAnsi" w:eastAsia="黑体"/>
         <w:b/>
         <w:bCs/>
       </w:rPr>
@@ -5798,14 +6141,14 @@
     </w:tblStylePr>
     <w:tblStylePr w:type="firstCol">
       <w:rPr>
-        <w:rFonts w:asciiTheme="majorHAnsi" w:cstheme="majorBidi" w:eastAsiaTheme="majorEastAsia" w:hAnsiTheme="majorHAnsi"/>
+        <w:rFonts w:asciiTheme="majorHAnsi" w:cstheme="majorBidi" w:hAnsiTheme="majorHAnsi" w:eastAsia="黑体"/>
         <w:b/>
         <w:bCs/>
       </w:rPr>
     </w:tblStylePr>
     <w:tblStylePr w:type="lastCol">
       <w:rPr>
-        <w:rFonts w:asciiTheme="majorHAnsi" w:cstheme="majorBidi" w:eastAsiaTheme="majorEastAsia" w:hAnsiTheme="majorHAnsi"/>
+        <w:rFonts w:asciiTheme="majorHAnsi" w:cstheme="majorBidi" w:hAnsiTheme="majorHAnsi" w:eastAsia="黑体"/>
         <w:b/>
         <w:bCs/>
       </w:rPr>
@@ -5889,7 +6232,7 @@
         <w:spacing w:after="0" w:before="0" w:line="240" w:lineRule="auto"/>
       </w:pPr>
       <w:rPr>
-        <w:rFonts w:asciiTheme="majorHAnsi" w:cstheme="majorBidi" w:eastAsiaTheme="majorEastAsia" w:hAnsiTheme="majorHAnsi"/>
+        <w:rFonts w:asciiTheme="majorHAnsi" w:cstheme="majorBidi" w:hAnsiTheme="majorHAnsi" w:eastAsia="黑体"/>
         <w:b/>
         <w:bCs/>
       </w:rPr>
@@ -5910,7 +6253,7 @@
         <w:spacing w:after="0" w:before="0" w:line="240" w:lineRule="auto"/>
       </w:pPr>
       <w:rPr>
-        <w:rFonts w:asciiTheme="majorHAnsi" w:cstheme="majorBidi" w:eastAsiaTheme="majorEastAsia" w:hAnsiTheme="majorHAnsi"/>
+        <w:rFonts w:asciiTheme="majorHAnsi" w:cstheme="majorBidi" w:hAnsiTheme="majorHAnsi" w:eastAsia="黑体"/>
         <w:b/>
         <w:bCs/>
       </w:rPr>
@@ -5928,14 +6271,14 @@
     </w:tblStylePr>
     <w:tblStylePr w:type="firstCol">
       <w:rPr>
-        <w:rFonts w:asciiTheme="majorHAnsi" w:cstheme="majorBidi" w:eastAsiaTheme="majorEastAsia" w:hAnsiTheme="majorHAnsi"/>
+        <w:rFonts w:asciiTheme="majorHAnsi" w:cstheme="majorBidi" w:hAnsiTheme="majorHAnsi" w:eastAsia="黑体"/>
         <w:b/>
         <w:bCs/>
       </w:rPr>
     </w:tblStylePr>
     <w:tblStylePr w:type="lastCol">
       <w:rPr>
-        <w:rFonts w:asciiTheme="majorHAnsi" w:cstheme="majorBidi" w:eastAsiaTheme="majorEastAsia" w:hAnsiTheme="majorHAnsi"/>
+        <w:rFonts w:asciiTheme="majorHAnsi" w:cstheme="majorBidi" w:hAnsiTheme="majorHAnsi" w:eastAsia="黑体"/>
         <w:b/>
         <w:bCs/>
       </w:rPr>
@@ -6019,7 +6362,7 @@
         <w:spacing w:after="0" w:before="0" w:line="240" w:lineRule="auto"/>
       </w:pPr>
       <w:rPr>
-        <w:rFonts w:asciiTheme="majorHAnsi" w:cstheme="majorBidi" w:eastAsiaTheme="majorEastAsia" w:hAnsiTheme="majorHAnsi"/>
+        <w:rFonts w:asciiTheme="majorHAnsi" w:cstheme="majorBidi" w:hAnsiTheme="majorHAnsi" w:eastAsia="黑体"/>
         <w:b/>
         <w:bCs/>
       </w:rPr>
@@ -6040,7 +6383,7 @@
         <w:spacing w:after="0" w:before="0" w:line="240" w:lineRule="auto"/>
       </w:pPr>
       <w:rPr>
-        <w:rFonts w:asciiTheme="majorHAnsi" w:cstheme="majorBidi" w:eastAsiaTheme="majorEastAsia" w:hAnsiTheme="majorHAnsi"/>
+        <w:rFonts w:asciiTheme="majorHAnsi" w:cstheme="majorBidi" w:hAnsiTheme="majorHAnsi" w:eastAsia="黑体"/>
         <w:b/>
         <w:bCs/>
       </w:rPr>
@@ -6058,14 +6401,14 @@
     </w:tblStylePr>
     <w:tblStylePr w:type="firstCol">
       <w:rPr>
-        <w:rFonts w:asciiTheme="majorHAnsi" w:cstheme="majorBidi" w:eastAsiaTheme="majorEastAsia" w:hAnsiTheme="majorHAnsi"/>
+        <w:rFonts w:asciiTheme="majorHAnsi" w:cstheme="majorBidi" w:hAnsiTheme="majorHAnsi" w:eastAsia="黑体"/>
         <w:b/>
         <w:bCs/>
       </w:rPr>
     </w:tblStylePr>
     <w:tblStylePr w:type="lastCol">
       <w:rPr>
-        <w:rFonts w:asciiTheme="majorHAnsi" w:cstheme="majorBidi" w:eastAsiaTheme="majorEastAsia" w:hAnsiTheme="majorHAnsi"/>
+        <w:rFonts w:asciiTheme="majorHAnsi" w:cstheme="majorBidi" w:hAnsiTheme="majorHAnsi" w:eastAsia="黑体"/>
         <w:b/>
         <w:bCs/>
       </w:rPr>
@@ -6149,7 +6492,7 @@
         <w:spacing w:after="0" w:before="0" w:line="240" w:lineRule="auto"/>
       </w:pPr>
       <w:rPr>
-        <w:rFonts w:asciiTheme="majorHAnsi" w:cstheme="majorBidi" w:eastAsiaTheme="majorEastAsia" w:hAnsiTheme="majorHAnsi"/>
+        <w:rFonts w:asciiTheme="majorHAnsi" w:cstheme="majorBidi" w:hAnsiTheme="majorHAnsi" w:eastAsia="黑体"/>
         <w:b/>
         <w:bCs/>
       </w:rPr>
@@ -6170,7 +6513,7 @@
         <w:spacing w:after="0" w:before="0" w:line="240" w:lineRule="auto"/>
       </w:pPr>
       <w:rPr>
-        <w:rFonts w:asciiTheme="majorHAnsi" w:cstheme="majorBidi" w:eastAsiaTheme="majorEastAsia" w:hAnsiTheme="majorHAnsi"/>
+        <w:rFonts w:asciiTheme="majorHAnsi" w:cstheme="majorBidi" w:hAnsiTheme="majorHAnsi" w:eastAsia="黑体"/>
         <w:b/>
         <w:bCs/>
       </w:rPr>
@@ -6188,14 +6531,14 @@
     </w:tblStylePr>
     <w:tblStylePr w:type="firstCol">
       <w:rPr>
-        <w:rFonts w:asciiTheme="majorHAnsi" w:cstheme="majorBidi" w:eastAsiaTheme="majorEastAsia" w:hAnsiTheme="majorHAnsi"/>
+        <w:rFonts w:asciiTheme="majorHAnsi" w:cstheme="majorBidi" w:hAnsiTheme="majorHAnsi" w:eastAsia="黑体"/>
         <w:b/>
         <w:bCs/>
       </w:rPr>
     </w:tblStylePr>
     <w:tblStylePr w:type="lastCol">
       <w:rPr>
-        <w:rFonts w:asciiTheme="majorHAnsi" w:cstheme="majorBidi" w:eastAsiaTheme="majorEastAsia" w:hAnsiTheme="majorHAnsi"/>
+        <w:rFonts w:asciiTheme="majorHAnsi" w:cstheme="majorBidi" w:hAnsiTheme="majorHAnsi" w:eastAsia="黑体"/>
         <w:b/>
         <w:bCs/>
       </w:rPr>
@@ -6279,7 +6622,7 @@
         <w:spacing w:after="0" w:before="0" w:line="240" w:lineRule="auto"/>
       </w:pPr>
       <w:rPr>
-        <w:rFonts w:asciiTheme="majorHAnsi" w:cstheme="majorBidi" w:eastAsiaTheme="majorEastAsia" w:hAnsiTheme="majorHAnsi"/>
+        <w:rFonts w:asciiTheme="majorHAnsi" w:cstheme="majorBidi" w:hAnsiTheme="majorHAnsi" w:eastAsia="黑体"/>
         <w:b/>
         <w:bCs/>
       </w:rPr>
@@ -6300,7 +6643,7 @@
         <w:spacing w:after="0" w:before="0" w:line="240" w:lineRule="auto"/>
       </w:pPr>
       <w:rPr>
-        <w:rFonts w:asciiTheme="majorHAnsi" w:cstheme="majorBidi" w:eastAsiaTheme="majorEastAsia" w:hAnsiTheme="majorHAnsi"/>
+        <w:rFonts w:asciiTheme="majorHAnsi" w:cstheme="majorBidi" w:hAnsiTheme="majorHAnsi" w:eastAsia="黑体"/>
         <w:b/>
         <w:bCs/>
       </w:rPr>
@@ -6318,14 +6661,14 @@
     </w:tblStylePr>
     <w:tblStylePr w:type="firstCol">
       <w:rPr>
-        <w:rFonts w:asciiTheme="majorHAnsi" w:cstheme="majorBidi" w:eastAsiaTheme="majorEastAsia" w:hAnsiTheme="majorHAnsi"/>
+        <w:rFonts w:asciiTheme="majorHAnsi" w:cstheme="majorBidi" w:hAnsiTheme="majorHAnsi" w:eastAsia="黑体"/>
         <w:b/>
         <w:bCs/>
       </w:rPr>
     </w:tblStylePr>
     <w:tblStylePr w:type="lastCol">
       <w:rPr>
-        <w:rFonts w:asciiTheme="majorHAnsi" w:cstheme="majorBidi" w:eastAsiaTheme="majorEastAsia" w:hAnsiTheme="majorHAnsi"/>
+        <w:rFonts w:asciiTheme="majorHAnsi" w:cstheme="majorBidi" w:hAnsiTheme="majorHAnsi" w:eastAsia="黑体"/>
         <w:b/>
         <w:bCs/>
       </w:rPr>
@@ -6409,7 +6752,7 @@
         <w:spacing w:after="0" w:before="0" w:line="240" w:lineRule="auto"/>
       </w:pPr>
       <w:rPr>
-        <w:rFonts w:asciiTheme="majorHAnsi" w:cstheme="majorBidi" w:eastAsiaTheme="majorEastAsia" w:hAnsiTheme="majorHAnsi"/>
+        <w:rFonts w:asciiTheme="majorHAnsi" w:cstheme="majorBidi" w:hAnsiTheme="majorHAnsi" w:eastAsia="黑体"/>
         <w:b/>
         <w:bCs/>
       </w:rPr>
@@ -6430,7 +6773,7 @@
         <w:spacing w:after="0" w:before="0" w:line="240" w:lineRule="auto"/>
       </w:pPr>
       <w:rPr>
-        <w:rFonts w:asciiTheme="majorHAnsi" w:cstheme="majorBidi" w:eastAsiaTheme="majorEastAsia" w:hAnsiTheme="majorHAnsi"/>
+        <w:rFonts w:asciiTheme="majorHAnsi" w:cstheme="majorBidi" w:hAnsiTheme="majorHAnsi" w:eastAsia="黑体"/>
         <w:b/>
         <w:bCs/>
       </w:rPr>
@@ -6448,14 +6791,14 @@
     </w:tblStylePr>
     <w:tblStylePr w:type="firstCol">
       <w:rPr>
-        <w:rFonts w:asciiTheme="majorHAnsi" w:cstheme="majorBidi" w:eastAsiaTheme="majorEastAsia" w:hAnsiTheme="majorHAnsi"/>
+        <w:rFonts w:asciiTheme="majorHAnsi" w:cstheme="majorBidi" w:hAnsiTheme="majorHAnsi" w:eastAsia="黑体"/>
         <w:b/>
         <w:bCs/>
       </w:rPr>
     </w:tblStylePr>
     <w:tblStylePr w:type="lastCol">
       <w:rPr>
-        <w:rFonts w:asciiTheme="majorHAnsi" w:cstheme="majorBidi" w:eastAsiaTheme="majorEastAsia" w:hAnsiTheme="majorHAnsi"/>
+        <w:rFonts w:asciiTheme="majorHAnsi" w:cstheme="majorBidi" w:hAnsiTheme="majorHAnsi" w:eastAsia="黑体"/>
         <w:b/>
         <w:bCs/>
       </w:rPr>
@@ -6539,7 +6882,7 @@
         <w:spacing w:after="0" w:before="0" w:line="240" w:lineRule="auto"/>
       </w:pPr>
       <w:rPr>
-        <w:rFonts w:asciiTheme="majorHAnsi" w:cstheme="majorBidi" w:eastAsiaTheme="majorEastAsia" w:hAnsiTheme="majorHAnsi"/>
+        <w:rFonts w:asciiTheme="majorHAnsi" w:cstheme="majorBidi" w:hAnsiTheme="majorHAnsi" w:eastAsia="黑体"/>
         <w:b/>
         <w:bCs/>
       </w:rPr>
@@ -6560,7 +6903,7 @@
         <w:spacing w:after="0" w:before="0" w:line="240" w:lineRule="auto"/>
       </w:pPr>
       <w:rPr>
-        <w:rFonts w:asciiTheme="majorHAnsi" w:cstheme="majorBidi" w:eastAsiaTheme="majorEastAsia" w:hAnsiTheme="majorHAnsi"/>
+        <w:rFonts w:asciiTheme="majorHAnsi" w:cstheme="majorBidi" w:hAnsiTheme="majorHAnsi" w:eastAsia="黑体"/>
         <w:b/>
         <w:bCs/>
       </w:rPr>
@@ -6578,14 +6921,14 @@
     </w:tblStylePr>
     <w:tblStylePr w:type="firstCol">
       <w:rPr>
-        <w:rFonts w:asciiTheme="majorHAnsi" w:cstheme="majorBidi" w:eastAsiaTheme="majorEastAsia" w:hAnsiTheme="majorHAnsi"/>
+        <w:rFonts w:asciiTheme="majorHAnsi" w:cstheme="majorBidi" w:hAnsiTheme="majorHAnsi" w:eastAsia="黑体"/>
         <w:b/>
         <w:bCs/>
       </w:rPr>
     </w:tblStylePr>
     <w:tblStylePr w:type="lastCol">
       <w:rPr>
-        <w:rFonts w:asciiTheme="majorHAnsi" w:cstheme="majorBidi" w:eastAsiaTheme="majorEastAsia" w:hAnsiTheme="majorHAnsi"/>
+        <w:rFonts w:asciiTheme="majorHAnsi" w:cstheme="majorBidi" w:hAnsiTheme="majorHAnsi" w:eastAsia="黑体"/>
         <w:b/>
         <w:bCs/>
       </w:rPr>
@@ -6668,6 +7011,7 @@
         <w:spacing w:after="0" w:before="0" w:line="240" w:lineRule="auto"/>
       </w:pPr>
       <w:rPr>
+        <w:rFonts w:eastAsia="黑体"/>
         <w:b/>
         <w:bCs/>
         <w:color w:themeColor="background1" w:val="FFFFFF"/>
@@ -6690,6 +7034,7 @@
         <w:spacing w:after="0" w:before="0" w:line="240" w:lineRule="auto"/>
       </w:pPr>
       <w:rPr>
+        <w:rFonts w:eastAsia="黑体"/>
         <w:b/>
         <w:bCs/>
       </w:rPr>
@@ -6707,12 +7052,14 @@
     </w:tblStylePr>
     <w:tblStylePr w:type="firstCol">
       <w:rPr>
+        <w:rFonts w:eastAsia="黑体"/>
         <w:b/>
         <w:bCs/>
       </w:rPr>
     </w:tblStylePr>
     <w:tblStylePr w:type="lastCol">
       <w:rPr>
+        <w:rFonts w:eastAsia="黑体"/>
         <w:b/>
         <w:bCs/>
       </w:rPr>
@@ -6774,6 +7121,7 @@
         <w:spacing w:after="0" w:before="0" w:line="240" w:lineRule="auto"/>
       </w:pPr>
       <w:rPr>
+        <w:rFonts w:eastAsia="黑体"/>
         <w:b/>
         <w:bCs/>
         <w:color w:themeColor="background1" w:val="FFFFFF"/>
@@ -6796,6 +7144,7 @@
         <w:spacing w:after="0" w:before="0" w:line="240" w:lineRule="auto"/>
       </w:pPr>
       <w:rPr>
+        <w:rFonts w:eastAsia="黑体"/>
         <w:b/>
         <w:bCs/>
       </w:rPr>
@@ -6813,12 +7162,14 @@
     </w:tblStylePr>
     <w:tblStylePr w:type="firstCol">
       <w:rPr>
+        <w:rFonts w:eastAsia="黑体"/>
         <w:b/>
         <w:bCs/>
       </w:rPr>
     </w:tblStylePr>
     <w:tblStylePr w:type="lastCol">
       <w:rPr>
+        <w:rFonts w:eastAsia="黑体"/>
         <w:b/>
         <w:bCs/>
       </w:rPr>
@@ -6880,6 +7231,7 @@
         <w:spacing w:after="0" w:before="0" w:line="240" w:lineRule="auto"/>
       </w:pPr>
       <w:rPr>
+        <w:rFonts w:eastAsia="黑体"/>
         <w:b/>
         <w:bCs/>
         <w:color w:themeColor="background1" w:val="FFFFFF"/>
@@ -6902,6 +7254,7 @@
         <w:spacing w:after="0" w:before="0" w:line="240" w:lineRule="auto"/>
       </w:pPr>
       <w:rPr>
+        <w:rFonts w:eastAsia="黑体"/>
         <w:b/>
         <w:bCs/>
       </w:rPr>
@@ -6919,12 +7272,14 @@
     </w:tblStylePr>
     <w:tblStylePr w:type="firstCol">
       <w:rPr>
+        <w:rFonts w:eastAsia="黑体"/>
         <w:b/>
         <w:bCs/>
       </w:rPr>
     </w:tblStylePr>
     <w:tblStylePr w:type="lastCol">
       <w:rPr>
+        <w:rFonts w:eastAsia="黑体"/>
         <w:b/>
         <w:bCs/>
       </w:rPr>
@@ -6986,6 +7341,7 @@
         <w:spacing w:after="0" w:before="0" w:line="240" w:lineRule="auto"/>
       </w:pPr>
       <w:rPr>
+        <w:rFonts w:eastAsia="黑体"/>
         <w:b/>
         <w:bCs/>
         <w:color w:themeColor="background1" w:val="FFFFFF"/>
@@ -7008,6 +7364,7 @@
         <w:spacing w:after="0" w:before="0" w:line="240" w:lineRule="auto"/>
       </w:pPr>
       <w:rPr>
+        <w:rFonts w:eastAsia="黑体"/>
         <w:b/>
         <w:bCs/>
       </w:rPr>
@@ -7025,12 +7382,14 @@
     </w:tblStylePr>
     <w:tblStylePr w:type="firstCol">
       <w:rPr>
+        <w:rFonts w:eastAsia="黑体"/>
         <w:b/>
         <w:bCs/>
       </w:rPr>
     </w:tblStylePr>
     <w:tblStylePr w:type="lastCol">
       <w:rPr>
+        <w:rFonts w:eastAsia="黑体"/>
         <w:b/>
         <w:bCs/>
       </w:rPr>
@@ -7092,6 +7451,7 @@
         <w:spacing w:after="0" w:before="0" w:line="240" w:lineRule="auto"/>
       </w:pPr>
       <w:rPr>
+        <w:rFonts w:eastAsia="黑体"/>
         <w:b/>
         <w:bCs/>
         <w:color w:themeColor="background1" w:val="FFFFFF"/>
@@ -7114,6 +7474,7 @@
         <w:spacing w:after="0" w:before="0" w:line="240" w:lineRule="auto"/>
       </w:pPr>
       <w:rPr>
+        <w:rFonts w:eastAsia="黑体"/>
         <w:b/>
         <w:bCs/>
       </w:rPr>
@@ -7131,12 +7492,14 @@
     </w:tblStylePr>
     <w:tblStylePr w:type="firstCol">
       <w:rPr>
+        <w:rFonts w:eastAsia="黑体"/>
         <w:b/>
         <w:bCs/>
       </w:rPr>
     </w:tblStylePr>
     <w:tblStylePr w:type="lastCol">
       <w:rPr>
+        <w:rFonts w:eastAsia="黑体"/>
         <w:b/>
         <w:bCs/>
       </w:rPr>
@@ -7198,6 +7561,7 @@
         <w:spacing w:after="0" w:before="0" w:line="240" w:lineRule="auto"/>
       </w:pPr>
       <w:rPr>
+        <w:rFonts w:eastAsia="黑体"/>
         <w:b/>
         <w:bCs/>
         <w:color w:themeColor="background1" w:val="FFFFFF"/>
@@ -7220,6 +7584,7 @@
         <w:spacing w:after="0" w:before="0" w:line="240" w:lineRule="auto"/>
       </w:pPr>
       <w:rPr>
+        <w:rFonts w:eastAsia="黑体"/>
         <w:b/>
         <w:bCs/>
       </w:rPr>
@@ -7237,12 +7602,14 @@
     </w:tblStylePr>
     <w:tblStylePr w:type="firstCol">
       <w:rPr>
+        <w:rFonts w:eastAsia="黑体"/>
         <w:b/>
         <w:bCs/>
       </w:rPr>
     </w:tblStylePr>
     <w:tblStylePr w:type="lastCol">
       <w:rPr>
+        <w:rFonts w:eastAsia="黑体"/>
         <w:b/>
         <w:bCs/>
       </w:rPr>
@@ -7304,6 +7671,7 @@
         <w:spacing w:after="0" w:before="0" w:line="240" w:lineRule="auto"/>
       </w:pPr>
       <w:rPr>
+        <w:rFonts w:eastAsia="黑体"/>
         <w:b/>
         <w:bCs/>
         <w:color w:themeColor="background1" w:val="FFFFFF"/>
@@ -7326,6 +7694,7 @@
         <w:spacing w:after="0" w:before="0" w:line="240" w:lineRule="auto"/>
       </w:pPr>
       <w:rPr>
+        <w:rFonts w:eastAsia="黑体"/>
         <w:b/>
         <w:bCs/>
       </w:rPr>
@@ -7343,12 +7712,14 @@
     </w:tblStylePr>
     <w:tblStylePr w:type="firstCol">
       <w:rPr>
+        <w:rFonts w:eastAsia="黑体"/>
         <w:b/>
         <w:bCs/>
       </w:rPr>
     </w:tblStylePr>
     <w:tblStylePr w:type="lastCol">
       <w:rPr>
+        <w:rFonts w:eastAsia="黑体"/>
         <w:b/>
         <w:bCs/>
       </w:rPr>
@@ -7407,6 +7778,7 @@
         <w:spacing w:after="0" w:before="0" w:line="240" w:lineRule="auto"/>
       </w:pPr>
       <w:rPr>
+        <w:rFonts w:eastAsia="黑体"/>
         <w:b/>
         <w:bCs/>
         <w:color w:themeColor="background1" w:val="FFFFFF"/>
@@ -7429,6 +7801,7 @@
         <w:spacing w:after="0" w:before="0" w:line="240" w:lineRule="auto"/>
       </w:pPr>
       <w:rPr>
+        <w:rFonts w:eastAsia="黑体"/>
         <w:color w:val="auto"/>
       </w:rPr>
       <w:tblPr/>
@@ -7446,6 +7819,7 @@
     </w:tblStylePr>
     <w:tblStylePr w:type="firstCol">
       <w:rPr>
+        <w:rFonts w:eastAsia="黑体"/>
         <w:b/>
         <w:bCs/>
         <w:color w:themeColor="background1" w:val="FFFFFF"/>
@@ -7465,6 +7839,7 @@
     </w:tblStylePr>
     <w:tblStylePr w:type="lastCol">
       <w:rPr>
+        <w:rFonts w:eastAsia="黑体"/>
         <w:b/>
         <w:bCs/>
         <w:color w:themeColor="background1" w:val="FFFFFF"/>
@@ -7513,6 +7888,7 @@
     </w:tblStylePr>
     <w:tblStylePr w:type="nwCell">
       <w:rPr>
+        <w:rFonts w:eastAsia="黑体"/>
         <w:color w:themeColor="background1" w:val="FFFFFF"/>
       </w:rPr>
       <w:tblPr/>
@@ -7556,6 +7932,7 @@
         <w:spacing w:after="0" w:before="0" w:line="240" w:lineRule="auto"/>
       </w:pPr>
       <w:rPr>
+        <w:rFonts w:eastAsia="黑体"/>
         <w:b/>
         <w:bCs/>
         <w:color w:themeColor="background1" w:val="FFFFFF"/>
@@ -7578,6 +7955,7 @@
         <w:spacing w:after="0" w:before="0" w:line="240" w:lineRule="auto"/>
       </w:pPr>
       <w:rPr>
+        <w:rFonts w:eastAsia="黑体"/>
         <w:color w:val="auto"/>
       </w:rPr>
       <w:tblPr/>
@@ -7595,6 +7973,7 @@
     </w:tblStylePr>
     <w:tblStylePr w:type="firstCol">
       <w:rPr>
+        <w:rFonts w:eastAsia="黑体"/>
         <w:b/>
         <w:bCs/>
         <w:color w:themeColor="background1" w:val="FFFFFF"/>
@@ -7614,6 +7993,7 @@
     </w:tblStylePr>
     <w:tblStylePr w:type="lastCol">
       <w:rPr>
+        <w:rFonts w:eastAsia="黑体"/>
         <w:b/>
         <w:bCs/>
         <w:color w:themeColor="background1" w:val="FFFFFF"/>
@@ -7662,6 +8042,7 @@
     </w:tblStylePr>
     <w:tblStylePr w:type="nwCell">
       <w:rPr>
+        <w:rFonts w:eastAsia="黑体"/>
         <w:color w:themeColor="background1" w:val="FFFFFF"/>
       </w:rPr>
       <w:tblPr/>
@@ -7705,6 +8086,7 @@
         <w:spacing w:after="0" w:before="0" w:line="240" w:lineRule="auto"/>
       </w:pPr>
       <w:rPr>
+        <w:rFonts w:eastAsia="黑体"/>
         <w:b/>
         <w:bCs/>
         <w:color w:themeColor="background1" w:val="FFFFFF"/>
@@ -7727,6 +8109,7 @@
         <w:spacing w:after="0" w:before="0" w:line="240" w:lineRule="auto"/>
       </w:pPr>
       <w:rPr>
+        <w:rFonts w:eastAsia="黑体"/>
         <w:color w:val="auto"/>
       </w:rPr>
       <w:tblPr/>
@@ -7744,6 +8127,7 @@
     </w:tblStylePr>
     <w:tblStylePr w:type="firstCol">
       <w:rPr>
+        <w:rFonts w:eastAsia="黑体"/>
         <w:b/>
         <w:bCs/>
         <w:color w:themeColor="background1" w:val="FFFFFF"/>
@@ -7763,6 +8147,7 @@
     </w:tblStylePr>
     <w:tblStylePr w:type="lastCol">
       <w:rPr>
+        <w:rFonts w:eastAsia="黑体"/>
         <w:b/>
         <w:bCs/>
         <w:color w:themeColor="background1" w:val="FFFFFF"/>
@@ -7811,6 +8196,7 @@
     </w:tblStylePr>
     <w:tblStylePr w:type="nwCell">
       <w:rPr>
+        <w:rFonts w:eastAsia="黑体"/>
         <w:color w:themeColor="background1" w:val="FFFFFF"/>
       </w:rPr>
       <w:tblPr/>
@@ -7854,6 +8240,7 @@
         <w:spacing w:after="0" w:before="0" w:line="240" w:lineRule="auto"/>
       </w:pPr>
       <w:rPr>
+        <w:rFonts w:eastAsia="黑体"/>
         <w:b/>
         <w:bCs/>
         <w:color w:themeColor="background1" w:val="FFFFFF"/>
@@ -7876,6 +8263,7 @@
         <w:spacing w:after="0" w:before="0" w:line="240" w:lineRule="auto"/>
       </w:pPr>
       <w:rPr>
+        <w:rFonts w:eastAsia="黑体"/>
         <w:color w:val="auto"/>
       </w:rPr>
       <w:tblPr/>
@@ -7893,6 +8281,7 @@
     </w:tblStylePr>
     <w:tblStylePr w:type="firstCol">
       <w:rPr>
+        <w:rFonts w:eastAsia="黑体"/>
         <w:b/>
         <w:bCs/>
         <w:color w:themeColor="background1" w:val="FFFFFF"/>
@@ -7912,6 +8301,7 @@
     </w:tblStylePr>
     <w:tblStylePr w:type="lastCol">
       <w:rPr>
+        <w:rFonts w:eastAsia="黑体"/>
         <w:b/>
         <w:bCs/>
         <w:color w:themeColor="background1" w:val="FFFFFF"/>
@@ -7960,6 +8350,7 @@
     </w:tblStylePr>
     <w:tblStylePr w:type="nwCell">
       <w:rPr>
+        <w:rFonts w:eastAsia="黑体"/>
         <w:color w:themeColor="background1" w:val="FFFFFF"/>
       </w:rPr>
       <w:tblPr/>
@@ -8003,6 +8394,7 @@
         <w:spacing w:after="0" w:before="0" w:line="240" w:lineRule="auto"/>
       </w:pPr>
       <w:rPr>
+        <w:rFonts w:eastAsia="黑体"/>
         <w:b/>
         <w:bCs/>
         <w:color w:themeColor="background1" w:val="FFFFFF"/>
@@ -8025,6 +8417,7 @@
         <w:spacing w:after="0" w:before="0" w:line="240" w:lineRule="auto"/>
       </w:pPr>
       <w:rPr>
+        <w:rFonts w:eastAsia="黑体"/>
         <w:color w:val="auto"/>
       </w:rPr>
       <w:tblPr/>
@@ -8042,6 +8435,7 @@
     </w:tblStylePr>
     <w:tblStylePr w:type="firstCol">
       <w:rPr>
+        <w:rFonts w:eastAsia="黑体"/>
         <w:b/>
         <w:bCs/>
         <w:color w:themeColor="background1" w:val="FFFFFF"/>
@@ -8061,6 +8455,7 @@
     </w:tblStylePr>
     <w:tblStylePr w:type="lastCol">
       <w:rPr>
+        <w:rFonts w:eastAsia="黑体"/>
         <w:b/>
         <w:bCs/>
         <w:color w:themeColor="background1" w:val="FFFFFF"/>
@@ -8109,6 +8504,7 @@
     </w:tblStylePr>
     <w:tblStylePr w:type="nwCell">
       <w:rPr>
+        <w:rFonts w:eastAsia="黑体"/>
         <w:color w:themeColor="background1" w:val="FFFFFF"/>
       </w:rPr>
       <w:tblPr/>
@@ -8152,6 +8548,7 @@
         <w:spacing w:after="0" w:before="0" w:line="240" w:lineRule="auto"/>
       </w:pPr>
       <w:rPr>
+        <w:rFonts w:eastAsia="黑体"/>
         <w:b/>
         <w:bCs/>
         <w:color w:themeColor="background1" w:val="FFFFFF"/>
@@ -8174,6 +8571,7 @@
         <w:spacing w:after="0" w:before="0" w:line="240" w:lineRule="auto"/>
       </w:pPr>
       <w:rPr>
+        <w:rFonts w:eastAsia="黑体"/>
         <w:color w:val="auto"/>
       </w:rPr>
       <w:tblPr/>
@@ -8191,6 +8589,7 @@
     </w:tblStylePr>
     <w:tblStylePr w:type="firstCol">
       <w:rPr>
+        <w:rFonts w:eastAsia="黑体"/>
         <w:b/>
         <w:bCs/>
         <w:color w:themeColor="background1" w:val="FFFFFF"/>
@@ -8210,6 +8609,7 @@
     </w:tblStylePr>
     <w:tblStylePr w:type="lastCol">
       <w:rPr>
+        <w:rFonts w:eastAsia="黑体"/>
         <w:b/>
         <w:bCs/>
         <w:color w:themeColor="background1" w:val="FFFFFF"/>
@@ -8258,6 +8658,7 @@
     </w:tblStylePr>
     <w:tblStylePr w:type="nwCell">
       <w:rPr>
+        <w:rFonts w:eastAsia="黑体"/>
         <w:color w:themeColor="background1" w:val="FFFFFF"/>
       </w:rPr>
       <w:tblPr/>
@@ -8301,6 +8702,7 @@
         <w:spacing w:after="0" w:before="0" w:line="240" w:lineRule="auto"/>
       </w:pPr>
       <w:rPr>
+        <w:rFonts w:eastAsia="黑体"/>
         <w:b/>
         <w:bCs/>
         <w:color w:themeColor="background1" w:val="FFFFFF"/>
@@ -8323,6 +8725,7 @@
         <w:spacing w:after="0" w:before="0" w:line="240" w:lineRule="auto"/>
       </w:pPr>
       <w:rPr>
+        <w:rFonts w:eastAsia="黑体"/>
         <w:color w:val="auto"/>
       </w:rPr>
       <w:tblPr/>
@@ -8340,6 +8743,7 @@
     </w:tblStylePr>
     <w:tblStylePr w:type="firstCol">
       <w:rPr>
+        <w:rFonts w:eastAsia="黑体"/>
         <w:b/>
         <w:bCs/>
         <w:color w:themeColor="background1" w:val="FFFFFF"/>
@@ -8359,6 +8763,7 @@
     </w:tblStylePr>
     <w:tblStylePr w:type="lastCol">
       <w:rPr>
+        <w:rFonts w:eastAsia="黑体"/>
         <w:b/>
         <w:bCs/>
         <w:color w:themeColor="background1" w:val="FFFFFF"/>
@@ -8407,6 +8812,7 @@
     </w:tblStylePr>
     <w:tblStylePr w:type="nwCell">
       <w:rPr>
+        <w:rFonts w:eastAsia="黑体"/>
         <w:color w:themeColor="background1" w:val="FFFFFF"/>
       </w:rPr>
       <w:tblPr/>
@@ -8431,6 +8837,7 @@
       <w:spacing w:after="0" w:line="240" w:lineRule="auto"/>
     </w:pPr>
     <w:rPr>
+      <w:rFonts w:eastAsia="黑体"/>
       <w:color w:themeColor="text1" w:val="000000"/>
     </w:rPr>
     <w:tblPr>
@@ -8450,7 +8857,7 @@
     </w:tblPr>
     <w:tblStylePr w:type="firstRow">
       <w:rPr>
-        <w:rFonts w:asciiTheme="majorHAnsi" w:cstheme="majorBidi" w:eastAsiaTheme="majorEastAsia" w:hAnsiTheme="majorHAnsi"/>
+        <w:rFonts w:asciiTheme="majorHAnsi" w:cstheme="majorBidi" w:hAnsiTheme="majorHAnsi" w:eastAsia="黑体"/>
       </w:rPr>
       <w:tblPr/>
       <w:tcPr>
@@ -8462,6 +8869,7 @@
     </w:tblStylePr>
     <w:tblStylePr w:type="lastRow">
       <w:rPr>
+        <w:rFonts w:eastAsia="黑体"/>
         <w:b/>
         <w:bCs/>
         <w:color w:themeColor="text2" w:val="1F497D"/>
@@ -8476,12 +8884,14 @@
     </w:tblStylePr>
     <w:tblStylePr w:type="firstCol">
       <w:rPr>
+        <w:rFonts w:eastAsia="黑体"/>
         <w:b/>
         <w:bCs/>
       </w:rPr>
     </w:tblStylePr>
     <w:tblStylePr w:type="lastCol">
       <w:rPr>
+        <w:rFonts w:eastAsia="黑体"/>
         <w:b/>
         <w:bCs/>
       </w:rPr>
@@ -8515,6 +8925,7 @@
       <w:spacing w:after="0" w:line="240" w:lineRule="auto"/>
     </w:pPr>
     <w:rPr>
+      <w:rFonts w:eastAsia="黑体"/>
       <w:color w:themeColor="text1" w:val="000000"/>
     </w:rPr>
     <w:tblPr>
@@ -8534,7 +8945,7 @@
     </w:tblPr>
     <w:tblStylePr w:type="firstRow">
       <w:rPr>
-        <w:rFonts w:asciiTheme="majorHAnsi" w:cstheme="majorBidi" w:eastAsiaTheme="majorEastAsia" w:hAnsiTheme="majorHAnsi"/>
+        <w:rFonts w:asciiTheme="majorHAnsi" w:cstheme="majorBidi" w:hAnsiTheme="majorHAnsi" w:eastAsia="黑体"/>
       </w:rPr>
       <w:tblPr/>
       <w:tcPr>
@@ -8546,6 +8957,7 @@
     </w:tblStylePr>
     <w:tblStylePr w:type="lastRow">
       <w:rPr>
+        <w:rFonts w:eastAsia="黑体"/>
         <w:b/>
         <w:bCs/>
         <w:color w:themeColor="text2" w:val="1F497D"/>
@@ -8560,12 +8972,14 @@
     </w:tblStylePr>
     <w:tblStylePr w:type="firstCol">
       <w:rPr>
+        <w:rFonts w:eastAsia="黑体"/>
         <w:b/>
         <w:bCs/>
       </w:rPr>
     </w:tblStylePr>
     <w:tblStylePr w:type="lastCol">
       <w:rPr>
+        <w:rFonts w:eastAsia="黑体"/>
         <w:b/>
         <w:bCs/>
       </w:rPr>
@@ -8599,6 +9013,7 @@
       <w:spacing w:after="0" w:line="240" w:lineRule="auto"/>
     </w:pPr>
     <w:rPr>
+      <w:rFonts w:eastAsia="黑体"/>
       <w:color w:themeColor="text1" w:val="000000"/>
     </w:rPr>
     <w:tblPr>
@@ -8618,7 +9033,7 @@
     </w:tblPr>
     <w:tblStylePr w:type="firstRow">
       <w:rPr>
-        <w:rFonts w:asciiTheme="majorHAnsi" w:cstheme="majorBidi" w:eastAsiaTheme="majorEastAsia" w:hAnsiTheme="majorHAnsi"/>
+        <w:rFonts w:asciiTheme="majorHAnsi" w:cstheme="majorBidi" w:hAnsiTheme="majorHAnsi" w:eastAsia="黑体"/>
       </w:rPr>
       <w:tblPr/>
       <w:tcPr>
@@ -8630,6 +9045,7 @@
     </w:tblStylePr>
     <w:tblStylePr w:type="lastRow">
       <w:rPr>
+        <w:rFonts w:eastAsia="黑体"/>
         <w:b/>
         <w:bCs/>
         <w:color w:themeColor="text2" w:val="1F497D"/>
@@ -8644,12 +9060,14 @@
     </w:tblStylePr>
     <w:tblStylePr w:type="firstCol">
       <w:rPr>
+        <w:rFonts w:eastAsia="黑体"/>
         <w:b/>
         <w:bCs/>
       </w:rPr>
     </w:tblStylePr>
     <w:tblStylePr w:type="lastCol">
       <w:rPr>
+        <w:rFonts w:eastAsia="黑体"/>
         <w:b/>
         <w:bCs/>
       </w:rPr>
@@ -8683,6 +9101,7 @@
       <w:spacing w:after="0" w:line="240" w:lineRule="auto"/>
     </w:pPr>
     <w:rPr>
+      <w:rFonts w:eastAsia="黑体"/>
       <w:color w:themeColor="text1" w:val="000000"/>
     </w:rPr>
     <w:tblPr>
@@ -8702,7 +9121,7 @@
     </w:tblPr>
     <w:tblStylePr w:type="firstRow">
       <w:rPr>
-        <w:rFonts w:asciiTheme="majorHAnsi" w:cstheme="majorBidi" w:eastAsiaTheme="majorEastAsia" w:hAnsiTheme="majorHAnsi"/>
+        <w:rFonts w:asciiTheme="majorHAnsi" w:cstheme="majorBidi" w:hAnsiTheme="majorHAnsi" w:eastAsia="黑体"/>
       </w:rPr>
       <w:tblPr/>
       <w:tcPr>
@@ -8714,6 +9133,7 @@
     </w:tblStylePr>
     <w:tblStylePr w:type="lastRow">
       <w:rPr>
+        <w:rFonts w:eastAsia="黑体"/>
         <w:b/>
         <w:bCs/>
         <w:color w:themeColor="text2" w:val="1F497D"/>
@@ -8728,12 +9148,14 @@
     </w:tblStylePr>
     <w:tblStylePr w:type="firstCol">
       <w:rPr>
+        <w:rFonts w:eastAsia="黑体"/>
         <w:b/>
         <w:bCs/>
       </w:rPr>
     </w:tblStylePr>
     <w:tblStylePr w:type="lastCol">
       <w:rPr>
+        <w:rFonts w:eastAsia="黑体"/>
         <w:b/>
         <w:bCs/>
       </w:rPr>
@@ -8767,6 +9189,7 @@
       <w:spacing w:after="0" w:line="240" w:lineRule="auto"/>
     </w:pPr>
     <w:rPr>
+      <w:rFonts w:eastAsia="黑体"/>
       <w:color w:themeColor="text1" w:val="000000"/>
     </w:rPr>
     <w:tblPr>
@@ -8786,7 +9209,7 @@
     </w:tblPr>
     <w:tblStylePr w:type="firstRow">
       <w:rPr>
-        <w:rFonts w:asciiTheme="majorHAnsi" w:cstheme="majorBidi" w:eastAsiaTheme="majorEastAsia" w:hAnsiTheme="majorHAnsi"/>
+        <w:rFonts w:asciiTheme="majorHAnsi" w:cstheme="majorBidi" w:hAnsiTheme="majorHAnsi" w:eastAsia="黑体"/>
       </w:rPr>
       <w:tblPr/>
       <w:tcPr>
@@ -8798,6 +9221,7 @@
     </w:tblStylePr>
     <w:tblStylePr w:type="lastRow">
       <w:rPr>
+        <w:rFonts w:eastAsia="黑体"/>
         <w:b/>
         <w:bCs/>
         <w:color w:themeColor="text2" w:val="1F497D"/>
@@ -8812,12 +9236,14 @@
     </w:tblStylePr>
     <w:tblStylePr w:type="firstCol">
       <w:rPr>
+        <w:rFonts w:eastAsia="黑体"/>
         <w:b/>
         <w:bCs/>
       </w:rPr>
     </w:tblStylePr>
     <w:tblStylePr w:type="lastCol">
       <w:rPr>
+        <w:rFonts w:eastAsia="黑体"/>
         <w:b/>
         <w:bCs/>
       </w:rPr>
@@ -8851,6 +9277,7 @@
       <w:spacing w:after="0" w:line="240" w:lineRule="auto"/>
     </w:pPr>
     <w:rPr>
+      <w:rFonts w:eastAsia="黑体"/>
       <w:color w:themeColor="text1" w:val="000000"/>
     </w:rPr>
     <w:tblPr>
@@ -8870,7 +9297,7 @@
     </w:tblPr>
     <w:tblStylePr w:type="firstRow">
       <w:rPr>
-        <w:rFonts w:asciiTheme="majorHAnsi" w:cstheme="majorBidi" w:eastAsiaTheme="majorEastAsia" w:hAnsiTheme="majorHAnsi"/>
+        <w:rFonts w:asciiTheme="majorHAnsi" w:cstheme="majorBidi" w:hAnsiTheme="majorHAnsi" w:eastAsia="黑体"/>
       </w:rPr>
       <w:tblPr/>
       <w:tcPr>
@@ -8882,6 +9309,7 @@
     </w:tblStylePr>
     <w:tblStylePr w:type="lastRow">
       <w:rPr>
+        <w:rFonts w:eastAsia="黑体"/>
         <w:b/>
         <w:bCs/>
         <w:color w:themeColor="text2" w:val="1F497D"/>
@@ -8896,12 +9324,14 @@
     </w:tblStylePr>
     <w:tblStylePr w:type="firstCol">
       <w:rPr>
+        <w:rFonts w:eastAsia="黑体"/>
         <w:b/>
         <w:bCs/>
       </w:rPr>
     </w:tblStylePr>
     <w:tblStylePr w:type="lastCol">
       <w:rPr>
+        <w:rFonts w:eastAsia="黑体"/>
         <w:b/>
         <w:bCs/>
       </w:rPr>
@@ -8935,6 +9365,7 @@
       <w:spacing w:after="0" w:line="240" w:lineRule="auto"/>
     </w:pPr>
     <w:rPr>
+      <w:rFonts w:eastAsia="黑体"/>
       <w:color w:themeColor="text1" w:val="000000"/>
     </w:rPr>
     <w:tblPr>
@@ -8954,7 +9385,7 @@
     </w:tblPr>
     <w:tblStylePr w:type="firstRow">
       <w:rPr>
-        <w:rFonts w:asciiTheme="majorHAnsi" w:cstheme="majorBidi" w:eastAsiaTheme="majorEastAsia" w:hAnsiTheme="majorHAnsi"/>
+        <w:rFonts w:asciiTheme="majorHAnsi" w:cstheme="majorBidi" w:hAnsiTheme="majorHAnsi" w:eastAsia="黑体"/>
       </w:rPr>
       <w:tblPr/>
       <w:tcPr>
@@ -8966,6 +9397,7 @@
     </w:tblStylePr>
     <w:tblStylePr w:type="lastRow">
       <w:rPr>
+        <w:rFonts w:eastAsia="黑体"/>
         <w:b/>
         <w:bCs/>
         <w:color w:themeColor="text2" w:val="1F497D"/>
@@ -8980,12 +9412,14 @@
     </w:tblStylePr>
     <w:tblStylePr w:type="firstCol">
       <w:rPr>
+        <w:rFonts w:eastAsia="黑体"/>
         <w:b/>
         <w:bCs/>
       </w:rPr>
     </w:tblStylePr>
     <w:tblStylePr w:type="lastCol">
       <w:rPr>
+        <w:rFonts w:eastAsia="黑体"/>
         <w:b/>
         <w:bCs/>
       </w:rPr>
@@ -9019,7 +9453,7 @@
       <w:spacing w:after="0" w:line="240" w:lineRule="auto"/>
     </w:pPr>
     <w:rPr>
-      <w:rFonts w:asciiTheme="majorHAnsi" w:cstheme="majorBidi" w:eastAsiaTheme="majorEastAsia" w:hAnsiTheme="majorHAnsi"/>
+      <w:rFonts w:asciiTheme="majorHAnsi" w:cstheme="majorBidi" w:hAnsiTheme="majorHAnsi" w:eastAsia="黑体"/>
       <w:color w:themeColor="text1" w:val="000000"/>
     </w:rPr>
     <w:tblPr>
@@ -9041,6 +9475,7 @@
     </w:tblPr>
     <w:tblStylePr w:type="firstRow">
       <w:rPr>
+        <w:rFonts w:eastAsia="黑体"/>
         <w:sz w:val="24"/>
         <w:szCs w:val="24"/>
       </w:rPr>
@@ -9147,7 +9582,7 @@
       <w:spacing w:after="0" w:line="240" w:lineRule="auto"/>
     </w:pPr>
     <w:rPr>
-      <w:rFonts w:asciiTheme="majorHAnsi" w:cstheme="majorBidi" w:eastAsiaTheme="majorEastAsia" w:hAnsiTheme="majorHAnsi"/>
+      <w:rFonts w:asciiTheme="majorHAnsi" w:cstheme="majorBidi" w:hAnsiTheme="majorHAnsi" w:eastAsia="黑体"/>
       <w:color w:themeColor="text1" w:val="000000"/>
     </w:rPr>
     <w:tblPr>
@@ -9169,6 +9604,7 @@
     </w:tblPr>
     <w:tblStylePr w:type="firstRow">
       <w:rPr>
+        <w:rFonts w:eastAsia="黑体"/>
         <w:sz w:val="24"/>
         <w:szCs w:val="24"/>
       </w:rPr>
@@ -9275,7 +9711,7 @@
       <w:spacing w:after="0" w:line="240" w:lineRule="auto"/>
     </w:pPr>
     <w:rPr>
-      <w:rFonts w:asciiTheme="majorHAnsi" w:cstheme="majorBidi" w:eastAsiaTheme="majorEastAsia" w:hAnsiTheme="majorHAnsi"/>
+      <w:rFonts w:asciiTheme="majorHAnsi" w:cstheme="majorBidi" w:hAnsiTheme="majorHAnsi" w:eastAsia="黑体"/>
       <w:color w:themeColor="text1" w:val="000000"/>
     </w:rPr>
     <w:tblPr>
@@ -9297,6 +9733,7 @@
     </w:tblPr>
     <w:tblStylePr w:type="firstRow">
       <w:rPr>
+        <w:rFonts w:eastAsia="黑体"/>
         <w:sz w:val="24"/>
         <w:szCs w:val="24"/>
       </w:rPr>
@@ -9403,7 +9840,7 @@
       <w:spacing w:after="0" w:line="240" w:lineRule="auto"/>
     </w:pPr>
     <w:rPr>
-      <w:rFonts w:asciiTheme="majorHAnsi" w:cstheme="majorBidi" w:eastAsiaTheme="majorEastAsia" w:hAnsiTheme="majorHAnsi"/>
+      <w:rFonts w:asciiTheme="majorHAnsi" w:cstheme="majorBidi" w:hAnsiTheme="majorHAnsi" w:eastAsia="黑体"/>
       <w:color w:themeColor="text1" w:val="000000"/>
     </w:rPr>
     <w:tblPr>
@@ -9425,6 +9862,7 @@
     </w:tblPr>
     <w:tblStylePr w:type="firstRow">
       <w:rPr>
+        <w:rFonts w:eastAsia="黑体"/>
         <w:sz w:val="24"/>
         <w:szCs w:val="24"/>
       </w:rPr>
@@ -9531,7 +9969,7 @@
       <w:spacing w:after="0" w:line="240" w:lineRule="auto"/>
     </w:pPr>
     <w:rPr>
-      <w:rFonts w:asciiTheme="majorHAnsi" w:cstheme="majorBidi" w:eastAsiaTheme="majorEastAsia" w:hAnsiTheme="majorHAnsi"/>
+      <w:rFonts w:asciiTheme="majorHAnsi" w:cstheme="majorBidi" w:hAnsiTheme="majorHAnsi" w:eastAsia="黑体"/>
       <w:color w:themeColor="text1" w:val="000000"/>
     </w:rPr>
     <w:tblPr>
@@ -9553,6 +9991,7 @@
     </w:tblPr>
     <w:tblStylePr w:type="firstRow">
       <w:rPr>
+        <w:rFonts w:eastAsia="黑体"/>
         <w:sz w:val="24"/>
         <w:szCs w:val="24"/>
       </w:rPr>
@@ -9659,7 +10098,7 @@
       <w:spacing w:after="0" w:line="240" w:lineRule="auto"/>
     </w:pPr>
     <w:rPr>
-      <w:rFonts w:asciiTheme="majorHAnsi" w:cstheme="majorBidi" w:eastAsiaTheme="majorEastAsia" w:hAnsiTheme="majorHAnsi"/>
+      <w:rFonts w:asciiTheme="majorHAnsi" w:cstheme="majorBidi" w:hAnsiTheme="majorHAnsi" w:eastAsia="黑体"/>
       <w:color w:themeColor="text1" w:val="000000"/>
     </w:rPr>
     <w:tblPr>
@@ -9681,6 +10120,7 @@
     </w:tblPr>
     <w:tblStylePr w:type="firstRow">
       <w:rPr>
+        <w:rFonts w:eastAsia="黑体"/>
         <w:sz w:val="24"/>
         <w:szCs w:val="24"/>
       </w:rPr>
@@ -9787,7 +10227,7 @@
       <w:spacing w:after="0" w:line="240" w:lineRule="auto"/>
     </w:pPr>
     <w:rPr>
-      <w:rFonts w:asciiTheme="majorHAnsi" w:cstheme="majorBidi" w:eastAsiaTheme="majorEastAsia" w:hAnsiTheme="majorHAnsi"/>
+      <w:rFonts w:asciiTheme="majorHAnsi" w:cstheme="majorBidi" w:hAnsiTheme="majorHAnsi" w:eastAsia="黑体"/>
       <w:color w:themeColor="text1" w:val="000000"/>
     </w:rPr>
     <w:tblPr>
@@ -9809,6 +10249,7 @@
     </w:tblPr>
     <w:tblStylePr w:type="firstRow">
       <w:rPr>
+        <w:rFonts w:eastAsia="黑体"/>
         <w:sz w:val="24"/>
         <w:szCs w:val="24"/>
       </w:rPr>
@@ -9938,12 +10379,14 @@
     </w:tcPr>
     <w:tblStylePr w:type="firstRow">
       <w:rPr>
+        <w:rFonts w:eastAsia="黑体"/>
         <w:b/>
         <w:bCs/>
       </w:rPr>
     </w:tblStylePr>
     <w:tblStylePr w:type="lastRow">
       <w:rPr>
+        <w:rFonts w:eastAsia="黑体"/>
         <w:b/>
         <w:bCs/>
       </w:rPr>
@@ -9956,12 +10399,14 @@
     </w:tblStylePr>
     <w:tblStylePr w:type="firstCol">
       <w:rPr>
+        <w:rFonts w:eastAsia="黑体"/>
         <w:b/>
         <w:bCs/>
       </w:rPr>
     </w:tblStylePr>
     <w:tblStylePr w:type="lastCol">
       <w:rPr>
+        <w:rFonts w:eastAsia="黑体"/>
         <w:b/>
         <w:bCs/>
       </w:rPr>
@@ -10011,12 +10456,14 @@
     </w:tcPr>
     <w:tblStylePr w:type="firstRow">
       <w:rPr>
+        <w:rFonts w:eastAsia="黑体"/>
         <w:b/>
         <w:bCs/>
       </w:rPr>
     </w:tblStylePr>
     <w:tblStylePr w:type="lastRow">
       <w:rPr>
+        <w:rFonts w:eastAsia="黑体"/>
         <w:b/>
         <w:bCs/>
       </w:rPr>
@@ -10029,12 +10476,14 @@
     </w:tblStylePr>
     <w:tblStylePr w:type="firstCol">
       <w:rPr>
+        <w:rFonts w:eastAsia="黑体"/>
         <w:b/>
         <w:bCs/>
       </w:rPr>
     </w:tblStylePr>
     <w:tblStylePr w:type="lastCol">
       <w:rPr>
+        <w:rFonts w:eastAsia="黑体"/>
         <w:b/>
         <w:bCs/>
       </w:rPr>
@@ -10084,12 +10533,14 @@
     </w:tcPr>
     <w:tblStylePr w:type="firstRow">
       <w:rPr>
+        <w:rFonts w:eastAsia="黑体"/>
         <w:b/>
         <w:bCs/>
       </w:rPr>
     </w:tblStylePr>
     <w:tblStylePr w:type="lastRow">
       <w:rPr>
+        <w:rFonts w:eastAsia="黑体"/>
         <w:b/>
         <w:bCs/>
       </w:rPr>
@@ -10102,12 +10553,14 @@
     </w:tblStylePr>
     <w:tblStylePr w:type="firstCol">
       <w:rPr>
+        <w:rFonts w:eastAsia="黑体"/>
         <w:b/>
         <w:bCs/>
       </w:rPr>
     </w:tblStylePr>
     <w:tblStylePr w:type="lastCol">
       <w:rPr>
+        <w:rFonts w:eastAsia="黑体"/>
         <w:b/>
         <w:bCs/>
       </w:rPr>
@@ -10157,12 +10610,14 @@
     </w:tcPr>
     <w:tblStylePr w:type="firstRow">
       <w:rPr>
+        <w:rFonts w:eastAsia="黑体"/>
         <w:b/>
         <w:bCs/>
       </w:rPr>
     </w:tblStylePr>
     <w:tblStylePr w:type="lastRow">
       <w:rPr>
+        <w:rFonts w:eastAsia="黑体"/>
         <w:b/>
         <w:bCs/>
       </w:rPr>
@@ -10175,12 +10630,14 @@
     </w:tblStylePr>
     <w:tblStylePr w:type="firstCol">
       <w:rPr>
+        <w:rFonts w:eastAsia="黑体"/>
         <w:b/>
         <w:bCs/>
       </w:rPr>
     </w:tblStylePr>
     <w:tblStylePr w:type="lastCol">
       <w:rPr>
+        <w:rFonts w:eastAsia="黑体"/>
         <w:b/>
         <w:bCs/>
       </w:rPr>
@@ -10230,12 +10687,14 @@
     </w:tcPr>
     <w:tblStylePr w:type="firstRow">
       <w:rPr>
+        <w:rFonts w:eastAsia="黑体"/>
         <w:b/>
         <w:bCs/>
       </w:rPr>
     </w:tblStylePr>
     <w:tblStylePr w:type="lastRow">
       <w:rPr>
+        <w:rFonts w:eastAsia="黑体"/>
         <w:b/>
         <w:bCs/>
       </w:rPr>
@@ -10248,12 +10707,14 @@
     </w:tblStylePr>
     <w:tblStylePr w:type="firstCol">
       <w:rPr>
+        <w:rFonts w:eastAsia="黑体"/>
         <w:b/>
         <w:bCs/>
       </w:rPr>
     </w:tblStylePr>
     <w:tblStylePr w:type="lastCol">
       <w:rPr>
+        <w:rFonts w:eastAsia="黑体"/>
         <w:b/>
         <w:bCs/>
       </w:rPr>
@@ -10303,12 +10764,14 @@
     </w:tcPr>
     <w:tblStylePr w:type="firstRow">
       <w:rPr>
+        <w:rFonts w:eastAsia="黑体"/>
         <w:b/>
         <w:bCs/>
       </w:rPr>
     </w:tblStylePr>
     <w:tblStylePr w:type="lastRow">
       <w:rPr>
+        <w:rFonts w:eastAsia="黑体"/>
         <w:b/>
         <w:bCs/>
       </w:rPr>
@@ -10321,12 +10784,14 @@
     </w:tblStylePr>
     <w:tblStylePr w:type="firstCol">
       <w:rPr>
+        <w:rFonts w:eastAsia="黑体"/>
         <w:b/>
         <w:bCs/>
       </w:rPr>
     </w:tblStylePr>
     <w:tblStylePr w:type="lastCol">
       <w:rPr>
+        <w:rFonts w:eastAsia="黑体"/>
         <w:b/>
         <w:bCs/>
       </w:rPr>
@@ -10376,12 +10841,14 @@
     </w:tcPr>
     <w:tblStylePr w:type="firstRow">
       <w:rPr>
+        <w:rFonts w:eastAsia="黑体"/>
         <w:b/>
         <w:bCs/>
       </w:rPr>
     </w:tblStylePr>
     <w:tblStylePr w:type="lastRow">
       <w:rPr>
+        <w:rFonts w:eastAsia="黑体"/>
         <w:b/>
         <w:bCs/>
       </w:rPr>
@@ -10394,12 +10861,14 @@
     </w:tblStylePr>
     <w:tblStylePr w:type="firstCol">
       <w:rPr>
+        <w:rFonts w:eastAsia="黑体"/>
         <w:b/>
         <w:bCs/>
       </w:rPr>
     </w:tblStylePr>
     <w:tblStylePr w:type="lastCol">
       <w:rPr>
+        <w:rFonts w:eastAsia="黑体"/>
         <w:b/>
         <w:bCs/>
       </w:rPr>
@@ -10426,7 +10895,7 @@
       <w:spacing w:after="0" w:line="240" w:lineRule="auto"/>
     </w:pPr>
     <w:rPr>
-      <w:rFonts w:asciiTheme="majorHAnsi" w:cstheme="majorBidi" w:eastAsiaTheme="majorEastAsia" w:hAnsiTheme="majorHAnsi"/>
+      <w:rFonts w:asciiTheme="majorHAnsi" w:cstheme="majorBidi" w:hAnsiTheme="majorHAnsi" w:eastAsia="黑体"/>
       <w:color w:themeColor="text1" w:val="000000"/>
     </w:rPr>
     <w:tblPr>
@@ -10453,6 +10922,7 @@
     </w:tcPr>
     <w:tblStylePr w:type="firstRow">
       <w:rPr>
+        <w:rFonts w:eastAsia="黑体"/>
         <w:b/>
         <w:bCs/>
         <w:color w:themeColor="text1" w:val="000000"/>
@@ -10464,6 +10934,7 @@
     </w:tblStylePr>
     <w:tblStylePr w:type="lastRow">
       <w:rPr>
+        <w:rFonts w:eastAsia="黑体"/>
         <w:b/>
         <w:bCs/>
         <w:color w:themeColor="text1" w:val="000000"/>
@@ -10483,6 +10954,7 @@
     </w:tblStylePr>
     <w:tblStylePr w:type="firstCol">
       <w:rPr>
+        <w:rFonts w:eastAsia="黑体"/>
         <w:b/>
         <w:bCs/>
         <w:color w:themeColor="text1" w:val="000000"/>
@@ -10502,6 +10974,7 @@
     </w:tblStylePr>
     <w:tblStylePr w:type="lastCol">
       <w:rPr>
+        <w:rFonts w:eastAsia="黑体"/>
         <w:b w:val="0"/>
         <w:bCs w:val="0"/>
         <w:color w:themeColor="text1" w:val="000000"/>
@@ -10551,7 +11024,7 @@
       <w:spacing w:after="0" w:line="240" w:lineRule="auto"/>
     </w:pPr>
     <w:rPr>
-      <w:rFonts w:asciiTheme="majorHAnsi" w:cstheme="majorBidi" w:eastAsiaTheme="majorEastAsia" w:hAnsiTheme="majorHAnsi"/>
+      <w:rFonts w:asciiTheme="majorHAnsi" w:cstheme="majorBidi" w:hAnsiTheme="majorHAnsi" w:eastAsia="黑体"/>
       <w:color w:themeColor="text1" w:val="000000"/>
     </w:rPr>
     <w:tblPr>
@@ -10578,6 +11051,7 @@
     </w:tcPr>
     <w:tblStylePr w:type="firstRow">
       <w:rPr>
+        <w:rFonts w:eastAsia="黑体"/>
         <w:b/>
         <w:bCs/>
         <w:color w:themeColor="text1" w:val="000000"/>
@@ -10589,6 +11063,7 @@
     </w:tblStylePr>
     <w:tblStylePr w:type="lastRow">
       <w:rPr>
+        <w:rFonts w:eastAsia="黑体"/>
         <w:b/>
         <w:bCs/>
         <w:color w:themeColor="text1" w:val="000000"/>
@@ -10608,6 +11083,7 @@
     </w:tblStylePr>
     <w:tblStylePr w:type="firstCol">
       <w:rPr>
+        <w:rFonts w:eastAsia="黑体"/>
         <w:b/>
         <w:bCs/>
         <w:color w:themeColor="text1" w:val="000000"/>
@@ -10627,6 +11103,7 @@
     </w:tblStylePr>
     <w:tblStylePr w:type="lastCol">
       <w:rPr>
+        <w:rFonts w:eastAsia="黑体"/>
         <w:b w:val="0"/>
         <w:bCs w:val="0"/>
         <w:color w:themeColor="text1" w:val="000000"/>
@@ -10676,7 +11153,7 @@
       <w:spacing w:after="0" w:line="240" w:lineRule="auto"/>
     </w:pPr>
     <w:rPr>
-      <w:rFonts w:asciiTheme="majorHAnsi" w:cstheme="majorBidi" w:eastAsiaTheme="majorEastAsia" w:hAnsiTheme="majorHAnsi"/>
+      <w:rFonts w:asciiTheme="majorHAnsi" w:cstheme="majorBidi" w:hAnsiTheme="majorHAnsi" w:eastAsia="黑体"/>
       <w:color w:themeColor="text1" w:val="000000"/>
     </w:rPr>
     <w:tblPr>
@@ -10703,6 +11180,7 @@
     </w:tcPr>
     <w:tblStylePr w:type="firstRow">
       <w:rPr>
+        <w:rFonts w:eastAsia="黑体"/>
         <w:b/>
         <w:bCs/>
         <w:color w:themeColor="text1" w:val="000000"/>
@@ -10714,6 +11192,7 @@
     </w:tblStylePr>
     <w:tblStylePr w:type="lastRow">
       <w:rPr>
+        <w:rFonts w:eastAsia="黑体"/>
         <w:b/>
         <w:bCs/>
         <w:color w:themeColor="text1" w:val="000000"/>
@@ -10733,6 +11212,7 @@
     </w:tblStylePr>
     <w:tblStylePr w:type="firstCol">
       <w:rPr>
+        <w:rFonts w:eastAsia="黑体"/>
         <w:b/>
         <w:bCs/>
         <w:color w:themeColor="text1" w:val="000000"/>
@@ -10752,6 +11232,7 @@
     </w:tblStylePr>
     <w:tblStylePr w:type="lastCol">
       <w:rPr>
+        <w:rFonts w:eastAsia="黑体"/>
         <w:b w:val="0"/>
         <w:bCs w:val="0"/>
         <w:color w:themeColor="text1" w:val="000000"/>
@@ -10801,7 +11282,7 @@
       <w:spacing w:after="0" w:line="240" w:lineRule="auto"/>
     </w:pPr>
     <w:rPr>
-      <w:rFonts w:asciiTheme="majorHAnsi" w:cstheme="majorBidi" w:eastAsiaTheme="majorEastAsia" w:hAnsiTheme="majorHAnsi"/>
+      <w:rFonts w:asciiTheme="majorHAnsi" w:cstheme="majorBidi" w:hAnsiTheme="majorHAnsi" w:eastAsia="黑体"/>
       <w:color w:themeColor="text1" w:val="000000"/>
     </w:rPr>
     <w:tblPr>
@@ -10828,6 +11309,7 @@
     </w:tcPr>
     <w:tblStylePr w:type="firstRow">
       <w:rPr>
+        <w:rFonts w:eastAsia="黑体"/>
         <w:b/>
         <w:bCs/>
         <w:color w:themeColor="text1" w:val="000000"/>
@@ -10839,6 +11321,7 @@
     </w:tblStylePr>
     <w:tblStylePr w:type="lastRow">
       <w:rPr>
+        <w:rFonts w:eastAsia="黑体"/>
         <w:b/>
         <w:bCs/>
         <w:color w:themeColor="text1" w:val="000000"/>
@@ -10858,6 +11341,7 @@
     </w:tblStylePr>
     <w:tblStylePr w:type="firstCol">
       <w:rPr>
+        <w:rFonts w:eastAsia="黑体"/>
         <w:b/>
         <w:bCs/>
         <w:color w:themeColor="text1" w:val="000000"/>
@@ -10877,6 +11361,7 @@
     </w:tblStylePr>
     <w:tblStylePr w:type="lastCol">
       <w:rPr>
+        <w:rFonts w:eastAsia="黑体"/>
         <w:b w:val="0"/>
         <w:bCs w:val="0"/>
         <w:color w:themeColor="text1" w:val="000000"/>
@@ -10926,7 +11411,7 @@
       <w:spacing w:after="0" w:line="240" w:lineRule="auto"/>
     </w:pPr>
     <w:rPr>
-      <w:rFonts w:asciiTheme="majorHAnsi" w:cstheme="majorBidi" w:eastAsiaTheme="majorEastAsia" w:hAnsiTheme="majorHAnsi"/>
+      <w:rFonts w:asciiTheme="majorHAnsi" w:cstheme="majorBidi" w:hAnsiTheme="majorHAnsi" w:eastAsia="黑体"/>
       <w:color w:themeColor="text1" w:val="000000"/>
     </w:rPr>
     <w:tblPr>
@@ -10953,6 +11438,7 @@
     </w:tcPr>
     <w:tblStylePr w:type="firstRow">
       <w:rPr>
+        <w:rFonts w:eastAsia="黑体"/>
         <w:b/>
         <w:bCs/>
         <w:color w:themeColor="text1" w:val="000000"/>
@@ -10964,6 +11450,7 @@
     </w:tblStylePr>
     <w:tblStylePr w:type="lastRow">
       <w:rPr>
+        <w:rFonts w:eastAsia="黑体"/>
         <w:b/>
         <w:bCs/>
         <w:color w:themeColor="text1" w:val="000000"/>
@@ -10983,6 +11470,7 @@
     </w:tblStylePr>
     <w:tblStylePr w:type="firstCol">
       <w:rPr>
+        <w:rFonts w:eastAsia="黑体"/>
         <w:b/>
         <w:bCs/>
         <w:color w:themeColor="text1" w:val="000000"/>
@@ -11002,6 +11490,7 @@
     </w:tblStylePr>
     <w:tblStylePr w:type="lastCol">
       <w:rPr>
+        <w:rFonts w:eastAsia="黑体"/>
         <w:b w:val="0"/>
         <w:bCs w:val="0"/>
         <w:color w:themeColor="text1" w:val="000000"/>
@@ -11051,7 +11540,7 @@
       <w:spacing w:after="0" w:line="240" w:lineRule="auto"/>
     </w:pPr>
     <w:rPr>
-      <w:rFonts w:asciiTheme="majorHAnsi" w:cstheme="majorBidi" w:eastAsiaTheme="majorEastAsia" w:hAnsiTheme="majorHAnsi"/>
+      <w:rFonts w:asciiTheme="majorHAnsi" w:cstheme="majorBidi" w:hAnsiTheme="majorHAnsi" w:eastAsia="黑体"/>
       <w:color w:themeColor="text1" w:val="000000"/>
     </w:rPr>
     <w:tblPr>
@@ -11078,6 +11567,7 @@
     </w:tcPr>
     <w:tblStylePr w:type="firstRow">
       <w:rPr>
+        <w:rFonts w:eastAsia="黑体"/>
         <w:b/>
         <w:bCs/>
         <w:color w:themeColor="text1" w:val="000000"/>
@@ -11089,6 +11579,7 @@
     </w:tblStylePr>
     <w:tblStylePr w:type="lastRow">
       <w:rPr>
+        <w:rFonts w:eastAsia="黑体"/>
         <w:b/>
         <w:bCs/>
         <w:color w:themeColor="text1" w:val="000000"/>
@@ -11108,6 +11599,7 @@
     </w:tblStylePr>
     <w:tblStylePr w:type="firstCol">
       <w:rPr>
+        <w:rFonts w:eastAsia="黑体"/>
         <w:b/>
         <w:bCs/>
         <w:color w:themeColor="text1" w:val="000000"/>
@@ -11127,6 +11619,7 @@
     </w:tblStylePr>
     <w:tblStylePr w:type="lastCol">
       <w:rPr>
+        <w:rFonts w:eastAsia="黑体"/>
         <w:b w:val="0"/>
         <w:bCs w:val="0"/>
         <w:color w:themeColor="text1" w:val="000000"/>
@@ -11176,7 +11669,7 @@
       <w:spacing w:after="0" w:line="240" w:lineRule="auto"/>
     </w:pPr>
     <w:rPr>
-      <w:rFonts w:asciiTheme="majorHAnsi" w:cstheme="majorBidi" w:eastAsiaTheme="majorEastAsia" w:hAnsiTheme="majorHAnsi"/>
+      <w:rFonts w:asciiTheme="majorHAnsi" w:cstheme="majorBidi" w:hAnsiTheme="majorHAnsi" w:eastAsia="黑体"/>
       <w:color w:themeColor="text1" w:val="000000"/>
     </w:rPr>
     <w:tblPr>
@@ -11203,6 +11696,7 @@
     </w:tcPr>
     <w:tblStylePr w:type="firstRow">
       <w:rPr>
+        <w:rFonts w:eastAsia="黑体"/>
         <w:b/>
         <w:bCs/>
         <w:color w:themeColor="text1" w:val="000000"/>
@@ -11214,6 +11708,7 @@
     </w:tblStylePr>
     <w:tblStylePr w:type="lastRow">
       <w:rPr>
+        <w:rFonts w:eastAsia="黑体"/>
         <w:b/>
         <w:bCs/>
         <w:color w:themeColor="text1" w:val="000000"/>
@@ -11233,6 +11728,7 @@
     </w:tblStylePr>
     <w:tblStylePr w:type="firstCol">
       <w:rPr>
+        <w:rFonts w:eastAsia="黑体"/>
         <w:b/>
         <w:bCs/>
         <w:color w:themeColor="text1" w:val="000000"/>
@@ -11252,6 +11748,7 @@
     </w:tblStylePr>
     <w:tblStylePr w:type="lastCol">
       <w:rPr>
+        <w:rFonts w:eastAsia="黑体"/>
         <w:b w:val="0"/>
         <w:bCs w:val="0"/>
         <w:color w:themeColor="text1" w:val="000000"/>
@@ -11324,6 +11821,7 @@
     </w:tcPr>
     <w:tblStylePr w:type="firstRow">
       <w:rPr>
+        <w:rFonts w:eastAsia="黑体"/>
         <w:b/>
         <w:bCs/>
         <w:i w:val="0"/>
@@ -11345,6 +11843,7 @@
     </w:tblStylePr>
     <w:tblStylePr w:type="lastRow">
       <w:rPr>
+        <w:rFonts w:eastAsia="黑体"/>
         <w:b/>
         <w:bCs/>
         <w:i w:val="0"/>
@@ -11366,6 +11865,7 @@
     </w:tblStylePr>
     <w:tblStylePr w:type="firstCol">
       <w:rPr>
+        <w:rFonts w:eastAsia="黑体"/>
         <w:b/>
         <w:bCs/>
         <w:i w:val="0"/>
@@ -11385,6 +11885,7 @@
     </w:tblStylePr>
     <w:tblStylePr w:type="lastCol">
       <w:rPr>
+        <w:rFonts w:eastAsia="黑体"/>
         <w:b/>
         <w:bCs/>
         <w:i w:val="0"/>
@@ -11465,6 +11966,7 @@
     </w:tcPr>
     <w:tblStylePr w:type="firstRow">
       <w:rPr>
+        <w:rFonts w:eastAsia="黑体"/>
         <w:b/>
         <w:bCs/>
         <w:i w:val="0"/>
@@ -11486,6 +11988,7 @@
     </w:tblStylePr>
     <w:tblStylePr w:type="lastRow">
       <w:rPr>
+        <w:rFonts w:eastAsia="黑体"/>
         <w:b/>
         <w:bCs/>
         <w:i w:val="0"/>
@@ -11507,6 +12010,7 @@
     </w:tblStylePr>
     <w:tblStylePr w:type="firstCol">
       <w:rPr>
+        <w:rFonts w:eastAsia="黑体"/>
         <w:b/>
         <w:bCs/>
         <w:i w:val="0"/>
@@ -11526,6 +12030,7 @@
     </w:tblStylePr>
     <w:tblStylePr w:type="lastCol">
       <w:rPr>
+        <w:rFonts w:eastAsia="黑体"/>
         <w:b/>
         <w:bCs/>
         <w:i w:val="0"/>
@@ -11606,6 +12111,7 @@
     </w:tcPr>
     <w:tblStylePr w:type="firstRow">
       <w:rPr>
+        <w:rFonts w:eastAsia="黑体"/>
         <w:b/>
         <w:bCs/>
         <w:i w:val="0"/>
@@ -11627,6 +12133,7 @@
     </w:tblStylePr>
     <w:tblStylePr w:type="lastRow">
       <w:rPr>
+        <w:rFonts w:eastAsia="黑体"/>
         <w:b/>
         <w:bCs/>
         <w:i w:val="0"/>
@@ -11648,6 +12155,7 @@
     </w:tblStylePr>
     <w:tblStylePr w:type="firstCol">
       <w:rPr>
+        <w:rFonts w:eastAsia="黑体"/>
         <w:b/>
         <w:bCs/>
         <w:i w:val="0"/>
@@ -11667,6 +12175,7 @@
     </w:tblStylePr>
     <w:tblStylePr w:type="lastCol">
       <w:rPr>
+        <w:rFonts w:eastAsia="黑体"/>
         <w:b/>
         <w:bCs/>
         <w:i w:val="0"/>
@@ -11747,6 +12256,7 @@
     </w:tcPr>
     <w:tblStylePr w:type="firstRow">
       <w:rPr>
+        <w:rFonts w:eastAsia="黑体"/>
         <w:b/>
         <w:bCs/>
         <w:i w:val="0"/>
@@ -11768,6 +12278,7 @@
     </w:tblStylePr>
     <w:tblStylePr w:type="lastRow">
       <w:rPr>
+        <w:rFonts w:eastAsia="黑体"/>
         <w:b/>
         <w:bCs/>
         <w:i w:val="0"/>
@@ -11789,6 +12300,7 @@
     </w:tblStylePr>
     <w:tblStylePr w:type="firstCol">
       <w:rPr>
+        <w:rFonts w:eastAsia="黑体"/>
         <w:b/>
         <w:bCs/>
         <w:i w:val="0"/>
@@ -11808,6 +12320,7 @@
     </w:tblStylePr>
     <w:tblStylePr w:type="lastCol">
       <w:rPr>
+        <w:rFonts w:eastAsia="黑体"/>
         <w:b/>
         <w:bCs/>
         <w:i w:val="0"/>
@@ -11888,6 +12401,7 @@
     </w:tcPr>
     <w:tblStylePr w:type="firstRow">
       <w:rPr>
+        <w:rFonts w:eastAsia="黑体"/>
         <w:b/>
         <w:bCs/>
         <w:i w:val="0"/>
@@ -11909,6 +12423,7 @@
     </w:tblStylePr>
     <w:tblStylePr w:type="lastRow">
       <w:rPr>
+        <w:rFonts w:eastAsia="黑体"/>
         <w:b/>
         <w:bCs/>
         <w:i w:val="0"/>
@@ -11930,6 +12445,7 @@
     </w:tblStylePr>
     <w:tblStylePr w:type="firstCol">
       <w:rPr>
+        <w:rFonts w:eastAsia="黑体"/>
         <w:b/>
         <w:bCs/>
         <w:i w:val="0"/>
@@ -11949,6 +12465,7 @@
     </w:tblStylePr>
     <w:tblStylePr w:type="lastCol">
       <w:rPr>
+        <w:rFonts w:eastAsia="黑体"/>
         <w:b/>
         <w:bCs/>
         <w:i w:val="0"/>
@@ -12029,6 +12546,7 @@
     </w:tcPr>
     <w:tblStylePr w:type="firstRow">
       <w:rPr>
+        <w:rFonts w:eastAsia="黑体"/>
         <w:b/>
         <w:bCs/>
         <w:i w:val="0"/>
@@ -12050,6 +12568,7 @@
     </w:tblStylePr>
     <w:tblStylePr w:type="lastRow">
       <w:rPr>
+        <w:rFonts w:eastAsia="黑体"/>
         <w:b/>
         <w:bCs/>
         <w:i w:val="0"/>
@@ -12071,6 +12590,7 @@
     </w:tblStylePr>
     <w:tblStylePr w:type="firstCol">
       <w:rPr>
+        <w:rFonts w:eastAsia="黑体"/>
         <w:b/>
         <w:bCs/>
         <w:i w:val="0"/>
@@ -12090,6 +12610,7 @@
     </w:tblStylePr>
     <w:tblStylePr w:type="lastCol">
       <w:rPr>
+        <w:rFonts w:eastAsia="黑体"/>
         <w:b/>
         <w:bCs/>
         <w:i w:val="0"/>
@@ -12170,6 +12691,7 @@
     </w:tcPr>
     <w:tblStylePr w:type="firstRow">
       <w:rPr>
+        <w:rFonts w:eastAsia="黑体"/>
         <w:b/>
         <w:bCs/>
         <w:i w:val="0"/>
@@ -12191,6 +12713,7 @@
     </w:tblStylePr>
     <w:tblStylePr w:type="lastRow">
       <w:rPr>
+        <w:rFonts w:eastAsia="黑体"/>
         <w:b/>
         <w:bCs/>
         <w:i w:val="0"/>
@@ -12212,6 +12735,7 @@
     </w:tblStylePr>
     <w:tblStylePr w:type="firstCol">
       <w:rPr>
+        <w:rFonts w:eastAsia="黑体"/>
         <w:b/>
         <w:bCs/>
         <w:i w:val="0"/>
@@ -12231,6 +12755,7 @@
     </w:tblStylePr>
     <w:tblStylePr w:type="lastCol">
       <w:rPr>
+        <w:rFonts w:eastAsia="黑体"/>
         <w:b/>
         <w:bCs/>
         <w:i w:val="0"/>
@@ -12288,6 +12813,7 @@
       <w:spacing w:after="0" w:line="240" w:lineRule="auto"/>
     </w:pPr>
     <w:rPr>
+      <w:rFonts w:eastAsia="黑体"/>
       <w:color w:themeColor="background1" w:val="FFFFFF"/>
     </w:rPr>
     <w:tblPr>
@@ -12306,6 +12832,7 @@
     </w:tcPr>
     <w:tblStylePr w:type="firstRow">
       <w:rPr>
+        <w:rFonts w:eastAsia="黑体"/>
         <w:b/>
         <w:bCs/>
       </w:rPr>
@@ -12402,6 +12929,7 @@
       <w:spacing w:after="0" w:line="240" w:lineRule="auto"/>
     </w:pPr>
     <w:rPr>
+      <w:rFonts w:eastAsia="黑体"/>
       <w:color w:themeColor="background1" w:val="FFFFFF"/>
     </w:rPr>
     <w:tblPr>
@@ -12420,6 +12948,7 @@
     </w:tcPr>
     <w:tblStylePr w:type="firstRow">
       <w:rPr>
+        <w:rFonts w:eastAsia="黑体"/>
         <w:b/>
         <w:bCs/>
       </w:rPr>
@@ -12516,6 +13045,7 @@
       <w:spacing w:after="0" w:line="240" w:lineRule="auto"/>
     </w:pPr>
     <w:rPr>
+      <w:rFonts w:eastAsia="黑体"/>
       <w:color w:themeColor="background1" w:val="FFFFFF"/>
     </w:rPr>
     <w:tblPr>
@@ -12534,6 +13064,7 @@
     </w:tcPr>
     <w:tblStylePr w:type="firstRow">
       <w:rPr>
+        <w:rFonts w:eastAsia="黑体"/>
         <w:b/>
         <w:bCs/>
       </w:rPr>
@@ -12630,6 +13161,7 @@
       <w:spacing w:after="0" w:line="240" w:lineRule="auto"/>
     </w:pPr>
     <w:rPr>
+      <w:rFonts w:eastAsia="黑体"/>
       <w:color w:themeColor="background1" w:val="FFFFFF"/>
     </w:rPr>
     <w:tblPr>
@@ -12648,6 +13180,7 @@
     </w:tcPr>
     <w:tblStylePr w:type="firstRow">
       <w:rPr>
+        <w:rFonts w:eastAsia="黑体"/>
         <w:b/>
         <w:bCs/>
       </w:rPr>
@@ -12744,6 +13277,7 @@
       <w:spacing w:after="0" w:line="240" w:lineRule="auto"/>
     </w:pPr>
     <w:rPr>
+      <w:rFonts w:eastAsia="黑体"/>
       <w:color w:themeColor="background1" w:val="FFFFFF"/>
     </w:rPr>
     <w:tblPr>
@@ -12762,6 +13296,7 @@
     </w:tcPr>
     <w:tblStylePr w:type="firstRow">
       <w:rPr>
+        <w:rFonts w:eastAsia="黑体"/>
         <w:b/>
         <w:bCs/>
       </w:rPr>
@@ -12858,6 +13393,7 @@
       <w:spacing w:after="0" w:line="240" w:lineRule="auto"/>
     </w:pPr>
     <w:rPr>
+      <w:rFonts w:eastAsia="黑体"/>
       <w:color w:themeColor="background1" w:val="FFFFFF"/>
     </w:rPr>
     <w:tblPr>
@@ -12876,6 +13412,7 @@
     </w:tcPr>
     <w:tblStylePr w:type="firstRow">
       <w:rPr>
+        <w:rFonts w:eastAsia="黑体"/>
         <w:b/>
         <w:bCs/>
       </w:rPr>
@@ -12972,6 +13509,7 @@
       <w:spacing w:after="0" w:line="240" w:lineRule="auto"/>
     </w:pPr>
     <w:rPr>
+      <w:rFonts w:eastAsia="黑体"/>
       <w:color w:themeColor="background1" w:val="FFFFFF"/>
     </w:rPr>
     <w:tblPr>
@@ -12990,6 +13528,7 @@
     </w:tcPr>
     <w:tblStylePr w:type="firstRow">
       <w:rPr>
+        <w:rFonts w:eastAsia="黑体"/>
         <w:b/>
         <w:bCs/>
       </w:rPr>
@@ -13086,6 +13625,7 @@
       <w:spacing w:after="0" w:line="240" w:lineRule="auto"/>
     </w:pPr>
     <w:rPr>
+      <w:rFonts w:eastAsia="黑体"/>
       <w:color w:themeColor="text1" w:val="000000"/>
     </w:rPr>
     <w:tblPr>
@@ -13112,6 +13652,7 @@
     </w:tcPr>
     <w:tblStylePr w:type="firstRow">
       <w:rPr>
+        <w:rFonts w:eastAsia="黑体"/>
         <w:b/>
         <w:bCs/>
       </w:rPr>
@@ -13130,6 +13671,7 @@
     </w:tblStylePr>
     <w:tblStylePr w:type="lastRow">
       <w:rPr>
+        <w:rFonts w:eastAsia="黑体"/>
         <w:b/>
         <w:bCs/>
         <w:color w:themeColor="background1" w:val="FFFFFF"/>
@@ -13144,6 +13686,7 @@
     </w:tblStylePr>
     <w:tblStylePr w:type="firstCol">
       <w:rPr>
+        <w:rFonts w:eastAsia="黑体"/>
         <w:color w:themeColor="background1" w:val="FFFFFF"/>
       </w:rPr>
       <w:tblPr/>
@@ -13161,6 +13704,7 @@
     </w:tblStylePr>
     <w:tblStylePr w:type="lastCol">
       <w:rPr>
+        <w:rFonts w:eastAsia="黑体"/>
         <w:color w:themeColor="background1" w:val="FFFFFF"/>
       </w:rPr>
       <w:tblPr/>
@@ -13190,11 +13734,13 @@
     </w:tblStylePr>
     <w:tblStylePr w:type="neCell">
       <w:rPr>
+        <w:rFonts w:eastAsia="黑体"/>
         <w:color w:themeColor="text1" w:val="000000"/>
       </w:rPr>
     </w:tblStylePr>
     <w:tblStylePr w:type="nwCell">
       <w:rPr>
+        <w:rFonts w:eastAsia="黑体"/>
         <w:color w:themeColor="text1" w:val="000000"/>
       </w:rPr>
     </w:tblStylePr>
@@ -13208,6 +13754,7 @@
       <w:spacing w:after="0" w:line="240" w:lineRule="auto"/>
     </w:pPr>
     <w:rPr>
+      <w:rFonts w:eastAsia="黑体"/>
       <w:color w:themeColor="text1" w:val="000000"/>
     </w:rPr>
     <w:tblPr>
@@ -13234,6 +13781,7 @@
     </w:tcPr>
     <w:tblStylePr w:type="firstRow">
       <w:rPr>
+        <w:rFonts w:eastAsia="黑体"/>
         <w:b/>
         <w:bCs/>
       </w:rPr>
@@ -13252,6 +13800,7 @@
     </w:tblStylePr>
     <w:tblStylePr w:type="lastRow">
       <w:rPr>
+        <w:rFonts w:eastAsia="黑体"/>
         <w:b/>
         <w:bCs/>
         <w:color w:themeColor="background1" w:val="FFFFFF"/>
@@ -13266,6 +13815,7 @@
     </w:tblStylePr>
     <w:tblStylePr w:type="firstCol">
       <w:rPr>
+        <w:rFonts w:eastAsia="黑体"/>
         <w:color w:themeColor="background1" w:val="FFFFFF"/>
       </w:rPr>
       <w:tblPr/>
@@ -13283,6 +13833,7 @@
     </w:tblStylePr>
     <w:tblStylePr w:type="lastCol">
       <w:rPr>
+        <w:rFonts w:eastAsia="黑体"/>
         <w:color w:themeColor="background1" w:val="FFFFFF"/>
       </w:rPr>
       <w:tblPr/>
@@ -13312,11 +13863,13 @@
     </w:tblStylePr>
     <w:tblStylePr w:type="neCell">
       <w:rPr>
+        <w:rFonts w:eastAsia="黑体"/>
         <w:color w:themeColor="text1" w:val="000000"/>
       </w:rPr>
     </w:tblStylePr>
     <w:tblStylePr w:type="nwCell">
       <w:rPr>
+        <w:rFonts w:eastAsia="黑体"/>
         <w:color w:themeColor="text1" w:val="000000"/>
       </w:rPr>
     </w:tblStylePr>
@@ -13330,6 +13883,7 @@
       <w:spacing w:after="0" w:line="240" w:lineRule="auto"/>
     </w:pPr>
     <w:rPr>
+      <w:rFonts w:eastAsia="黑体"/>
       <w:color w:themeColor="text1" w:val="000000"/>
     </w:rPr>
     <w:tblPr>
@@ -13356,6 +13910,7 @@
     </w:tcPr>
     <w:tblStylePr w:type="firstRow">
       <w:rPr>
+        <w:rFonts w:eastAsia="黑体"/>
         <w:b/>
         <w:bCs/>
       </w:rPr>
@@ -13374,6 +13929,7 @@
     </w:tblStylePr>
     <w:tblStylePr w:type="lastRow">
       <w:rPr>
+        <w:rFonts w:eastAsia="黑体"/>
         <w:b/>
         <w:bCs/>
         <w:color w:themeColor="background1" w:val="FFFFFF"/>
@@ -13388,6 +13944,7 @@
     </w:tblStylePr>
     <w:tblStylePr w:type="firstCol">
       <w:rPr>
+        <w:rFonts w:eastAsia="黑体"/>
         <w:color w:themeColor="background1" w:val="FFFFFF"/>
       </w:rPr>
       <w:tblPr/>
@@ -13405,6 +13962,7 @@
     </w:tblStylePr>
     <w:tblStylePr w:type="lastCol">
       <w:rPr>
+        <w:rFonts w:eastAsia="黑体"/>
         <w:color w:themeColor="background1" w:val="FFFFFF"/>
       </w:rPr>
       <w:tblPr/>
@@ -13434,11 +13992,13 @@
     </w:tblStylePr>
     <w:tblStylePr w:type="neCell">
       <w:rPr>
+        <w:rFonts w:eastAsia="黑体"/>
         <w:color w:themeColor="text1" w:val="000000"/>
       </w:rPr>
     </w:tblStylePr>
     <w:tblStylePr w:type="nwCell">
       <w:rPr>
+        <w:rFonts w:eastAsia="黑体"/>
         <w:color w:themeColor="text1" w:val="000000"/>
       </w:rPr>
     </w:tblStylePr>
@@ -13452,6 +14012,7 @@
       <w:spacing w:after="0" w:line="240" w:lineRule="auto"/>
     </w:pPr>
     <w:rPr>
+      <w:rFonts w:eastAsia="黑体"/>
       <w:color w:themeColor="text1" w:val="000000"/>
     </w:rPr>
     <w:tblPr>
@@ -13478,6 +14039,7 @@
     </w:tcPr>
     <w:tblStylePr w:type="firstRow">
       <w:rPr>
+        <w:rFonts w:eastAsia="黑体"/>
         <w:b/>
         <w:bCs/>
       </w:rPr>
@@ -13496,6 +14058,7 @@
     </w:tblStylePr>
     <w:tblStylePr w:type="lastRow">
       <w:rPr>
+        <w:rFonts w:eastAsia="黑体"/>
         <w:b/>
         <w:bCs/>
         <w:color w:themeColor="background1" w:val="FFFFFF"/>
@@ -13510,6 +14073,7 @@
     </w:tblStylePr>
     <w:tblStylePr w:type="firstCol">
       <w:rPr>
+        <w:rFonts w:eastAsia="黑体"/>
         <w:color w:themeColor="background1" w:val="FFFFFF"/>
       </w:rPr>
       <w:tblPr/>
@@ -13527,6 +14091,7 @@
     </w:tblStylePr>
     <w:tblStylePr w:type="lastCol">
       <w:rPr>
+        <w:rFonts w:eastAsia="黑体"/>
         <w:color w:themeColor="background1" w:val="FFFFFF"/>
       </w:rPr>
       <w:tblPr/>
@@ -13564,6 +14129,7 @@
       <w:spacing w:after="0" w:line="240" w:lineRule="auto"/>
     </w:pPr>
     <w:rPr>
+      <w:rFonts w:eastAsia="黑体"/>
       <w:color w:themeColor="text1" w:val="000000"/>
     </w:rPr>
     <w:tblPr>
@@ -13590,6 +14156,7 @@
     </w:tcPr>
     <w:tblStylePr w:type="firstRow">
       <w:rPr>
+        <w:rFonts w:eastAsia="黑体"/>
         <w:b/>
         <w:bCs/>
       </w:rPr>
@@ -13608,6 +14175,7 @@
     </w:tblStylePr>
     <w:tblStylePr w:type="lastRow">
       <w:rPr>
+        <w:rFonts w:eastAsia="黑体"/>
         <w:b/>
         <w:bCs/>
         <w:color w:themeColor="background1" w:val="FFFFFF"/>
@@ -13622,6 +14190,7 @@
     </w:tblStylePr>
     <w:tblStylePr w:type="firstCol">
       <w:rPr>
+        <w:rFonts w:eastAsia="黑体"/>
         <w:color w:themeColor="background1" w:val="FFFFFF"/>
       </w:rPr>
       <w:tblPr/>
@@ -13639,6 +14208,7 @@
     </w:tblStylePr>
     <w:tblStylePr w:type="lastCol">
       <w:rPr>
+        <w:rFonts w:eastAsia="黑体"/>
         <w:color w:themeColor="background1" w:val="FFFFFF"/>
       </w:rPr>
       <w:tblPr/>
@@ -13668,11 +14238,13 @@
     </w:tblStylePr>
     <w:tblStylePr w:type="neCell">
       <w:rPr>
+        <w:rFonts w:eastAsia="黑体"/>
         <w:color w:themeColor="text1" w:val="000000"/>
       </w:rPr>
     </w:tblStylePr>
     <w:tblStylePr w:type="nwCell">
       <w:rPr>
+        <w:rFonts w:eastAsia="黑体"/>
         <w:color w:themeColor="text1" w:val="000000"/>
       </w:rPr>
     </w:tblStylePr>
@@ -13686,6 +14258,7 @@
       <w:spacing w:after="0" w:line="240" w:lineRule="auto"/>
     </w:pPr>
     <w:rPr>
+      <w:rFonts w:eastAsia="黑体"/>
       <w:color w:themeColor="text1" w:val="000000"/>
     </w:rPr>
     <w:tblPr>
@@ -13712,6 +14285,7 @@
     </w:tcPr>
     <w:tblStylePr w:type="firstRow">
       <w:rPr>
+        <w:rFonts w:eastAsia="黑体"/>
         <w:b/>
         <w:bCs/>
       </w:rPr>
@@ -13730,6 +14304,7 @@
     </w:tblStylePr>
     <w:tblStylePr w:type="lastRow">
       <w:rPr>
+        <w:rFonts w:eastAsia="黑体"/>
         <w:b/>
         <w:bCs/>
         <w:color w:themeColor="background1" w:val="FFFFFF"/>
@@ -13744,6 +14319,7 @@
     </w:tblStylePr>
     <w:tblStylePr w:type="firstCol">
       <w:rPr>
+        <w:rFonts w:eastAsia="黑体"/>
         <w:color w:themeColor="background1" w:val="FFFFFF"/>
       </w:rPr>
       <w:tblPr/>
@@ -13761,6 +14337,7 @@
     </w:tblStylePr>
     <w:tblStylePr w:type="lastCol">
       <w:rPr>
+        <w:rFonts w:eastAsia="黑体"/>
         <w:color w:themeColor="background1" w:val="FFFFFF"/>
       </w:rPr>
       <w:tblPr/>
@@ -13790,11 +14367,13 @@
     </w:tblStylePr>
     <w:tblStylePr w:type="neCell">
       <w:rPr>
+        <w:rFonts w:eastAsia="黑体"/>
         <w:color w:themeColor="text1" w:val="000000"/>
       </w:rPr>
     </w:tblStylePr>
     <w:tblStylePr w:type="nwCell">
       <w:rPr>
+        <w:rFonts w:eastAsia="黑体"/>
         <w:color w:themeColor="text1" w:val="000000"/>
       </w:rPr>
     </w:tblStylePr>
@@ -13808,6 +14387,7 @@
       <w:spacing w:after="0" w:line="240" w:lineRule="auto"/>
     </w:pPr>
     <w:rPr>
+      <w:rFonts w:eastAsia="黑体"/>
       <w:color w:themeColor="text1" w:val="000000"/>
     </w:rPr>
     <w:tblPr>
@@ -13834,6 +14414,7 @@
     </w:tcPr>
     <w:tblStylePr w:type="firstRow">
       <w:rPr>
+        <w:rFonts w:eastAsia="黑体"/>
         <w:b/>
         <w:bCs/>
       </w:rPr>
@@ -13852,6 +14433,7 @@
     </w:tblStylePr>
     <w:tblStylePr w:type="lastRow">
       <w:rPr>
+        <w:rFonts w:eastAsia="黑体"/>
         <w:b/>
         <w:bCs/>
         <w:color w:themeColor="background1" w:val="FFFFFF"/>
@@ -13866,6 +14448,7 @@
     </w:tblStylePr>
     <w:tblStylePr w:type="firstCol">
       <w:rPr>
+        <w:rFonts w:eastAsia="黑体"/>
         <w:color w:themeColor="background1" w:val="FFFFFF"/>
       </w:rPr>
       <w:tblPr/>
@@ -13883,6 +14466,7 @@
     </w:tblStylePr>
     <w:tblStylePr w:type="lastCol">
       <w:rPr>
+        <w:rFonts w:eastAsia="黑体"/>
         <w:color w:themeColor="background1" w:val="FFFFFF"/>
       </w:rPr>
       <w:tblPr/>
@@ -13912,11 +14496,13 @@
     </w:tblStylePr>
     <w:tblStylePr w:type="neCell">
       <w:rPr>
+        <w:rFonts w:eastAsia="黑体"/>
         <w:color w:themeColor="text1" w:val="000000"/>
       </w:rPr>
     </w:tblStylePr>
     <w:tblStylePr w:type="nwCell">
       <w:rPr>
+        <w:rFonts w:eastAsia="黑体"/>
         <w:color w:themeColor="text1" w:val="000000"/>
       </w:rPr>
     </w:tblStylePr>
@@ -13930,6 +14516,7 @@
       <w:spacing w:after="0" w:line="240" w:lineRule="auto"/>
     </w:pPr>
     <w:rPr>
+      <w:rFonts w:eastAsia="黑体"/>
       <w:color w:themeColor="text1" w:val="000000"/>
     </w:rPr>
     <w:tblPr>
@@ -13948,6 +14535,7 @@
     </w:tcPr>
     <w:tblStylePr w:type="firstRow">
       <w:rPr>
+        <w:rFonts w:eastAsia="黑体"/>
         <w:b/>
         <w:bCs/>
         <w:color w:themeColor="background1" w:val="FFFFFF"/>
@@ -13962,6 +14550,7 @@
     </w:tblStylePr>
     <w:tblStylePr w:type="lastRow">
       <w:rPr>
+        <w:rFonts w:eastAsia="黑体"/>
         <w:b/>
         <w:bCs/>
         <w:color w:themeColor="accent2" w:themeShade="CC" w:val="9E3A38"/>
@@ -13976,12 +14565,14 @@
     </w:tblStylePr>
     <w:tblStylePr w:type="firstCol">
       <w:rPr>
+        <w:rFonts w:eastAsia="黑体"/>
         <w:b/>
         <w:bCs/>
       </w:rPr>
     </w:tblStylePr>
     <w:tblStylePr w:type="lastCol">
       <w:rPr>
+        <w:rFonts w:eastAsia="黑体"/>
         <w:b/>
         <w:bCs/>
       </w:rPr>
@@ -14016,6 +14607,7 @@
       <w:spacing w:after="0" w:line="240" w:lineRule="auto"/>
     </w:pPr>
     <w:rPr>
+      <w:rFonts w:eastAsia="黑体"/>
       <w:color w:themeColor="text1" w:val="000000"/>
     </w:rPr>
     <w:tblPr>
@@ -14034,6 +14626,7 @@
     </w:tcPr>
     <w:tblStylePr w:type="firstRow">
       <w:rPr>
+        <w:rFonts w:eastAsia="黑体"/>
         <w:b/>
         <w:bCs/>
         <w:color w:themeColor="background1" w:val="FFFFFF"/>
@@ -14048,6 +14641,7 @@
     </w:tblStylePr>
     <w:tblStylePr w:type="lastRow">
       <w:rPr>
+        <w:rFonts w:eastAsia="黑体"/>
         <w:b/>
         <w:bCs/>
         <w:color w:themeColor="accent2" w:themeShade="CC" w:val="9E3A38"/>
@@ -14062,12 +14656,14 @@
     </w:tblStylePr>
     <w:tblStylePr w:type="firstCol">
       <w:rPr>
+        <w:rFonts w:eastAsia="黑体"/>
         <w:b/>
         <w:bCs/>
       </w:rPr>
     </w:tblStylePr>
     <w:tblStylePr w:type="lastCol">
       <w:rPr>
+        <w:rFonts w:eastAsia="黑体"/>
         <w:b/>
         <w:bCs/>
       </w:rPr>
@@ -14102,6 +14698,7 @@
       <w:spacing w:after="0" w:line="240" w:lineRule="auto"/>
     </w:pPr>
     <w:rPr>
+      <w:rFonts w:eastAsia="黑体"/>
       <w:color w:themeColor="text1" w:val="000000"/>
     </w:rPr>
     <w:tblPr>
@@ -14120,6 +14717,7 @@
     </w:tcPr>
     <w:tblStylePr w:type="firstRow">
       <w:rPr>
+        <w:rFonts w:eastAsia="黑体"/>
         <w:b/>
         <w:bCs/>
         <w:color w:themeColor="background1" w:val="FFFFFF"/>
@@ -14134,6 +14732,7 @@
     </w:tblStylePr>
     <w:tblStylePr w:type="lastRow">
       <w:rPr>
+        <w:rFonts w:eastAsia="黑体"/>
         <w:b/>
         <w:bCs/>
         <w:color w:themeColor="accent2" w:themeShade="CC" w:val="9E3A38"/>
@@ -14148,12 +14747,14 @@
     </w:tblStylePr>
     <w:tblStylePr w:type="firstCol">
       <w:rPr>
+        <w:rFonts w:eastAsia="黑体"/>
         <w:b/>
         <w:bCs/>
       </w:rPr>
     </w:tblStylePr>
     <w:tblStylePr w:type="lastCol">
       <w:rPr>
+        <w:rFonts w:eastAsia="黑体"/>
         <w:b/>
         <w:bCs/>
       </w:rPr>
@@ -14188,6 +14789,7 @@
       <w:spacing w:after="0" w:line="240" w:lineRule="auto"/>
     </w:pPr>
     <w:rPr>
+      <w:rFonts w:eastAsia="黑体"/>
       <w:color w:themeColor="text1" w:val="000000"/>
     </w:rPr>
     <w:tblPr>
@@ -14206,6 +14808,7 @@
     </w:tcPr>
     <w:tblStylePr w:type="firstRow">
       <w:rPr>
+        <w:rFonts w:eastAsia="黑体"/>
         <w:b/>
         <w:bCs/>
         <w:color w:themeColor="background1" w:val="FFFFFF"/>
@@ -14220,6 +14823,7 @@
     </w:tblStylePr>
     <w:tblStylePr w:type="lastRow">
       <w:rPr>
+        <w:rFonts w:eastAsia="黑体"/>
         <w:b/>
         <w:bCs/>
         <w:color w:themeColor="accent4" w:themeShade="CC" w:val="664E82"/>
@@ -14234,12 +14838,14 @@
     </w:tblStylePr>
     <w:tblStylePr w:type="firstCol">
       <w:rPr>
+        <w:rFonts w:eastAsia="黑体"/>
         <w:b/>
         <w:bCs/>
       </w:rPr>
     </w:tblStylePr>
     <w:tblStylePr w:type="lastCol">
       <w:rPr>
+        <w:rFonts w:eastAsia="黑体"/>
         <w:b/>
         <w:bCs/>
       </w:rPr>
@@ -14274,6 +14880,7 @@
       <w:spacing w:after="0" w:line="240" w:lineRule="auto"/>
     </w:pPr>
     <w:rPr>
+      <w:rFonts w:eastAsia="黑体"/>
       <w:color w:themeColor="text1" w:val="000000"/>
     </w:rPr>
     <w:tblPr>
@@ -14292,6 +14899,7 @@
     </w:tcPr>
     <w:tblStylePr w:type="firstRow">
       <w:rPr>
+        <w:rFonts w:eastAsia="黑体"/>
         <w:b/>
         <w:bCs/>
         <w:color w:themeColor="background1" w:val="FFFFFF"/>
@@ -14306,6 +14914,7 @@
     </w:tblStylePr>
     <w:tblStylePr w:type="lastRow">
       <w:rPr>
+        <w:rFonts w:eastAsia="黑体"/>
         <w:b/>
         <w:bCs/>
         <w:color w:themeColor="accent3" w:themeShade="CC" w:val="7E9C40"/>
@@ -14320,12 +14929,14 @@
     </w:tblStylePr>
     <w:tblStylePr w:type="firstCol">
       <w:rPr>
+        <w:rFonts w:eastAsia="黑体"/>
         <w:b/>
         <w:bCs/>
       </w:rPr>
     </w:tblStylePr>
     <w:tblStylePr w:type="lastCol">
       <w:rPr>
+        <w:rFonts w:eastAsia="黑体"/>
         <w:b/>
         <w:bCs/>
       </w:rPr>
@@ -14360,6 +14971,7 @@
       <w:spacing w:after="0" w:line="240" w:lineRule="auto"/>
     </w:pPr>
     <w:rPr>
+      <w:rFonts w:eastAsia="黑体"/>
       <w:color w:themeColor="text1" w:val="000000"/>
     </w:rPr>
     <w:tblPr>
@@ -14378,6 +14990,7 @@
     </w:tcPr>
     <w:tblStylePr w:type="firstRow">
       <w:rPr>
+        <w:rFonts w:eastAsia="黑体"/>
         <w:b/>
         <w:bCs/>
         <w:color w:themeColor="background1" w:val="FFFFFF"/>
@@ -14392,6 +15005,7 @@
     </w:tblStylePr>
     <w:tblStylePr w:type="lastRow">
       <w:rPr>
+        <w:rFonts w:eastAsia="黑体"/>
         <w:b/>
         <w:bCs/>
         <w:color w:themeColor="accent6" w:themeShade="CC" w:val="F2730A"/>
@@ -14406,12 +15020,14 @@
     </w:tblStylePr>
     <w:tblStylePr w:type="firstCol">
       <w:rPr>
+        <w:rFonts w:eastAsia="黑体"/>
         <w:b/>
         <w:bCs/>
       </w:rPr>
     </w:tblStylePr>
     <w:tblStylePr w:type="lastCol">
       <w:rPr>
+        <w:rFonts w:eastAsia="黑体"/>
         <w:b/>
         <w:bCs/>
       </w:rPr>
@@ -14446,6 +15062,7 @@
       <w:spacing w:after="0" w:line="240" w:lineRule="auto"/>
     </w:pPr>
     <w:rPr>
+      <w:rFonts w:eastAsia="黑体"/>
       <w:color w:themeColor="text1" w:val="000000"/>
     </w:rPr>
     <w:tblPr>
@@ -14464,6 +15081,7 @@
     </w:tcPr>
     <w:tblStylePr w:type="firstRow">
       <w:rPr>
+        <w:rFonts w:eastAsia="黑体"/>
         <w:b/>
         <w:bCs/>
         <w:color w:themeColor="background1" w:val="FFFFFF"/>
@@ -14478,6 +15096,7 @@
     </w:tblStylePr>
     <w:tblStylePr w:type="lastRow">
       <w:rPr>
+        <w:rFonts w:eastAsia="黑体"/>
         <w:b/>
         <w:bCs/>
         <w:color w:themeColor="accent5" w:themeShade="CC" w:val="348DA5"/>
@@ -14492,12 +15111,14 @@
     </w:tblStylePr>
     <w:tblStylePr w:type="firstCol">
       <w:rPr>
+        <w:rFonts w:eastAsia="黑体"/>
         <w:b/>
         <w:bCs/>
       </w:rPr>
     </w:tblStylePr>
     <w:tblStylePr w:type="lastCol">
       <w:rPr>
+        <w:rFonts w:eastAsia="黑体"/>
         <w:b/>
         <w:bCs/>
       </w:rPr>
@@ -14532,6 +15153,7 @@
       <w:spacing w:after="0" w:line="240" w:lineRule="auto"/>
     </w:pPr>
     <w:rPr>
+      <w:rFonts w:eastAsia="黑体"/>
       <w:color w:themeColor="text1" w:val="000000"/>
     </w:rPr>
     <w:tblPr>
@@ -14553,6 +15175,7 @@
     </w:tcPr>
     <w:tblStylePr w:type="firstRow">
       <w:rPr>
+        <w:rFonts w:eastAsia="黑体"/>
         <w:b/>
         <w:bCs/>
       </w:rPr>
@@ -14563,6 +15186,7 @@
     </w:tblStylePr>
     <w:tblStylePr w:type="lastRow">
       <w:rPr>
+        <w:rFonts w:eastAsia="黑体"/>
         <w:b/>
         <w:bCs/>
         <w:color w:themeColor="text1" w:val="000000"/>
@@ -14574,6 +15198,7 @@
     </w:tblStylePr>
     <w:tblStylePr w:type="firstCol">
       <w:rPr>
+        <w:rFonts w:eastAsia="黑体"/>
         <w:color w:themeColor="background1" w:val="FFFFFF"/>
       </w:rPr>
       <w:tblPr/>
@@ -14583,6 +15208,7 @@
     </w:tblStylePr>
     <w:tblStylePr w:type="lastCol">
       <w:rPr>
+        <w:rFonts w:eastAsia="黑体"/>
         <w:color w:themeColor="background1" w:val="FFFFFF"/>
       </w:rPr>
       <w:tblPr/>
@@ -14612,6 +15238,7 @@
       <w:spacing w:after="0" w:line="240" w:lineRule="auto"/>
     </w:pPr>
     <w:rPr>
+      <w:rFonts w:eastAsia="黑体"/>
       <w:color w:themeColor="text1" w:val="000000"/>
     </w:rPr>
     <w:tblPr>
@@ -14633,6 +15260,7 @@
     </w:tcPr>
     <w:tblStylePr w:type="firstRow">
       <w:rPr>
+        <w:rFonts w:eastAsia="黑体"/>
         <w:b/>
         <w:bCs/>
       </w:rPr>
@@ -14643,6 +15271,7 @@
     </w:tblStylePr>
     <w:tblStylePr w:type="lastRow">
       <w:rPr>
+        <w:rFonts w:eastAsia="黑体"/>
         <w:b/>
         <w:bCs/>
         <w:color w:themeColor="text1" w:val="000000"/>
@@ -14654,6 +15283,7 @@
     </w:tblStylePr>
     <w:tblStylePr w:type="firstCol">
       <w:rPr>
+        <w:rFonts w:eastAsia="黑体"/>
         <w:color w:themeColor="background1" w:val="FFFFFF"/>
       </w:rPr>
       <w:tblPr/>
@@ -14663,6 +15293,7 @@
     </w:tblStylePr>
     <w:tblStylePr w:type="lastCol">
       <w:rPr>
+        <w:rFonts w:eastAsia="黑体"/>
         <w:color w:themeColor="background1" w:val="FFFFFF"/>
       </w:rPr>
       <w:tblPr/>
@@ -14692,6 +15323,7 @@
       <w:spacing w:after="0" w:line="240" w:lineRule="auto"/>
     </w:pPr>
     <w:rPr>
+      <w:rFonts w:eastAsia="黑体"/>
       <w:color w:themeColor="text1" w:val="000000"/>
     </w:rPr>
     <w:tblPr>
@@ -14713,6 +15345,7 @@
     </w:tcPr>
     <w:tblStylePr w:type="firstRow">
       <w:rPr>
+        <w:rFonts w:eastAsia="黑体"/>
         <w:b/>
         <w:bCs/>
       </w:rPr>
@@ -14723,6 +15356,7 @@
     </w:tblStylePr>
     <w:tblStylePr w:type="lastRow">
       <w:rPr>
+        <w:rFonts w:eastAsia="黑体"/>
         <w:b/>
         <w:bCs/>
         <w:color w:themeColor="text1" w:val="000000"/>
@@ -14734,6 +15368,7 @@
     </w:tblStylePr>
     <w:tblStylePr w:type="firstCol">
       <w:rPr>
+        <w:rFonts w:eastAsia="黑体"/>
         <w:color w:themeColor="background1" w:val="FFFFFF"/>
       </w:rPr>
       <w:tblPr/>
@@ -14743,6 +15378,7 @@
     </w:tblStylePr>
     <w:tblStylePr w:type="lastCol">
       <w:rPr>
+        <w:rFonts w:eastAsia="黑体"/>
         <w:color w:themeColor="background1" w:val="FFFFFF"/>
       </w:rPr>
       <w:tblPr/>
@@ -14772,6 +15408,7 @@
       <w:spacing w:after="0" w:line="240" w:lineRule="auto"/>
     </w:pPr>
     <w:rPr>
+      <w:rFonts w:eastAsia="黑体"/>
       <w:color w:themeColor="text1" w:val="000000"/>
     </w:rPr>
     <w:tblPr>
@@ -14793,6 +15430,7 @@
     </w:tcPr>
     <w:tblStylePr w:type="firstRow">
       <w:rPr>
+        <w:rFonts w:eastAsia="黑体"/>
         <w:b/>
         <w:bCs/>
       </w:rPr>
@@ -14803,6 +15441,7 @@
     </w:tblStylePr>
     <w:tblStylePr w:type="lastRow">
       <w:rPr>
+        <w:rFonts w:eastAsia="黑体"/>
         <w:b/>
         <w:bCs/>
         <w:color w:themeColor="text1" w:val="000000"/>
@@ -14814,6 +15453,7 @@
     </w:tblStylePr>
     <w:tblStylePr w:type="firstCol">
       <w:rPr>
+        <w:rFonts w:eastAsia="黑体"/>
         <w:color w:themeColor="background1" w:val="FFFFFF"/>
       </w:rPr>
       <w:tblPr/>
@@ -14823,6 +15463,7 @@
     </w:tblStylePr>
     <w:tblStylePr w:type="lastCol">
       <w:rPr>
+        <w:rFonts w:eastAsia="黑体"/>
         <w:color w:themeColor="background1" w:val="FFFFFF"/>
       </w:rPr>
       <w:tblPr/>
@@ -14852,6 +15493,7 @@
       <w:spacing w:after="0" w:line="240" w:lineRule="auto"/>
     </w:pPr>
     <w:rPr>
+      <w:rFonts w:eastAsia="黑体"/>
       <w:color w:themeColor="text1" w:val="000000"/>
     </w:rPr>
     <w:tblPr>
@@ -14873,6 +15515,7 @@
     </w:tcPr>
     <w:tblStylePr w:type="firstRow">
       <w:rPr>
+        <w:rFonts w:eastAsia="黑体"/>
         <w:b/>
         <w:bCs/>
       </w:rPr>
@@ -14883,6 +15526,7 @@
     </w:tblStylePr>
     <w:tblStylePr w:type="lastRow">
       <w:rPr>
+        <w:rFonts w:eastAsia="黑体"/>
         <w:b/>
         <w:bCs/>
         <w:color w:themeColor="text1" w:val="000000"/>
@@ -14894,6 +15538,7 @@
     </w:tblStylePr>
     <w:tblStylePr w:type="firstCol">
       <w:rPr>
+        <w:rFonts w:eastAsia="黑体"/>
         <w:color w:themeColor="background1" w:val="FFFFFF"/>
       </w:rPr>
       <w:tblPr/>
@@ -14903,6 +15548,7 @@
     </w:tblStylePr>
     <w:tblStylePr w:type="lastCol">
       <w:rPr>
+        <w:rFonts w:eastAsia="黑体"/>
         <w:color w:themeColor="background1" w:val="FFFFFF"/>
       </w:rPr>
       <w:tblPr/>
@@ -14932,6 +15578,7 @@
       <w:spacing w:after="0" w:line="240" w:lineRule="auto"/>
     </w:pPr>
     <w:rPr>
+      <w:rFonts w:eastAsia="黑体"/>
       <w:color w:themeColor="text1" w:val="000000"/>
     </w:rPr>
     <w:tblPr>
@@ -14953,6 +15600,7 @@
     </w:tcPr>
     <w:tblStylePr w:type="firstRow">
       <w:rPr>
+        <w:rFonts w:eastAsia="黑体"/>
         <w:b/>
         <w:bCs/>
       </w:rPr>
@@ -14963,6 +15611,7 @@
     </w:tblStylePr>
     <w:tblStylePr w:type="lastRow">
       <w:rPr>
+        <w:rFonts w:eastAsia="黑体"/>
         <w:b/>
         <w:bCs/>
         <w:color w:themeColor="text1" w:val="000000"/>
@@ -14974,6 +15623,7 @@
     </w:tblStylePr>
     <w:tblStylePr w:type="firstCol">
       <w:rPr>
+        <w:rFonts w:eastAsia="黑体"/>
         <w:color w:themeColor="background1" w:val="FFFFFF"/>
       </w:rPr>
       <w:tblPr/>
@@ -14983,6 +15633,7 @@
     </w:tblStylePr>
     <w:tblStylePr w:type="lastCol">
       <w:rPr>
+        <w:rFonts w:eastAsia="黑体"/>
         <w:color w:themeColor="background1" w:val="FFFFFF"/>
       </w:rPr>
       <w:tblPr/>
@@ -15012,6 +15663,7 @@
       <w:spacing w:after="0" w:line="240" w:lineRule="auto"/>
     </w:pPr>
     <w:rPr>
+      <w:rFonts w:eastAsia="黑体"/>
       <w:color w:themeColor="text1" w:val="000000"/>
     </w:rPr>
     <w:tblPr>
@@ -15033,6 +15685,7 @@
     </w:tcPr>
     <w:tblStylePr w:type="firstRow">
       <w:rPr>
+        <w:rFonts w:eastAsia="黑体"/>
         <w:b/>
         <w:bCs/>
       </w:rPr>
@@ -15043,6 +15696,7 @@
     </w:tblStylePr>
     <w:tblStylePr w:type="lastRow">
       <w:rPr>
+        <w:rFonts w:eastAsia="黑体"/>
         <w:b/>
         <w:bCs/>
         <w:color w:themeColor="text1" w:val="000000"/>
@@ -15054,6 +15708,7 @@
     </w:tblStylePr>
     <w:tblStylePr w:type="firstCol">
       <w:rPr>
+        <w:rFonts w:eastAsia="黑体"/>
         <w:color w:themeColor="background1" w:val="FFFFFF"/>
       </w:rPr>
       <w:tblPr/>
@@ -15063,6 +15718,7 @@
     </w:tblStylePr>
     <w:tblStylePr w:type="lastCol">
       <w:rPr>
+        <w:rFonts w:eastAsia="黑体"/>
         <w:color w:themeColor="background1" w:val="FFFFFF"/>
       </w:rPr>
       <w:tblPr/>
@@ -15095,6 +15751,7 @@
     <w:name w:val="KeywordTok"/>
     <w:basedOn w:val="VerbatimChar"/>
     <w:rPr>
+      <w:rFonts w:eastAsia="黑体"/>
       <w:b/>
       <w:color w:val="007020"/>
     </w:rPr>
@@ -15103,6 +15760,7 @@
     <w:name w:val="DataTypeTok"/>
     <w:basedOn w:val="VerbatimChar"/>
     <w:rPr>
+      <w:rFonts w:eastAsia="黑体"/>
       <w:color w:val="902000"/>
     </w:rPr>
   </w:style>
@@ -15110,6 +15768,7 @@
     <w:name w:val="DecValTok"/>
     <w:basedOn w:val="VerbatimChar"/>
     <w:rPr>
+      <w:rFonts w:eastAsia="黑体"/>
       <w:color w:val="40a070"/>
     </w:rPr>
   </w:style>
@@ -15117,6 +15776,7 @@
     <w:name w:val="BaseNTok"/>
     <w:basedOn w:val="VerbatimChar"/>
     <w:rPr>
+      <w:rFonts w:eastAsia="黑体"/>
       <w:color w:val="40a070"/>
     </w:rPr>
   </w:style>
@@ -15124,6 +15784,7 @@
     <w:name w:val="FloatTok"/>
     <w:basedOn w:val="VerbatimChar"/>
     <w:rPr>
+      <w:rFonts w:eastAsia="黑体"/>
       <w:color w:val="40a070"/>
     </w:rPr>
   </w:style>
@@ -15131,6 +15792,7 @@
     <w:name w:val="ConstantTok"/>
     <w:basedOn w:val="VerbatimChar"/>
     <w:rPr>
+      <w:rFonts w:eastAsia="黑体"/>
       <w:color w:val="880000"/>
     </w:rPr>
   </w:style>
@@ -15138,6 +15800,7 @@
     <w:name w:val="CharTok"/>
     <w:basedOn w:val="VerbatimChar"/>
     <w:rPr>
+      <w:rFonts w:eastAsia="黑体"/>
       <w:color w:val="4070a0"/>
     </w:rPr>
   </w:style>
@@ -15145,6 +15808,7 @@
     <w:name w:val="SpecialCharTok"/>
     <w:basedOn w:val="VerbatimChar"/>
     <w:rPr>
+      <w:rFonts w:eastAsia="黑体"/>
       <w:color w:val="4070a0"/>
     </w:rPr>
   </w:style>
@@ -15152,6 +15816,7 @@
     <w:name w:val="StringTok"/>
     <w:basedOn w:val="VerbatimChar"/>
     <w:rPr>
+      <w:rFonts w:eastAsia="黑体"/>
       <w:color w:val="4070a0"/>
     </w:rPr>
   </w:style>
@@ -15159,6 +15824,7 @@
     <w:name w:val="VerbatimStringTok"/>
     <w:basedOn w:val="VerbatimChar"/>
     <w:rPr>
+      <w:rFonts w:eastAsia="黑体"/>
       <w:color w:val="4070a0"/>
     </w:rPr>
   </w:style>
@@ -15166,6 +15832,7 @@
     <w:name w:val="SpecialStringTok"/>
     <w:basedOn w:val="VerbatimChar"/>
     <w:rPr>
+      <w:rFonts w:eastAsia="黑体"/>
       <w:color w:val="bb6688"/>
     </w:rPr>
   </w:style>
@@ -15173,6 +15840,7 @@
     <w:name w:val="ImportTok"/>
     <w:basedOn w:val="VerbatimChar"/>
     <w:rPr>
+      <w:rFonts w:eastAsia="黑体"/>
       <w:b/>
       <w:color w:val="008000"/>
     </w:rPr>
@@ -15181,6 +15849,7 @@
     <w:name w:val="CommentTok"/>
     <w:basedOn w:val="VerbatimChar"/>
     <w:rPr>
+      <w:rFonts w:eastAsia="黑体"/>
       <w:i/>
       <w:color w:val="60a0b0"/>
     </w:rPr>
@@ -15189,6 +15858,7 @@
     <w:name w:val="DocumentationTok"/>
     <w:basedOn w:val="VerbatimChar"/>
     <w:rPr>
+      <w:rFonts w:eastAsia="黑体"/>
       <w:i/>
       <w:color w:val="ba2121"/>
     </w:rPr>
@@ -15197,6 +15867,7 @@
     <w:name w:val="AnnotationTok"/>
     <w:basedOn w:val="VerbatimChar"/>
     <w:rPr>
+      <w:rFonts w:eastAsia="黑体"/>
       <w:b/>
       <w:i/>
       <w:color w:val="60a0b0"/>
@@ -15206,6 +15877,7 @@
     <w:name w:val="CommentVarTok"/>
     <w:basedOn w:val="VerbatimChar"/>
     <w:rPr>
+      <w:rFonts w:eastAsia="黑体"/>
       <w:b/>
       <w:i/>
       <w:color w:val="60a0b0"/>
@@ -15215,6 +15887,7 @@
     <w:name w:val="OtherTok"/>
     <w:basedOn w:val="VerbatimChar"/>
     <w:rPr>
+      <w:rFonts w:eastAsia="黑体"/>
       <w:color w:val="007020"/>
     </w:rPr>
   </w:style>
@@ -15222,6 +15895,7 @@
     <w:name w:val="FunctionTok"/>
     <w:basedOn w:val="VerbatimChar"/>
     <w:rPr>
+      <w:rFonts w:eastAsia="黑体"/>
       <w:color w:val="06287e"/>
     </w:rPr>
   </w:style>
@@ -15229,6 +15903,7 @@
     <w:name w:val="VariableTok"/>
     <w:basedOn w:val="VerbatimChar"/>
     <w:rPr>
+      <w:rFonts w:eastAsia="黑体"/>
       <w:color w:val="19177c"/>
     </w:rPr>
   </w:style>
@@ -15236,6 +15911,7 @@
     <w:name w:val="ControlFlowTok"/>
     <w:basedOn w:val="VerbatimChar"/>
     <w:rPr>
+      <w:rFonts w:eastAsia="黑体"/>
       <w:b/>
       <w:color w:val="007020"/>
     </w:rPr>
@@ -15244,6 +15920,7 @@
     <w:name w:val="OperatorTok"/>
     <w:basedOn w:val="VerbatimChar"/>
     <w:rPr>
+      <w:rFonts w:eastAsia="黑体"/>
       <w:color w:val="666666"/>
     </w:rPr>
   </w:style>
@@ -15251,18 +15928,22 @@
     <w:name w:val="BuiltInTok"/>
     <w:basedOn w:val="VerbatimChar"/>
     <w:rPr>
+      <w:rFonts w:eastAsia="黑体"/>
       <w:color w:val="008000"/>
     </w:rPr>
   </w:style>
   <w:style w:type="character" w:customStyle="1" w:styleId="ExtensionTok">
     <w:name w:val="ExtensionTok"/>
     <w:basedOn w:val="VerbatimChar"/>
-    <w:rPr/>
+    <w:rPr>
+      <w:rFonts w:eastAsia="黑体"/>
+    </w:rPr>
   </w:style>
   <w:style w:type="character" w:customStyle="1" w:styleId="PreprocessorTok">
     <w:name w:val="PreprocessorTok"/>
     <w:basedOn w:val="VerbatimChar"/>
     <w:rPr>
+      <w:rFonts w:eastAsia="黑体"/>
       <w:color w:val="bc7a00"/>
     </w:rPr>
   </w:style>
@@ -15270,18 +15951,22 @@
     <w:name w:val="AttributeTok"/>
     <w:basedOn w:val="VerbatimChar"/>
     <w:rPr>
+      <w:rFonts w:eastAsia="黑体"/>
       <w:color w:val="7d9029"/>
     </w:rPr>
   </w:style>
   <w:style w:type="character" w:customStyle="1" w:styleId="RegionMarkerTok">
     <w:name w:val="RegionMarkerTok"/>
     <w:basedOn w:val="VerbatimChar"/>
-    <w:rPr/>
+    <w:rPr>
+      <w:rFonts w:eastAsia="黑体"/>
+    </w:rPr>
   </w:style>
   <w:style w:type="character" w:customStyle="1" w:styleId="InformationTok">
     <w:name w:val="InformationTok"/>
     <w:basedOn w:val="VerbatimChar"/>
     <w:rPr>
+      <w:rFonts w:eastAsia="黑体"/>
       <w:b/>
       <w:i/>
       <w:color w:val="60a0b0"/>
@@ -15291,6 +15976,7 @@
     <w:name w:val="WarningTok"/>
     <w:basedOn w:val="VerbatimChar"/>
     <w:rPr>
+      <w:rFonts w:eastAsia="黑体"/>
       <w:b/>
       <w:i/>
       <w:color w:val="60a0b0"/>
@@ -15300,6 +15986,7 @@
     <w:name w:val="AlertTok"/>
     <w:basedOn w:val="VerbatimChar"/>
     <w:rPr>
+      <w:rFonts w:eastAsia="黑体"/>
       <w:b/>
       <w:color w:val="ff0000"/>
     </w:rPr>
@@ -15308,6 +15995,7 @@
     <w:name w:val="ErrorTok"/>
     <w:basedOn w:val="VerbatimChar"/>
     <w:rPr>
+      <w:rFonts w:eastAsia="黑体"/>
       <w:b/>
       <w:color w:val="ff0000"/>
     </w:rPr>
@@ -15315,7 +16003,9 @@
   <w:style w:type="character" w:customStyle="1" w:styleId="NormalTok">
     <w:name w:val="NormalTok"/>
     <w:basedOn w:val="VerbatimChar"/>
-    <w:rPr/>
+    <w:rPr>
+      <w:rFonts w:eastAsia="黑体"/>
+    </w:rPr>
   </w:style>
 </w:styles>
 </file>
@@ -15364,12 +16054,12 @@
     <a:fontScheme name="Office">
       <a:majorFont>
         <a:latin typeface="Calibri"/>
-        <a:ea typeface=""/>
+        <a:ea typeface="黑体"/>
         <a:cs typeface=""/>
         <a:font script="Jpan" typeface="ＭＳ ゴシック"/>
         <a:font script="Hang" typeface="맑은 고딕"/>
-        <a:font script="Hans" typeface="宋体"/>
-        <a:font script="Hant" typeface="新細明體"/>
+        <a:font script="Hans" typeface="黑体"/>
+        <a:font script="Hant" typeface="黑体"/>
         <a:font script="Arab" typeface="Times New Roman"/>
         <a:font script="Hebr" typeface="Times New Roman"/>
         <a:font script="Thai" typeface="Angsana New"/>
@@ -15399,12 +16089,12 @@
       </a:majorFont>
       <a:minorFont>
         <a:latin typeface="Cambria"/>
-        <a:ea typeface=""/>
+        <a:ea typeface="黑体"/>
         <a:cs typeface=""/>
         <a:font script="Jpan" typeface="ＭＳ 明朝"/>
         <a:font script="Hang" typeface="맑은 고딕"/>
-        <a:font script="Hans" typeface="宋体"/>
-        <a:font script="Hant" typeface="新細明體"/>
+        <a:font script="Hans" typeface="黑体"/>
+        <a:font script="Hant" typeface="黑体"/>
         <a:font script="Arab" typeface="Arial"/>
         <a:font script="Hebr" typeface="Arial"/>
         <a:font script="Thai" typeface="Cordia New"/>

--- a/02-放大电路/01-运算放大电路/跨阻放大电路TIA/跨阻放大电路TIA.docx
+++ b/02-放大电路/01-运算放大电路/跨阻放大电路TIA/跨阻放大电路TIA.docx
@@ -2983,7 +2983,7 @@
           <w:color w:val="555555"/>
           <w:sz w:val="21"/>
         </w:rPr>
-        <w:t>材料收集者：杜文杰，WX手机：19519196569，QQ:3478827729</w:t>
+        <w:t>材料收集者：杜文杰，微信/手机：19519196569，QQ:3478827729</w:t>
       </w:r>
     </w:p>
     <w:sectPr>
